--- a/courseware/n8n Automation Learner Guide.docx
+++ b/courseware/n8n Automation Learner Guide.docx
@@ -3908,292 +3908,12 @@
     </w:p>
     <w:p>
       <w:pPr>
-        <w:pStyle w:val="Heading2"/>
-      </w:pPr>
-      <w:r>
-        <w:t>Step-by-step</w:t>
-      </w:r>
-    </w:p>
-    <w:p>
-      <w:pPr>
-        <w:pStyle w:val="ListNumber"/>
-      </w:pPr>
-      <w:r>
-        <w:t xml:space="preserve">Prepare knowledge documents. Use the provided </w:t>
-      </w:r>
-      <w:r>
-        <w:rPr>
-          <w:rFonts w:ascii="Consolas" w:hAnsi="Consolas"/>
-          <w:color w:val="C7254E"/>
-        </w:rPr>
-        <w:t>MyCompany-HR-SOP.docx</w:t>
-      </w:r>
-      <w:r>
-        <w:t xml:space="preserve"> and </w:t>
-      </w:r>
-      <w:r>
-        <w:rPr>
-          <w:rFonts w:ascii="Consolas" w:hAnsi="Consolas"/>
-          <w:color w:val="C7254E"/>
-        </w:rPr>
-        <w:t>MyCompany-IT-Support-FAQ.docx</w:t>
-      </w:r>
-      <w:r>
-        <w:t>, or generate fresh ones with Claude Code (e.g. an employee-benefits FAQ or product info).</w:t>
-      </w:r>
-    </w:p>
-    <w:p>
-      <w:pPr>
-        <w:pStyle w:val="ListNumber"/>
-      </w:pPr>
-      <w:r>
-        <w:t xml:space="preserve">Build the </w:t>
-      </w:r>
-      <w:r>
-        <w:rPr>
-          <w:b/>
-        </w:rPr>
-        <w:t>ingestion</w:t>
-      </w:r>
-      <w:r>
-        <w:t xml:space="preserve"> path: an upload point → </w:t>
-      </w:r>
-      <w:r>
-        <w:rPr>
-          <w:b/>
-        </w:rPr>
-        <w:t>Embeddings (OpenAI)</w:t>
-      </w:r>
-      <w:r>
-        <w:t xml:space="preserve"> → </w:t>
-      </w:r>
-      <w:r>
-        <w:rPr>
-          <w:b/>
-        </w:rPr>
-        <w:t>Vector Store (Insert)</w:t>
-      </w:r>
-      <w:r>
-        <w:t xml:space="preserve"> with a </w:t>
-      </w:r>
-      <w:r>
-        <w:rPr>
-          <w:b/>
-        </w:rPr>
-        <w:t>Default Data Loader</w:t>
-      </w:r>
-      <w:r>
-        <w:t xml:space="preserve"> so your documents are embedded and stored.</w:t>
-      </w:r>
-    </w:p>
-    <w:p>
-      <w:pPr>
-        <w:pStyle w:val="ListNumber"/>
-      </w:pPr>
-      <w:r>
-        <w:t xml:space="preserve">In your Telegram agent, add a </w:t>
-      </w:r>
-      <w:r>
-        <w:rPr>
-          <w:b/>
-        </w:rPr>
-        <w:t>Vector Store</w:t>
-      </w:r>
-      <w:r>
-        <w:t xml:space="preserve"> retrieval </w:t>
-      </w:r>
-      <w:r>
-        <w:rPr>
-          <w:b/>
-        </w:rPr>
-        <w:t>tool</w:t>
-      </w:r>
-      <w:r>
-        <w:t xml:space="preserve"> (the RAG source) alongside the existing </w:t>
-      </w:r>
-      <w:r>
-        <w:rPr>
-          <w:b/>
-        </w:rPr>
-        <w:t>Data Table</w:t>
-      </w:r>
-      <w:r>
-        <w:t xml:space="preserve"> tool — the agent now has </w:t>
-      </w:r>
-      <w:r>
-        <w:rPr>
-          <w:b/>
-        </w:rPr>
-        <w:t>two</w:t>
-      </w:r>
-      <w:r>
-        <w:t xml:space="preserve"> data sources.</w:t>
-      </w:r>
-    </w:p>
-    <w:p>
-      <w:pPr>
-        <w:pStyle w:val="ListNumber"/>
-      </w:pPr>
-      <w:r>
-        <w:t xml:space="preserve">Rewrite the </w:t>
-      </w:r>
-      <w:r>
-        <w:rPr>
-          <w:b/>
-        </w:rPr>
-        <w:t>System Instruction</w:t>
-      </w:r>
-      <w:r>
-        <w:t xml:space="preserve"> to route correctly: "Use the </w:t>
-      </w:r>
-      <w:r>
-        <w:rPr>
-          <w:b/>
-        </w:rPr>
-        <w:t>Knowledge Base</w:t>
-      </w:r>
-      <w:r>
-        <w:t xml:space="preserve"> tool for policy/FAQ questions and the </w:t>
-      </w:r>
-      <w:r>
-        <w:rPr>
-          <w:b/>
-        </w:rPr>
-        <w:t>Employees</w:t>
-      </w:r>
-      <w:r>
-        <w:t xml:space="preserve"> tool for staff-record questions. Never mix the two."</w:t>
-      </w:r>
-    </w:p>
-    <w:p>
-      <w:pPr>
-        <w:pStyle w:val="ListNumber"/>
-      </w:pPr>
-      <w:r>
-        <w:rPr>
-          <w:b/>
-        </w:rPr>
-        <w:t>Save</w:t>
-      </w:r>
-      <w:r>
-        <w:t xml:space="preserve"> and keep </w:t>
-      </w:r>
-      <w:r>
-        <w:rPr>
-          <w:b/>
-        </w:rPr>
-        <w:t>Active</w:t>
-      </w:r>
-      <w:r>
-        <w:t>.</w:t>
-      </w:r>
-    </w:p>
-    <w:p>
-      <w:pPr>
-        <w:shd w:val="clear" w:color="auto" w:fill="FFF4E5"/>
-      </w:pPr>
-      <w:r>
-        <w:rPr>
-          <w:b/>
-          <w:color w:val="B56A00"/>
-        </w:rPr>
-        <w:t xml:space="preserve">Note:  </w:t>
-      </w:r>
-      <w:r>
-        <w:t>Get a few learners to present their chatbot and show it answering both a policy question (RAG) and a staff-record question (Data Table).</w:t>
-      </w:r>
-    </w:p>
-    <w:p>
-      <w:pPr>
-        <w:shd w:val="clear" w:color="auto" w:fill="E8F7EE"/>
-      </w:pPr>
-      <w:r>
-        <w:rPr>
-          <w:b/>
-          <w:color w:val="127A3E"/>
-        </w:rPr>
-        <w:t xml:space="preserve">✅ Test it:  </w:t>
-      </w:r>
-      <w:r>
-        <w:t>Ask a policy question ("How many days of annual leave do I get?") and a record question ("What is Alice's role?") and confirm each is answered from the correct source.</w:t>
-      </w:r>
-    </w:p>
-    <w:p>
-      <w:pPr>
-        <w:spacing w:before="40" w:after="40"/>
-        <w:pBdr>
-          <w:bottom w:val="single" w:sz="6" w:space="1" w:color="D0D7DE"/>
-        </w:pBdr>
-      </w:pPr>
-    </w:p>
-    <w:p>
-      <w:pPr>
-        <w:pStyle w:val="Heading1"/>
-      </w:pPr>
-      <w:r>
-        <w:t>Activity 6 — Website Chatbot via Webhook (Investment Advisor)</w:t>
-      </w:r>
-    </w:p>
-    <w:p>
-      <w:r>
-        <w:rPr>
-          <w:b/>
-        </w:rPr>
-        <w:t>Folder:</w:t>
-      </w:r>
-      <w:r>
-        <w:t xml:space="preserve"> </w:t>
-      </w:r>
-      <w:r>
-        <w:rPr>
-          <w:rFonts w:ascii="Consolas" w:hAnsi="Consolas"/>
-          <w:color w:val="C7254E"/>
-        </w:rPr>
-        <w:t>labs/activity6-investment-advisor/</w:t>
-      </w:r>
-      <w:r>
-        <w:t xml:space="preserve">  ·  Reference: https://alfredang.github.io/n8n-investmentadvisor/</w:t>
-      </w:r>
-    </w:p>
-    <w:p>
-      <w:pPr>
-        <w:pStyle w:val="Heading2"/>
-      </w:pPr>
-      <w:r>
-        <w:t>Goal</w:t>
-      </w:r>
-    </w:p>
-    <w:p>
-      <w:r>
-        <w:t xml:space="preserve">Expose an AI agent to a </w:t>
-      </w:r>
-      <w:r>
-        <w:rPr>
-          <w:b/>
-        </w:rPr>
-        <w:t>public website</w:t>
-      </w:r>
-      <w:r>
-        <w:t xml:space="preserve"> using a </w:t>
-      </w:r>
-      <w:r>
-        <w:rPr>
-          <w:b/>
-        </w:rPr>
-        <w:t>Webhook</w:t>
-      </w:r>
-      <w:r>
-        <w:t>. The provided one-page Investment Advisor site has an enquiry form and a floating chatbot; both POST to a single n8n webhook, which routes to an email-the-advisor path and an AI-chat path.</w:t>
-      </w:r>
-    </w:p>
-    <w:p>
-      <w:pPr>
         <w:jc w:val="center"/>
       </w:pPr>
       <w:r>
         <w:drawing>
           <wp:inline xmlns:a="http://schemas.openxmlformats.org/drawingml/2006/main" xmlns:pic="http://schemas.openxmlformats.org/drawingml/2006/picture">
-            <wp:extent cx="5669280" cy="3371197"/>
+            <wp:extent cx="5669280" cy="2854577"/>
             <wp:docPr id="10" name="Picture 10"/>
             <wp:cNvGraphicFramePr>
               <a:graphicFrameLocks noChangeAspect="1"/>
@@ -4202,7 +3922,7 @@
               <a:graphicData uri="http://schemas.openxmlformats.org/drawingml/2006/picture">
                 <pic:pic>
                   <pic:nvPicPr>
-                    <pic:cNvPr id="0" name="Activity6-Investment-Advisor.png"/>
+                    <pic:cNvPr id="0" name="rag-flow.png"/>
                     <pic:cNvPicPr/>
                   </pic:nvPicPr>
                   <pic:blipFill>
@@ -4214,7 +3934,7 @@
                   <pic:spPr>
                     <a:xfrm>
                       <a:off x="0" y="0"/>
-                      <a:ext cx="5669280" cy="3371197"/>
+                      <a:ext cx="5669280" cy="2854577"/>
                     </a:xfrm>
                     <a:prstGeom prst="rect"/>
                   </pic:spPr>
@@ -4235,7 +3955,7 @@
           <w:color w:val="555B66"/>
           <w:sz w:val="18"/>
         </w:rPr>
-        <w:t>Activity 6 workflow — Webhook chatbot + enquiry</w:t>
+        <w:t>How RAG works — User → Prompt → Data Retrieval (search/retrieve over your data sources) → Generator → Response</w:t>
       </w:r>
     </w:p>
     <w:p>
@@ -4243,120 +3963,35 @@
         <w:pStyle w:val="Heading2"/>
       </w:pPr>
       <w:r>
-        <w:t>Concepts — Webhooks</w:t>
+        <w:t>Step-by-step</w:t>
       </w:r>
     </w:p>
     <w:p>
       <w:pPr>
-        <w:pStyle w:val="ListBullet"/>
-      </w:pPr>
-      <w:r>
-        <w:t xml:space="preserve">A </w:t>
-      </w:r>
-      <w:r>
-        <w:rPr>
-          <w:b/>
-        </w:rPr>
-        <w:t>Webhook</w:t>
-      </w:r>
-      <w:r>
-        <w:t xml:space="preserve"> is a URL that external systems (a website, another app) call to </w:t>
-      </w:r>
-      <w:r>
-        <w:rPr>
-          <w:b/>
-        </w:rPr>
-        <w:t>trigger</w:t>
-      </w:r>
-      <w:r>
-        <w:t xml:space="preserve"> your workflow.</w:t>
-      </w:r>
-    </w:p>
-    <w:p>
-      <w:pPr>
-        <w:pStyle w:val="ListBullet"/>
-      </w:pPr>
-      <w:r>
-        <w:t>Use cases: website chat, form submissions, payment events, GitHub/Stripe notifications — any external trigger.</w:t>
-      </w:r>
-    </w:p>
-    <w:p>
-      <w:pPr>
-        <w:pStyle w:val="ListBullet"/>
-      </w:pPr>
-      <w:r>
-        <w:t xml:space="preserve">Pair the Webhook trigger with a </w:t>
-      </w:r>
-      <w:r>
-        <w:rPr>
-          <w:b/>
-        </w:rPr>
-        <w:t>Respond to Webhook</w:t>
-      </w:r>
-      <w:r>
-        <w:t xml:space="preserve"> node to send a reply back to the caller.</w:t>
-      </w:r>
-    </w:p>
-    <w:p>
-      <w:pPr>
-        <w:pStyle w:val="Heading2"/>
-      </w:pPr>
-      <w:r>
-        <w:t>Step-by-step</w:t>
-      </w:r>
-    </w:p>
-    <w:p>
-      <w:pPr>
         <w:pStyle w:val="ListNumber"/>
       </w:pPr>
       <w:r>
-        <w:t xml:space="preserve">Import </w:t>
+        <w:t xml:space="preserve">Prepare knowledge documents. Use the provided </w:t>
       </w:r>
       <w:r>
         <w:rPr>
           <w:rFonts w:ascii="Consolas" w:hAnsi="Consolas"/>
           <w:color w:val="C7254E"/>
         </w:rPr>
-        <w:t>Activity6-Investment-Advisor.json</w:t>
-      </w:r>
-      <w:r>
-        <w:t xml:space="preserve"> into n8n.</w:t>
-      </w:r>
-    </w:p>
-    <w:p>
-      <w:pPr>
-        <w:pStyle w:val="ListNumber"/>
-      </w:pPr>
-      <w:r>
-        <w:t xml:space="preserve">Open the </w:t>
-      </w:r>
-      <w:r>
-        <w:rPr>
-          <w:b/>
-        </w:rPr>
-        <w:t>Webhook</w:t>
-      </w:r>
-      <w:r>
-        <w:t xml:space="preserve"> node(s) and ensure </w:t>
-      </w:r>
-      <w:r>
-        <w:rPr>
-          <w:b/>
-        </w:rPr>
-        <w:t>Allowed Origins (CORS)</w:t>
-      </w:r>
-      <w:r>
-        <w:t xml:space="preserve"> is </w:t>
+        <w:t>MyCompany-HR-SOP.docx</w:t>
+      </w:r>
+      <w:r>
+        <w:t xml:space="preserve"> and </w:t>
       </w:r>
       <w:r>
         <w:rPr>
           <w:rFonts w:ascii="Consolas" w:hAnsi="Consolas"/>
           <w:color w:val="C7254E"/>
         </w:rPr>
-        <w:t>*</w:t>
-      </w:r>
-      <w:r>
-        <w:t xml:space="preserve"> so the browser page can call it.</w:t>
+        <w:t>MyCompany-IT-Support-FAQ.docx</w:t>
+      </w:r>
+      <w:r>
+        <w:t>, or generate fresh ones with Claude Code (e.g. an employee-benefits FAQ or product info).</w:t>
       </w:r>
     </w:p>
     <w:p>
@@ -4364,25 +3999,43 @@
         <w:pStyle w:val="ListNumber"/>
       </w:pPr>
       <w:r>
-        <w:t xml:space="preserve">Re-select your </w:t>
+        <w:t xml:space="preserve">Build the </w:t>
       </w:r>
       <w:r>
         <w:rPr>
           <w:b/>
         </w:rPr>
-        <w:t>OpenAI</w:t>
-      </w:r>
-      <w:r>
-        <w:t xml:space="preserve"> and </w:t>
+        <w:t>ingestion</w:t>
+      </w:r>
+      <w:r>
+        <w:t xml:space="preserve"> path: an upload point → </w:t>
       </w:r>
       <w:r>
         <w:rPr>
           <w:b/>
         </w:rPr>
-        <w:t>Gmail</w:t>
-      </w:r>
-      <w:r>
-        <w:t xml:space="preserve"> credentials on the AI Agent and Email nodes.</w:t>
+        <w:t>Embeddings (OpenAI)</w:t>
+      </w:r>
+      <w:r>
+        <w:t xml:space="preserve"> → </w:t>
+      </w:r>
+      <w:r>
+        <w:rPr>
+          <w:b/>
+        </w:rPr>
+        <w:t>Vector Store (Insert)</w:t>
+      </w:r>
+      <w:r>
+        <w:t xml:space="preserve"> with a </w:t>
+      </w:r>
+      <w:r>
+        <w:rPr>
+          <w:b/>
+        </w:rPr>
+        <w:t>Default Data Loader</w:t>
+      </w:r>
+      <w:r>
+        <w:t xml:space="preserve"> so your documents are embedded and stored.</w:t>
       </w:r>
     </w:p>
     <w:p>
@@ -4390,7 +4043,78 @@
         <w:pStyle w:val="ListNumber"/>
       </w:pPr>
       <w:r>
-        <w:t>Review the agent's compliance system instruction (no guaranteed returns, no personalised advice).</w:t>
+        <w:t xml:space="preserve">In your Telegram agent, add a </w:t>
+      </w:r>
+      <w:r>
+        <w:rPr>
+          <w:b/>
+        </w:rPr>
+        <w:t>Vector Store</w:t>
+      </w:r>
+      <w:r>
+        <w:t xml:space="preserve"> retrieval </w:t>
+      </w:r>
+      <w:r>
+        <w:rPr>
+          <w:b/>
+        </w:rPr>
+        <w:t>tool</w:t>
+      </w:r>
+      <w:r>
+        <w:t xml:space="preserve"> (the RAG source) alongside the existing </w:t>
+      </w:r>
+      <w:r>
+        <w:rPr>
+          <w:b/>
+        </w:rPr>
+        <w:t>Data Table</w:t>
+      </w:r>
+      <w:r>
+        <w:t xml:space="preserve"> tool — the agent now has </w:t>
+      </w:r>
+      <w:r>
+        <w:rPr>
+          <w:b/>
+        </w:rPr>
+        <w:t>two</w:t>
+      </w:r>
+      <w:r>
+        <w:t xml:space="preserve"> data sources.</w:t>
+      </w:r>
+    </w:p>
+    <w:p>
+      <w:pPr>
+        <w:pStyle w:val="ListNumber"/>
+      </w:pPr>
+      <w:r>
+        <w:t xml:space="preserve">Rewrite the </w:t>
+      </w:r>
+      <w:r>
+        <w:rPr>
+          <w:b/>
+        </w:rPr>
+        <w:t>System Instruction</w:t>
+      </w:r>
+      <w:r>
+        <w:t xml:space="preserve"> to route correctly: "Use the </w:t>
+      </w:r>
+      <w:r>
+        <w:rPr>
+          <w:b/>
+        </w:rPr>
+        <w:t>Knowledge Base</w:t>
+      </w:r>
+      <w:r>
+        <w:t xml:space="preserve"> tool for policy/FAQ questions and the </w:t>
+      </w:r>
+      <w:r>
+        <w:rPr>
+          <w:b/>
+        </w:rPr>
+        <w:t>Employees</w:t>
+      </w:r>
+      <w:r>
+        <w:t xml:space="preserve"> tool for staff-record questions. Never mix the two."</w:t>
       </w:r>
     </w:p>
     <w:p>
@@ -4404,7 +4128,7 @@
         <w:t>Save</w:t>
       </w:r>
       <w:r>
-        <w:t xml:space="preserve">, toggle </w:t>
+        <w:t xml:space="preserve"> and keep </w:t>
       </w:r>
       <w:r>
         <w:rPr>
@@ -4413,34 +4137,7 @@
         <w:t>Active</w:t>
       </w:r>
       <w:r>
-        <w:t xml:space="preserve">, and copy the webhook </w:t>
-      </w:r>
-      <w:r>
-        <w:rPr>
-          <w:b/>
-        </w:rPr>
-        <w:t>Production URL</w:t>
-      </w:r>
-      <w:r>
         <w:t>.</w:t>
-      </w:r>
-    </w:p>
-    <w:p>
-      <w:pPr>
-        <w:pStyle w:val="ListNumber"/>
-      </w:pPr>
-      <w:r>
-        <w:t xml:space="preserve">Open </w:t>
-      </w:r>
-      <w:r>
-        <w:rPr>
-          <w:rFonts w:ascii="Consolas" w:hAnsi="Consolas"/>
-          <w:color w:val="C7254E"/>
-        </w:rPr>
-        <w:t>index.html</w:t>
-      </w:r>
-      <w:r>
-        <w:t xml:space="preserve"> from the activity folder, click the settings/gear, and paste your webhook URL.</w:t>
       </w:r>
     </w:p>
     <w:p>
@@ -4455,7 +4152,7 @@
         <w:t xml:space="preserve">Note:  </w:t>
       </w:r>
       <w:r>
-        <w:t>Get a few learners to present their live website and chatbot.</w:t>
+        <w:t>Get a few learners to present their chatbot and show it answering both a policy question (RAG) and a staff-record question (Data Table).</w:t>
       </w:r>
     </w:p>
     <w:p>
@@ -4470,7 +4167,7 @@
         <w:t xml:space="preserve">✅ Test it:  </w:t>
       </w:r>
       <w:r>
-        <w:t>On the website, send a chat message and submit the enquiry form; confirm the bot replies and the advisor receives the enquiry email.</w:t>
+        <w:t>Ask a policy question ("How many days of annual leave do I get?") and a record question ("What is Alice's role?") and confirm each is answered from the correct source.</w:t>
       </w:r>
     </w:p>
     <w:p>
@@ -4486,7 +4183,7 @@
         <w:pStyle w:val="Heading1"/>
       </w:pPr>
       <w:r>
-        <w:t>Activity 7 — Finance API → Telegram (AI Day-Trading Agent)</w:t>
+        <w:t>Activity 6 — Website Chatbot via Webhook (Investment Advisor)</w:t>
       </w:r>
     </w:p>
     <w:p>
@@ -4504,10 +4201,10 @@
           <w:rFonts w:ascii="Consolas" w:hAnsi="Consolas"/>
           <w:color w:val="C7254E"/>
         </w:rPr>
-        <w:t>labs/activity7-finance-advisor/</w:t>
-      </w:r>
-      <w:r>
-        <w:t xml:space="preserve">  ·  Reference: https://alfredang.github.io/n8n-financeadvisor/</w:t>
+        <w:t>labs/activity6-investment-advisor/</w:t>
+      </w:r>
+      <w:r>
+        <w:t xml:space="preserve">  ·  Reference: https://alfredang.github.io/n8n-investmentadvisor/</w:t>
       </w:r>
     </w:p>
     <w:p>
@@ -4520,34 +4217,25 @@
     </w:p>
     <w:p>
       <w:r>
-        <w:t xml:space="preserve">Combine </w:t>
+        <w:t xml:space="preserve">Expose an AI agent to a </w:t>
       </w:r>
       <w:r>
         <w:rPr>
           <w:b/>
         </w:rPr>
-        <w:t>APIs/HTTP Requests</w:t>
-      </w:r>
-      <w:r>
-        <w:t xml:space="preserve"> with an AI agent. Ask the Telegram bot about a stock; it resolves the ticker, pulls </w:t>
+        <w:t>public website</w:t>
+      </w:r>
+      <w:r>
+        <w:t xml:space="preserve"> using a </w:t>
       </w:r>
       <w:r>
         <w:rPr>
           <w:b/>
         </w:rPr>
-        <w:t>multi-timeframe candles from Twelve Data</w:t>
-      </w:r>
-      <w:r>
-        <w:t xml:space="preserve"> and </w:t>
-      </w:r>
-      <w:r>
-        <w:rPr>
-          <w:b/>
-        </w:rPr>
-        <w:t>headlines from NewsAPI</w:t>
-      </w:r>
-      <w:r>
-        <w:t>, and replies with a Buy / Sell / Hold call and reasoning. A companion dashboard shows live price and charts.</w:t>
+        <w:t>Webhook</w:t>
+      </w:r>
+      <w:r>
+        <w:t>. The provided one-page Investment Advisor site has an enquiry form and a floating chatbot; both POST to a single n8n webhook, which routes to an email-the-advisor path and an AI-chat path.</w:t>
       </w:r>
     </w:p>
     <w:p>
@@ -4566,7 +4254,7 @@
               <a:graphicData uri="http://schemas.openxmlformats.org/drawingml/2006/picture">
                 <pic:pic>
                   <pic:nvPicPr>
-                    <pic:cNvPr id="0" name="Activity7-Finance-Advisor.png"/>
+                    <pic:cNvPr id="0" name="Activity6-Investment-Advisor.png"/>
                     <pic:cNvPicPr/>
                   </pic:nvPicPr>
                   <pic:blipFill>
@@ -4599,6 +4287,370 @@
           <w:color w:val="555B66"/>
           <w:sz w:val="18"/>
         </w:rPr>
+        <w:t>Activity 6 workflow — Webhook chatbot + enquiry</w:t>
+      </w:r>
+    </w:p>
+    <w:p>
+      <w:pPr>
+        <w:pStyle w:val="Heading2"/>
+      </w:pPr>
+      <w:r>
+        <w:t>Concepts — Webhooks</w:t>
+      </w:r>
+    </w:p>
+    <w:p>
+      <w:pPr>
+        <w:pStyle w:val="ListBullet"/>
+      </w:pPr>
+      <w:r>
+        <w:t xml:space="preserve">A </w:t>
+      </w:r>
+      <w:r>
+        <w:rPr>
+          <w:b/>
+        </w:rPr>
+        <w:t>Webhook</w:t>
+      </w:r>
+      <w:r>
+        <w:t xml:space="preserve"> is a URL that external systems (a website, another app) call to </w:t>
+      </w:r>
+      <w:r>
+        <w:rPr>
+          <w:b/>
+        </w:rPr>
+        <w:t>trigger</w:t>
+      </w:r>
+      <w:r>
+        <w:t xml:space="preserve"> your workflow.</w:t>
+      </w:r>
+    </w:p>
+    <w:p>
+      <w:pPr>
+        <w:pStyle w:val="ListBullet"/>
+      </w:pPr>
+      <w:r>
+        <w:t>Use cases: website chat, form submissions, payment events, GitHub/Stripe notifications — any external trigger.</w:t>
+      </w:r>
+    </w:p>
+    <w:p>
+      <w:pPr>
+        <w:pStyle w:val="ListBullet"/>
+      </w:pPr>
+      <w:r>
+        <w:t xml:space="preserve">Pair the Webhook trigger with a </w:t>
+      </w:r>
+      <w:r>
+        <w:rPr>
+          <w:b/>
+        </w:rPr>
+        <w:t>Respond to Webhook</w:t>
+      </w:r>
+      <w:r>
+        <w:t xml:space="preserve"> node to send a reply back to the caller.</w:t>
+      </w:r>
+    </w:p>
+    <w:p>
+      <w:pPr>
+        <w:pStyle w:val="Heading2"/>
+      </w:pPr>
+      <w:r>
+        <w:t>Step-by-step</w:t>
+      </w:r>
+    </w:p>
+    <w:p>
+      <w:pPr>
+        <w:pStyle w:val="ListNumber"/>
+      </w:pPr>
+      <w:r>
+        <w:t xml:space="preserve">Import </w:t>
+      </w:r>
+      <w:r>
+        <w:rPr>
+          <w:rFonts w:ascii="Consolas" w:hAnsi="Consolas"/>
+          <w:color w:val="C7254E"/>
+        </w:rPr>
+        <w:t>Activity6-Investment-Advisor.json</w:t>
+      </w:r>
+      <w:r>
+        <w:t xml:space="preserve"> into n8n.</w:t>
+      </w:r>
+    </w:p>
+    <w:p>
+      <w:pPr>
+        <w:pStyle w:val="ListNumber"/>
+      </w:pPr>
+      <w:r>
+        <w:t xml:space="preserve">Open the </w:t>
+      </w:r>
+      <w:r>
+        <w:rPr>
+          <w:b/>
+        </w:rPr>
+        <w:t>Webhook</w:t>
+      </w:r>
+      <w:r>
+        <w:t xml:space="preserve"> node(s) and ensure </w:t>
+      </w:r>
+      <w:r>
+        <w:rPr>
+          <w:b/>
+        </w:rPr>
+        <w:t>Allowed Origins (CORS)</w:t>
+      </w:r>
+      <w:r>
+        <w:t xml:space="preserve"> is </w:t>
+      </w:r>
+      <w:r>
+        <w:rPr>
+          <w:rFonts w:ascii="Consolas" w:hAnsi="Consolas"/>
+          <w:color w:val="C7254E"/>
+        </w:rPr>
+        <w:t>*</w:t>
+      </w:r>
+      <w:r>
+        <w:t xml:space="preserve"> so the browser page can call it.</w:t>
+      </w:r>
+    </w:p>
+    <w:p>
+      <w:pPr>
+        <w:pStyle w:val="ListNumber"/>
+      </w:pPr>
+      <w:r>
+        <w:t xml:space="preserve">Re-select your </w:t>
+      </w:r>
+      <w:r>
+        <w:rPr>
+          <w:b/>
+        </w:rPr>
+        <w:t>OpenAI</w:t>
+      </w:r>
+      <w:r>
+        <w:t xml:space="preserve"> and </w:t>
+      </w:r>
+      <w:r>
+        <w:rPr>
+          <w:b/>
+        </w:rPr>
+        <w:t>Gmail</w:t>
+      </w:r>
+      <w:r>
+        <w:t xml:space="preserve"> credentials on the AI Agent and Email nodes.</w:t>
+      </w:r>
+    </w:p>
+    <w:p>
+      <w:pPr>
+        <w:pStyle w:val="ListNumber"/>
+      </w:pPr>
+      <w:r>
+        <w:t>Review the agent's compliance system instruction (no guaranteed returns, no personalised advice).</w:t>
+      </w:r>
+    </w:p>
+    <w:p>
+      <w:pPr>
+        <w:pStyle w:val="ListNumber"/>
+      </w:pPr>
+      <w:r>
+        <w:rPr>
+          <w:b/>
+        </w:rPr>
+        <w:t>Save</w:t>
+      </w:r>
+      <w:r>
+        <w:t xml:space="preserve">, toggle </w:t>
+      </w:r>
+      <w:r>
+        <w:rPr>
+          <w:b/>
+        </w:rPr>
+        <w:t>Active</w:t>
+      </w:r>
+      <w:r>
+        <w:t xml:space="preserve">, and copy the webhook </w:t>
+      </w:r>
+      <w:r>
+        <w:rPr>
+          <w:b/>
+        </w:rPr>
+        <w:t>Production URL</w:t>
+      </w:r>
+      <w:r>
+        <w:t>.</w:t>
+      </w:r>
+    </w:p>
+    <w:p>
+      <w:pPr>
+        <w:pStyle w:val="ListNumber"/>
+      </w:pPr>
+      <w:r>
+        <w:t xml:space="preserve">Open </w:t>
+      </w:r>
+      <w:r>
+        <w:rPr>
+          <w:rFonts w:ascii="Consolas" w:hAnsi="Consolas"/>
+          <w:color w:val="C7254E"/>
+        </w:rPr>
+        <w:t>index.html</w:t>
+      </w:r>
+      <w:r>
+        <w:t xml:space="preserve"> from the activity folder, click the settings/gear, and paste your webhook URL.</w:t>
+      </w:r>
+    </w:p>
+    <w:p>
+      <w:pPr>
+        <w:shd w:val="clear" w:color="auto" w:fill="FFF4E5"/>
+      </w:pPr>
+      <w:r>
+        <w:rPr>
+          <w:b/>
+          <w:color w:val="B56A00"/>
+        </w:rPr>
+        <w:t xml:space="preserve">Note:  </w:t>
+      </w:r>
+      <w:r>
+        <w:t>Get a few learners to present their live website and chatbot.</w:t>
+      </w:r>
+    </w:p>
+    <w:p>
+      <w:pPr>
+        <w:shd w:val="clear" w:color="auto" w:fill="E8F7EE"/>
+      </w:pPr>
+      <w:r>
+        <w:rPr>
+          <w:b/>
+          <w:color w:val="127A3E"/>
+        </w:rPr>
+        <w:t xml:space="preserve">✅ Test it:  </w:t>
+      </w:r>
+      <w:r>
+        <w:t>On the website, send a chat message and submit the enquiry form; confirm the bot replies and the advisor receives the enquiry email.</w:t>
+      </w:r>
+    </w:p>
+    <w:p>
+      <w:pPr>
+        <w:spacing w:before="40" w:after="40"/>
+        <w:pBdr>
+          <w:bottom w:val="single" w:sz="6" w:space="1" w:color="D0D7DE"/>
+        </w:pBdr>
+      </w:pPr>
+    </w:p>
+    <w:p>
+      <w:pPr>
+        <w:pStyle w:val="Heading1"/>
+      </w:pPr>
+      <w:r>
+        <w:t>Activity 7 — Finance API → Telegram (AI Day-Trading Agent)</w:t>
+      </w:r>
+    </w:p>
+    <w:p>
+      <w:r>
+        <w:rPr>
+          <w:b/>
+        </w:rPr>
+        <w:t>Folder:</w:t>
+      </w:r>
+      <w:r>
+        <w:t xml:space="preserve"> </w:t>
+      </w:r>
+      <w:r>
+        <w:rPr>
+          <w:rFonts w:ascii="Consolas" w:hAnsi="Consolas"/>
+          <w:color w:val="C7254E"/>
+        </w:rPr>
+        <w:t>labs/activity7-finance-advisor/</w:t>
+      </w:r>
+      <w:r>
+        <w:t xml:space="preserve">  ·  Reference: https://alfredang.github.io/n8n-financeadvisor/</w:t>
+      </w:r>
+    </w:p>
+    <w:p>
+      <w:pPr>
+        <w:pStyle w:val="Heading2"/>
+      </w:pPr>
+      <w:r>
+        <w:t>Goal</w:t>
+      </w:r>
+    </w:p>
+    <w:p>
+      <w:r>
+        <w:t xml:space="preserve">Combine </w:t>
+      </w:r>
+      <w:r>
+        <w:rPr>
+          <w:b/>
+        </w:rPr>
+        <w:t>APIs/HTTP Requests</w:t>
+      </w:r>
+      <w:r>
+        <w:t xml:space="preserve"> with an AI agent. Ask the Telegram bot about a stock; it resolves the ticker, pulls </w:t>
+      </w:r>
+      <w:r>
+        <w:rPr>
+          <w:b/>
+        </w:rPr>
+        <w:t>multi-timeframe candles from Twelve Data</w:t>
+      </w:r>
+      <w:r>
+        <w:t xml:space="preserve"> and </w:t>
+      </w:r>
+      <w:r>
+        <w:rPr>
+          <w:b/>
+        </w:rPr>
+        <w:t>headlines from NewsAPI</w:t>
+      </w:r>
+      <w:r>
+        <w:t>, and replies with a Buy / Sell / Hold call and reasoning. A companion dashboard shows live price and charts.</w:t>
+      </w:r>
+    </w:p>
+    <w:p>
+      <w:pPr>
+        <w:jc w:val="center"/>
+      </w:pPr>
+      <w:r>
+        <w:drawing>
+          <wp:inline xmlns:a="http://schemas.openxmlformats.org/drawingml/2006/main" xmlns:pic="http://schemas.openxmlformats.org/drawingml/2006/picture">
+            <wp:extent cx="5669280" cy="3371197"/>
+            <wp:docPr id="12" name="Picture 12"/>
+            <wp:cNvGraphicFramePr>
+              <a:graphicFrameLocks noChangeAspect="1"/>
+            </wp:cNvGraphicFramePr>
+            <a:graphic>
+              <a:graphicData uri="http://schemas.openxmlformats.org/drawingml/2006/picture">
+                <pic:pic>
+                  <pic:nvPicPr>
+                    <pic:cNvPr id="0" name="Activity7-Finance-Advisor.png"/>
+                    <pic:cNvPicPr/>
+                  </pic:nvPicPr>
+                  <pic:blipFill>
+                    <a:blip r:embed="rId20"/>
+                    <a:stretch>
+                      <a:fillRect/>
+                    </a:stretch>
+                  </pic:blipFill>
+                  <pic:spPr>
+                    <a:xfrm>
+                      <a:off x="0" y="0"/>
+                      <a:ext cx="5669280" cy="3371197"/>
+                    </a:xfrm>
+                    <a:prstGeom prst="rect"/>
+                  </pic:spPr>
+                </pic:pic>
+              </a:graphicData>
+            </a:graphic>
+          </wp:inline>
+        </w:drawing>
+      </w:r>
+    </w:p>
+    <w:p>
+      <w:pPr>
+        <w:jc w:val="center"/>
+      </w:pPr>
+      <w:r>
+        <w:rPr>
+          <w:i/>
+          <w:color w:val="555B66"/>
+          <w:sz w:val="18"/>
+        </w:rPr>
         <w:t>Activity 7 workflow — Finance API to Telegram day trader</w:t>
       </w:r>
     </w:p>
@@ -4898,7 +4950,7 @@
         <w:drawing>
           <wp:inline xmlns:a="http://schemas.openxmlformats.org/drawingml/2006/main" xmlns:pic="http://schemas.openxmlformats.org/drawingml/2006/picture">
             <wp:extent cx="5669280" cy="2092019"/>
-            <wp:docPr id="12" name="Picture 12"/>
+            <wp:docPr id="13" name="Picture 13"/>
             <wp:cNvGraphicFramePr>
               <a:graphicFrameLocks noChangeAspect="1"/>
             </wp:cNvGraphicFramePr>
@@ -4910,7 +4962,7 @@
                     <pic:cNvPicPr/>
                   </pic:nvPicPr>
                   <pic:blipFill>
-                    <a:blip r:embed="rId20"/>
+                    <a:blip r:embed="rId21"/>
                     <a:stretch>
                       <a:fillRect/>
                     </a:stretch>
@@ -5239,7 +5291,7 @@
         <w:drawing>
           <wp:inline xmlns:a="http://schemas.openxmlformats.org/drawingml/2006/main" xmlns:pic="http://schemas.openxmlformats.org/drawingml/2006/picture">
             <wp:extent cx="5669280" cy="2517667"/>
-            <wp:docPr id="13" name="Picture 13"/>
+            <wp:docPr id="14" name="Picture 14"/>
             <wp:cNvGraphicFramePr>
               <a:graphicFrameLocks noChangeAspect="1"/>
             </wp:cNvGraphicFramePr>
@@ -5251,7 +5303,7 @@
                     <pic:cNvPicPr/>
                   </pic:nvPicPr>
                   <pic:blipFill>
-                    <a:blip r:embed="rId21"/>
+                    <a:blip r:embed="rId22"/>
                     <a:stretch>
                       <a:fillRect/>
                     </a:stretch>
@@ -6435,7 +6487,7 @@
       </w:r>
     </w:p>
     <w:sectPr>
-      <w:footerReference w:type="default" r:id="rId22"/>
+      <w:footerReference w:type="default" r:id="rId23"/>
       <w:pgSz w:w="12240" w:h="15840"/>
       <w:pgMar w:top="1440" w:right="1800" w:bottom="1440" w:left="1800" w:header="720" w:footer="720" w:gutter="0"/>
       <w:cols w:space="720"/>

--- a/courseware/n8n Automation Learner Guide.docx
+++ b/courseware/n8n Automation Learner Guide.docx
@@ -4183,6 +4183,647 @@
         <w:pStyle w:val="Heading1"/>
       </w:pPr>
       <w:r>
+        <w:t>Activity 5b — RAG with Pinecone (Persistent Vector Database)</w:t>
+      </w:r>
+    </w:p>
+    <w:p>
+      <w:r>
+        <w:rPr>
+          <w:b/>
+        </w:rPr>
+        <w:t>Folder:</w:t>
+      </w:r>
+      <w:r>
+        <w:t xml:space="preserve"> </w:t>
+      </w:r>
+      <w:r>
+        <w:rPr>
+          <w:rFonts w:ascii="Consolas" w:hAnsi="Consolas"/>
+          <w:color w:val="C7254E"/>
+        </w:rPr>
+        <w:t>labs/activity5-rag/</w:t>
+      </w:r>
+      <w:r>
+        <w:t xml:space="preserve">  ·  workflows </w:t>
+      </w:r>
+      <w:r>
+        <w:rPr>
+          <w:rFonts w:ascii="Consolas" w:hAnsi="Consolas"/>
+          <w:color w:val="C7254E"/>
+        </w:rPr>
+        <w:t>Activity5b-Pinecone-Upload.json</w:t>
+      </w:r>
+      <w:r>
+        <w:t xml:space="preserve"> (ingest) + </w:t>
+      </w:r>
+      <w:r>
+        <w:rPr>
+          <w:rFonts w:ascii="Consolas" w:hAnsi="Consolas"/>
+          <w:color w:val="C7254E"/>
+        </w:rPr>
+        <w:t>Activity5b-Pinecone-RAG.json</w:t>
+      </w:r>
+      <w:r>
+        <w:t xml:space="preserve"> (chat)</w:t>
+      </w:r>
+    </w:p>
+    <w:p>
+      <w:pPr>
+        <w:pStyle w:val="Heading2"/>
+      </w:pPr>
+      <w:r>
+        <w:t>Goal</w:t>
+      </w:r>
+    </w:p>
+    <w:p>
+      <w:r>
+        <w:t xml:space="preserve">Activity 5 used an </w:t>
+      </w:r>
+      <w:r>
+        <w:rPr>
+          <w:b/>
+        </w:rPr>
+        <w:t>in-memory</w:t>
+      </w:r>
+      <w:r>
+        <w:t xml:space="preserve"> vector store that resets when the workflow restarts. Here you swap it for </w:t>
+      </w:r>
+      <w:r>
+        <w:rPr>
+          <w:b/>
+        </w:rPr>
+        <w:t>Pinecone</w:t>
+      </w:r>
+      <w:r>
+        <w:t xml:space="preserve">, a managed cloud </w:t>
+      </w:r>
+      <w:r>
+        <w:rPr>
+          <w:b/>
+        </w:rPr>
+        <w:t>vector database</w:t>
+      </w:r>
+      <w:r>
+        <w:t xml:space="preserve">, so your knowledge base </w:t>
+      </w:r>
+      <w:r>
+        <w:rPr>
+          <w:b/>
+        </w:rPr>
+        <w:t>persists</w:t>
+      </w:r>
+      <w:r>
+        <w:t xml:space="preserve"> and scales. You upload documents into a Pinecone index once, then the Telegram agent answers from it.</w:t>
+      </w:r>
+    </w:p>
+    <w:p>
+      <w:pPr>
+        <w:jc w:val="center"/>
+      </w:pPr>
+      <w:r>
+        <w:drawing>
+          <wp:inline xmlns:a="http://schemas.openxmlformats.org/drawingml/2006/main" xmlns:pic="http://schemas.openxmlformats.org/drawingml/2006/picture">
+            <wp:extent cx="5669280" cy="4224997"/>
+            <wp:docPr id="11" name="Picture 11"/>
+            <wp:cNvGraphicFramePr>
+              <a:graphicFrameLocks noChangeAspect="1"/>
+            </wp:cNvGraphicFramePr>
+            <a:graphic>
+              <a:graphicData uri="http://schemas.openxmlformats.org/drawingml/2006/picture">
+                <pic:pic>
+                  <pic:nvPicPr>
+                    <pic:cNvPr id="0" name="Activity5b-Pinecone-RAG.png"/>
+                    <pic:cNvPicPr/>
+                  </pic:nvPicPr>
+                  <pic:blipFill>
+                    <a:blip r:embed="rId19"/>
+                    <a:stretch>
+                      <a:fillRect/>
+                    </a:stretch>
+                  </pic:blipFill>
+                  <pic:spPr>
+                    <a:xfrm>
+                      <a:off x="0" y="0"/>
+                      <a:ext cx="5669280" cy="4224997"/>
+                    </a:xfrm>
+                    <a:prstGeom prst="rect"/>
+                  </pic:spPr>
+                </pic:pic>
+              </a:graphicData>
+            </a:graphic>
+          </wp:inline>
+        </w:drawing>
+      </w:r>
+    </w:p>
+    <w:p>
+      <w:pPr>
+        <w:jc w:val="center"/>
+      </w:pPr>
+      <w:r>
+        <w:rPr>
+          <w:i/>
+          <w:color w:val="555B66"/>
+          <w:sz w:val="18"/>
+        </w:rPr>
+        <w:t>Activity 5b workflow — Telegram agent answering from a Pinecone vector store (gpt-4.1-mini)</w:t>
+      </w:r>
+    </w:p>
+    <w:p>
+      <w:pPr>
+        <w:pStyle w:val="Heading2"/>
+      </w:pPr>
+      <w:r>
+        <w:t>Why a vector database (Pinecone)?</w:t>
+      </w:r>
+    </w:p>
+    <w:p>
+      <w:pPr>
+        <w:pStyle w:val="ListBullet"/>
+      </w:pPr>
+      <w:r>
+        <w:t xml:space="preserve">An </w:t>
+      </w:r>
+      <w:r>
+        <w:rPr>
+          <w:b/>
+        </w:rPr>
+        <w:t>in-memory</w:t>
+      </w:r>
+      <w:r>
+        <w:t xml:space="preserve"> store is fine for a demo but is lost on restart.</w:t>
+      </w:r>
+    </w:p>
+    <w:p>
+      <w:pPr>
+        <w:pStyle w:val="ListBullet"/>
+      </w:pPr>
+      <w:r>
+        <w:rPr>
+          <w:b/>
+        </w:rPr>
+        <w:t>Pinecone</w:t>
+      </w:r>
+      <w:r>
+        <w:t xml:space="preserve"> stores your embeddings in the cloud — persistent, fast, scales to millions of vectors.</w:t>
+      </w:r>
+    </w:p>
+    <w:p>
+      <w:pPr>
+        <w:pStyle w:val="ListBullet"/>
+      </w:pPr>
+      <w:r>
+        <w:t>Same RAG idea: embed documents once, then retrieve the closest chunks for each question.</w:t>
+      </w:r>
+    </w:p>
+    <w:p>
+      <w:pPr>
+        <w:pStyle w:val="Heading2"/>
+      </w:pPr>
+      <w:r>
+        <w:t>Step 1 — Create a Pinecone account</w:t>
+      </w:r>
+    </w:p>
+    <w:p>
+      <w:pPr>
+        <w:pStyle w:val="ListNumber"/>
+      </w:pPr>
+      <w:r>
+        <w:t xml:space="preserve">Open https://www.pinecone.io/ and click </w:t>
+      </w:r>
+      <w:r>
+        <w:rPr>
+          <w:b/>
+        </w:rPr>
+        <w:t>Sign Up</w:t>
+      </w:r>
+      <w:r>
+        <w:t xml:space="preserve"> (the free </w:t>
+      </w:r>
+      <w:r>
+        <w:rPr>
+          <w:b/>
+        </w:rPr>
+        <w:t>Starter</w:t>
+      </w:r>
+      <w:r>
+        <w:t xml:space="preserve"> tier is enough for this lab).</w:t>
+      </w:r>
+    </w:p>
+    <w:p>
+      <w:pPr>
+        <w:pStyle w:val="ListNumber"/>
+      </w:pPr>
+      <w:r>
+        <w:t>Register with your email (or Google/GitHub) and verify the account.</w:t>
+      </w:r>
+    </w:p>
+    <w:p>
+      <w:pPr>
+        <w:pStyle w:val="ListNumber"/>
+      </w:pPr>
+      <w:r>
+        <w:t xml:space="preserve">You land in the </w:t>
+      </w:r>
+      <w:r>
+        <w:rPr>
+          <w:b/>
+        </w:rPr>
+        <w:t>Pinecone console</w:t>
+      </w:r>
+      <w:r>
+        <w:t xml:space="preserve"> at https://app.pinecone.io.</w:t>
+      </w:r>
+    </w:p>
+    <w:p>
+      <w:pPr>
+        <w:jc w:val="center"/>
+      </w:pPr>
+      <w:r>
+        <w:drawing>
+          <wp:inline xmlns:a="http://schemas.openxmlformats.org/drawingml/2006/main" xmlns:pic="http://schemas.openxmlformats.org/drawingml/2006/picture">
+            <wp:extent cx="5669280" cy="3543300"/>
+            <wp:docPr id="12" name="Picture 12"/>
+            <wp:cNvGraphicFramePr>
+              <a:graphicFrameLocks noChangeAspect="1"/>
+            </wp:cNvGraphicFramePr>
+            <a:graphic>
+              <a:graphicData uri="http://schemas.openxmlformats.org/drawingml/2006/picture">
+                <pic:pic>
+                  <pic:nvPicPr>
+                    <pic:cNvPr id="0" name="site-pinecone.png"/>
+                    <pic:cNvPicPr/>
+                  </pic:nvPicPr>
+                  <pic:blipFill>
+                    <a:blip r:embed="rId20"/>
+                    <a:stretch>
+                      <a:fillRect/>
+                    </a:stretch>
+                  </pic:blipFill>
+                  <pic:spPr>
+                    <a:xfrm>
+                      <a:off x="0" y="0"/>
+                      <a:ext cx="5669280" cy="3543300"/>
+                    </a:xfrm>
+                    <a:prstGeom prst="rect"/>
+                  </pic:spPr>
+                </pic:pic>
+              </a:graphicData>
+            </a:graphic>
+          </wp:inline>
+        </w:drawing>
+      </w:r>
+    </w:p>
+    <w:p>
+      <w:pPr>
+        <w:jc w:val="center"/>
+      </w:pPr>
+      <w:r>
+        <w:rPr>
+          <w:i/>
+          <w:color w:val="555B66"/>
+          <w:sz w:val="18"/>
+        </w:rPr>
+        <w:t>Pinecone — the managed vector database; sign up for the free Starter tier</w:t>
+      </w:r>
+    </w:p>
+    <w:p>
+      <w:pPr>
+        <w:pStyle w:val="Heading2"/>
+      </w:pPr>
+      <w:r>
+        <w:t>Step 2 — Create an API key and an index</w:t>
+      </w:r>
+    </w:p>
+    <w:p>
+      <w:pPr>
+        <w:pStyle w:val="ListNumber"/>
+      </w:pPr>
+      <w:r>
+        <w:t xml:space="preserve">In the console, open </w:t>
+      </w:r>
+      <w:r>
+        <w:rPr>
+          <w:b/>
+        </w:rPr>
+        <w:t>API Keys</w:t>
+      </w:r>
+      <w:r>
+        <w:t xml:space="preserve"> and </w:t>
+      </w:r>
+      <w:r>
+        <w:rPr>
+          <w:b/>
+        </w:rPr>
+        <w:t>create / copy</w:t>
+      </w:r>
+      <w:r>
+        <w:t xml:space="preserve"> an API key (you'll paste it into n8n).</w:t>
+      </w:r>
+    </w:p>
+    <w:p>
+      <w:pPr>
+        <w:pStyle w:val="ListNumber"/>
+      </w:pPr>
+      <w:r>
+        <w:t xml:space="preserve">Open </w:t>
+      </w:r>
+      <w:r>
+        <w:rPr>
+          <w:b/>
+        </w:rPr>
+        <w:t>Indexes → Create index</w:t>
+      </w:r>
+      <w:r>
+        <w:t xml:space="preserve"> and give it a name, e.g. </w:t>
+      </w:r>
+      <w:r>
+        <w:rPr>
+          <w:rFonts w:ascii="Consolas" w:hAnsi="Consolas"/>
+          <w:color w:val="C7254E"/>
+        </w:rPr>
+        <w:t>n8n-course</w:t>
+      </w:r>
+      <w:r>
+        <w:t>.</w:t>
+      </w:r>
+    </w:p>
+    <w:p>
+      <w:pPr>
+        <w:pStyle w:val="ListNumber"/>
+      </w:pPr>
+      <w:r>
+        <w:t xml:space="preserve">Set </w:t>
+      </w:r>
+      <w:r>
+        <w:rPr>
+          <w:b/>
+        </w:rPr>
+        <w:t>Dimensions = 1536</w:t>
+      </w:r>
+      <w:r>
+        <w:t xml:space="preserve"> to match OpenAI </w:t>
+      </w:r>
+      <w:r>
+        <w:rPr>
+          <w:rFonts w:ascii="Consolas" w:hAnsi="Consolas"/>
+          <w:color w:val="C7254E"/>
+        </w:rPr>
+        <w:t>text-embedding-3-small</w:t>
+      </w:r>
+      <w:r>
+        <w:t xml:space="preserve"> (the embeddings used in this lab).</w:t>
+      </w:r>
+    </w:p>
+    <w:p>
+      <w:pPr>
+        <w:pStyle w:val="ListNumber"/>
+      </w:pPr>
+      <w:r>
+        <w:t xml:space="preserve">Set </w:t>
+      </w:r>
+      <w:r>
+        <w:rPr>
+          <w:b/>
+        </w:rPr>
+        <w:t>Metric = cosine</w:t>
+      </w:r>
+      <w:r>
+        <w:t>, then create the index.</w:t>
+      </w:r>
+    </w:p>
+    <w:p>
+      <w:pPr>
+        <w:shd w:val="clear" w:color="auto" w:fill="FFF4E5"/>
+      </w:pPr>
+      <w:r>
+        <w:rPr>
+          <w:b/>
+          <w:color w:val="B56A00"/>
+        </w:rPr>
+        <w:t xml:space="preserve">Note:  </w:t>
+      </w:r>
+      <w:r>
+        <w:t xml:space="preserve">The embedding model on </w:t>
+      </w:r>
+      <w:r>
+        <w:rPr>
+          <w:b/>
+        </w:rPr>
+        <w:t>both</w:t>
+      </w:r>
+      <w:r>
+        <w:t xml:space="preserve"> the upload and the chat workflows must be the </w:t>
+      </w:r>
+      <w:r>
+        <w:rPr>
+          <w:b/>
+        </w:rPr>
+        <w:t>same</w:t>
+      </w:r>
+      <w:r>
+        <w:t xml:space="preserve"> (here, OpenAI </w:t>
+      </w:r>
+      <w:r>
+        <w:rPr>
+          <w:rFonts w:ascii="Consolas" w:hAnsi="Consolas"/>
+          <w:color w:val="C7254E"/>
+        </w:rPr>
+        <w:t>text-embedding-3-small</w:t>
+      </w:r>
+      <w:r>
+        <w:t xml:space="preserve"> = 1536 dims) — otherwise the vector dimensions won't match the index.</w:t>
+      </w:r>
+    </w:p>
+    <w:p>
+      <w:pPr>
+        <w:pStyle w:val="Heading2"/>
+      </w:pPr>
+      <w:r>
+        <w:t>Step 3 — Upload your documents into Pinecone</w:t>
+      </w:r>
+    </w:p>
+    <w:p>
+      <w:pPr>
+        <w:pStyle w:val="ListNumber"/>
+      </w:pPr>
+      <w:r>
+        <w:t xml:space="preserve">Import </w:t>
+      </w:r>
+      <w:r>
+        <w:rPr>
+          <w:rFonts w:ascii="Consolas" w:hAnsi="Consolas"/>
+          <w:color w:val="C7254E"/>
+        </w:rPr>
+        <w:t>Activity5b-Pinecone-Upload.json</w:t>
+      </w:r>
+      <w:r>
+        <w:t>.</w:t>
+      </w:r>
+    </w:p>
+    <w:p>
+      <w:pPr>
+        <w:pStyle w:val="ListNumber"/>
+      </w:pPr>
+      <w:r>
+        <w:t xml:space="preserve">Add a </w:t>
+      </w:r>
+      <w:r>
+        <w:rPr>
+          <w:b/>
+        </w:rPr>
+        <w:t>Pinecone</w:t>
+      </w:r>
+      <w:r>
+        <w:t xml:space="preserve"> credential (paste your API key) and select your </w:t>
+      </w:r>
+      <w:r>
+        <w:rPr>
+          <w:rFonts w:ascii="Consolas" w:hAnsi="Consolas"/>
+          <w:color w:val="C7254E"/>
+        </w:rPr>
+        <w:t>n8n-course</w:t>
+      </w:r>
+      <w:r>
+        <w:t xml:space="preserve"> index on the Pinecone node.</w:t>
+      </w:r>
+    </w:p>
+    <w:p>
+      <w:pPr>
+        <w:pStyle w:val="ListNumber"/>
+      </w:pPr>
+      <w:r>
+        <w:t xml:space="preserve">Add your </w:t>
+      </w:r>
+      <w:r>
+        <w:rPr>
+          <w:b/>
+        </w:rPr>
+        <w:t>OpenAI</w:t>
+      </w:r>
+      <w:r>
+        <w:t xml:space="preserve"> credential on the Embeddings node.</w:t>
+      </w:r>
+    </w:p>
+    <w:p>
+      <w:pPr>
+        <w:pStyle w:val="ListNumber"/>
+      </w:pPr>
+      <w:r>
+        <w:t>Provide your documents (e.g. the HR SOP / IT FAQ) and run the workflow to embed and insert them into Pinecone.</w:t>
+      </w:r>
+    </w:p>
+    <w:p>
+      <w:pPr>
+        <w:pStyle w:val="Heading2"/>
+      </w:pPr>
+      <w:r>
+        <w:t>Step 4 — Chat with your Pinecone knowledge base</w:t>
+      </w:r>
+    </w:p>
+    <w:p>
+      <w:pPr>
+        <w:pStyle w:val="ListNumber"/>
+      </w:pPr>
+      <w:r>
+        <w:t xml:space="preserve">Import </w:t>
+      </w:r>
+      <w:r>
+        <w:rPr>
+          <w:rFonts w:ascii="Consolas" w:hAnsi="Consolas"/>
+          <w:color w:val="C7254E"/>
+        </w:rPr>
+        <w:t>Activity5b-Pinecone-RAG.json</w:t>
+      </w:r>
+      <w:r>
+        <w:t xml:space="preserve"> (Telegram → AI Agent + Pinecone Vector Store tool → reply).</w:t>
+      </w:r>
+    </w:p>
+    <w:p>
+      <w:pPr>
+        <w:pStyle w:val="ListNumber"/>
+      </w:pPr>
+      <w:r>
+        <w:t xml:space="preserve">Select the </w:t>
+      </w:r>
+      <w:r>
+        <w:rPr>
+          <w:b/>
+        </w:rPr>
+        <w:t>same</w:t>
+      </w:r>
+      <w:r>
+        <w:t xml:space="preserve"> Pinecone index and credential, your </w:t>
+      </w:r>
+      <w:r>
+        <w:rPr>
+          <w:b/>
+        </w:rPr>
+        <w:t>OpenAI</w:t>
+      </w:r>
+      <w:r>
+        <w:t xml:space="preserve"> key (gpt-4.1-mini), and your </w:t>
+      </w:r>
+      <w:r>
+        <w:rPr>
+          <w:b/>
+        </w:rPr>
+        <w:t>Telegram</w:t>
+      </w:r>
+      <w:r>
+        <w:t xml:space="preserve"> credential.</w:t>
+      </w:r>
+    </w:p>
+    <w:p>
+      <w:pPr>
+        <w:pStyle w:val="ListNumber"/>
+      </w:pPr>
+      <w:r>
+        <w:rPr>
+          <w:b/>
+        </w:rPr>
+        <w:t>Save</w:t>
+      </w:r>
+      <w:r>
+        <w:t xml:space="preserve"> and toggle </w:t>
+      </w:r>
+      <w:r>
+        <w:rPr>
+          <w:b/>
+        </w:rPr>
+        <w:t>Active</w:t>
+      </w:r>
+      <w:r>
+        <w:t>.</w:t>
+      </w:r>
+    </w:p>
+    <w:p>
+      <w:pPr>
+        <w:shd w:val="clear" w:color="auto" w:fill="E8F7EE"/>
+      </w:pPr>
+      <w:r>
+        <w:rPr>
+          <w:b/>
+          <w:color w:val="127A3E"/>
+        </w:rPr>
+        <w:t xml:space="preserve">✅ Test it:  </w:t>
+      </w:r>
+      <w:r>
+        <w:t>Upload a document, then ask the Telegram bot a question only answerable from it — the answer is retrieved from your Pinecone index, and it survives a workflow restart.</w:t>
+      </w:r>
+    </w:p>
+    <w:p>
+      <w:pPr>
+        <w:spacing w:before="40" w:after="40"/>
+        <w:pBdr>
+          <w:bottom w:val="single" w:sz="6" w:space="1" w:color="D0D7DE"/>
+        </w:pBdr>
+      </w:pPr>
+    </w:p>
+    <w:p>
+      <w:pPr>
+        <w:pStyle w:val="Heading1"/>
+      </w:pPr>
+      <w:r>
         <w:t>Activity 6 — Website Chatbot via Webhook (Investment Advisor)</w:t>
       </w:r>
     </w:p>
@@ -4246,7 +4887,7 @@
         <w:drawing>
           <wp:inline xmlns:a="http://schemas.openxmlformats.org/drawingml/2006/main" xmlns:pic="http://schemas.openxmlformats.org/drawingml/2006/picture">
             <wp:extent cx="5669280" cy="3371197"/>
-            <wp:docPr id="11" name="Picture 11"/>
+            <wp:docPr id="13" name="Picture 13"/>
             <wp:cNvGraphicFramePr>
               <a:graphicFrameLocks noChangeAspect="1"/>
             </wp:cNvGraphicFramePr>
@@ -4258,7 +4899,7 @@
                     <pic:cNvPicPr/>
                   </pic:nvPicPr>
                   <pic:blipFill>
-                    <a:blip r:embed="rId19"/>
+                    <a:blip r:embed="rId21"/>
                     <a:stretch>
                       <a:fillRect/>
                     </a:stretch>
@@ -4610,7 +5251,7 @@
         <w:drawing>
           <wp:inline xmlns:a="http://schemas.openxmlformats.org/drawingml/2006/main" xmlns:pic="http://schemas.openxmlformats.org/drawingml/2006/picture">
             <wp:extent cx="5669280" cy="3371197"/>
-            <wp:docPr id="12" name="Picture 12"/>
+            <wp:docPr id="14" name="Picture 14"/>
             <wp:cNvGraphicFramePr>
               <a:graphicFrameLocks noChangeAspect="1"/>
             </wp:cNvGraphicFramePr>
@@ -4622,7 +5263,7 @@
                     <pic:cNvPicPr/>
                   </pic:nvPicPr>
                   <pic:blipFill>
-                    <a:blip r:embed="rId20"/>
+                    <a:blip r:embed="rId22"/>
                     <a:stretch>
                       <a:fillRect/>
                     </a:stretch>
@@ -4715,7 +5356,7 @@
         <w:pStyle w:val="Heading2"/>
       </w:pPr>
       <w:r>
-        <w:t>Get your API keys</w:t>
+        <w:t>Step A — Get your Twelve Data API key (free)</w:t>
       </w:r>
     </w:p>
     <w:p>
@@ -4723,7 +5364,25 @@
         <w:pStyle w:val="ListNumber"/>
       </w:pPr>
       <w:r>
-        <w:t>Twelve Data — sign in at https://twelvedata.com/login and copy your free API key.</w:t>
+        <w:t xml:space="preserve">Open https://twelvedata.com/ and click </w:t>
+      </w:r>
+      <w:r>
+        <w:rPr>
+          <w:b/>
+        </w:rPr>
+        <w:t>Sign Up</w:t>
+      </w:r>
+      <w:r>
+        <w:t xml:space="preserve"> (the free </w:t>
+      </w:r>
+      <w:r>
+        <w:rPr>
+          <w:b/>
+        </w:rPr>
+        <w:t>Basic</w:t>
+      </w:r>
+      <w:r>
+        <w:t xml:space="preserve"> plan is enough for this lab).</w:t>
       </w:r>
     </w:p>
     <w:p>
@@ -4731,7 +5390,117 @@
         <w:pStyle w:val="ListNumber"/>
       </w:pPr>
       <w:r>
-        <w:t>NewsAPI — register at https://newsapi.org/ and copy your API key.</w:t>
+        <w:t>Register with your email and verify the account.</w:t>
+      </w:r>
+    </w:p>
+    <w:p>
+      <w:pPr>
+        <w:pStyle w:val="ListNumber"/>
+      </w:pPr>
+      <w:r>
+        <w:t xml:space="preserve">Once logged in, go to </w:t>
+      </w:r>
+      <w:r>
+        <w:rPr>
+          <w:b/>
+        </w:rPr>
+        <w:t>https://twelvedata.com/account/api-keys</w:t>
+      </w:r>
+      <w:r>
+        <w:t xml:space="preserve"> (Account → API Keys).</w:t>
+      </w:r>
+    </w:p>
+    <w:p>
+      <w:pPr>
+        <w:pStyle w:val="ListNumber"/>
+      </w:pPr>
+      <w:r>
+        <w:t xml:space="preserve">Copy the </w:t>
+      </w:r>
+      <w:r>
+        <w:rPr>
+          <w:b/>
+        </w:rPr>
+        <w:t>API key</w:t>
+      </w:r>
+      <w:r>
+        <w:t xml:space="preserve"> shown there — you'll paste it into the workflow in Step C.</w:t>
+      </w:r>
+    </w:p>
+    <w:p>
+      <w:pPr>
+        <w:shd w:val="clear" w:color="auto" w:fill="FFF4E5"/>
+      </w:pPr>
+      <w:r>
+        <w:rPr>
+          <w:b/>
+          <w:color w:val="B56A00"/>
+        </w:rPr>
+        <w:t xml:space="preserve">Note:  </w:t>
+      </w:r>
+      <w:r>
+        <w:t xml:space="preserve">The free Twelve Data plan allows ~8 requests/minute and ~800 calls/day — plenty for testing. All three candle requests in this activity use the </w:t>
+      </w:r>
+      <w:r>
+        <w:rPr>
+          <w:b/>
+        </w:rPr>
+        <w:t>same</w:t>
+      </w:r>
+      <w:r>
+        <w:t xml:space="preserve"> Twelve Data key.</w:t>
+      </w:r>
+    </w:p>
+    <w:p>
+      <w:pPr>
+        <w:jc w:val="center"/>
+      </w:pPr>
+      <w:r>
+        <w:drawing>
+          <wp:inline xmlns:a="http://schemas.openxmlformats.org/drawingml/2006/main" xmlns:pic="http://schemas.openxmlformats.org/drawingml/2006/picture">
+            <wp:extent cx="5669280" cy="3543300"/>
+            <wp:docPr id="15" name="Picture 15"/>
+            <wp:cNvGraphicFramePr>
+              <a:graphicFrameLocks noChangeAspect="1"/>
+            </wp:cNvGraphicFramePr>
+            <a:graphic>
+              <a:graphicData uri="http://schemas.openxmlformats.org/drawingml/2006/picture">
+                <pic:pic>
+                  <pic:nvPicPr>
+                    <pic:cNvPr id="0" name="site-twelvedata.png"/>
+                    <pic:cNvPicPr/>
+                  </pic:nvPicPr>
+                  <pic:blipFill>
+                    <a:blip r:embed="rId23"/>
+                    <a:stretch>
+                      <a:fillRect/>
+                    </a:stretch>
+                  </pic:blipFill>
+                  <pic:spPr>
+                    <a:xfrm>
+                      <a:off x="0" y="0"/>
+                      <a:ext cx="5669280" cy="3543300"/>
+                    </a:xfrm>
+                    <a:prstGeom prst="rect"/>
+                  </pic:spPr>
+                </pic:pic>
+              </a:graphicData>
+            </a:graphic>
+          </wp:inline>
+        </w:drawing>
+      </w:r>
+    </w:p>
+    <w:p>
+      <w:pPr>
+        <w:jc w:val="center"/>
+      </w:pPr>
+      <w:r>
+        <w:rPr>
+          <w:i/>
+          <w:color w:val="555B66"/>
+          <w:sz w:val="18"/>
+        </w:rPr>
+        <w:t>Twelve Data home page — click Sign Up, then Account → API Keys to copy your key</w:t>
       </w:r>
     </w:p>
     <w:p>
@@ -4739,13 +5508,121 @@
         <w:pStyle w:val="Heading2"/>
       </w:pPr>
       <w:r>
-        <w:t>Step-by-step</w:t>
+        <w:t>Step B — Get your NewsAPI key (free)</w:t>
       </w:r>
     </w:p>
     <w:p>
       <w:pPr>
         <w:pStyle w:val="ListNumber"/>
       </w:pPr>
+      <w:r>
+        <w:t xml:space="preserve">Open https://newsapi.org/ and click </w:t>
+      </w:r>
+      <w:r>
+        <w:rPr>
+          <w:b/>
+        </w:rPr>
+        <w:t>Get API Key</w:t>
+      </w:r>
+      <w:r>
+        <w:t>.</w:t>
+      </w:r>
+    </w:p>
+    <w:p>
+      <w:pPr>
+        <w:pStyle w:val="ListNumber"/>
+      </w:pPr>
+      <w:r>
+        <w:t xml:space="preserve">Register with your email (choose the free </w:t>
+      </w:r>
+      <w:r>
+        <w:rPr>
+          <w:b/>
+        </w:rPr>
+        <w:t>Developer</w:t>
+      </w:r>
+      <w:r>
+        <w:t xml:space="preserve"> plan).</w:t>
+      </w:r>
+    </w:p>
+    <w:p>
+      <w:pPr>
+        <w:pStyle w:val="ListNumber"/>
+      </w:pPr>
+      <w:r>
+        <w:t xml:space="preserve">Your key appears on your account page at </w:t>
+      </w:r>
+      <w:r>
+        <w:rPr>
+          <w:b/>
+        </w:rPr>
+        <w:t>https://newsapi.org/account</w:t>
+      </w:r>
+      <w:r>
+        <w:t xml:space="preserve"> — copy it.</w:t>
+      </w:r>
+    </w:p>
+    <w:p>
+      <w:pPr>
+        <w:jc w:val="center"/>
+      </w:pPr>
+      <w:r>
+        <w:drawing>
+          <wp:inline xmlns:a="http://schemas.openxmlformats.org/drawingml/2006/main" xmlns:pic="http://schemas.openxmlformats.org/drawingml/2006/picture">
+            <wp:extent cx="5669280" cy="3543300"/>
+            <wp:docPr id="16" name="Picture 16"/>
+            <wp:cNvGraphicFramePr>
+              <a:graphicFrameLocks noChangeAspect="1"/>
+            </wp:cNvGraphicFramePr>
+            <a:graphic>
+              <a:graphicData uri="http://schemas.openxmlformats.org/drawingml/2006/picture">
+                <pic:pic>
+                  <pic:nvPicPr>
+                    <pic:cNvPr id="0" name="site-newsapi.png"/>
+                    <pic:cNvPicPr/>
+                  </pic:nvPicPr>
+                  <pic:blipFill>
+                    <a:blip r:embed="rId24"/>
+                    <a:stretch>
+                      <a:fillRect/>
+                    </a:stretch>
+                  </pic:blipFill>
+                  <pic:spPr>
+                    <a:xfrm>
+                      <a:off x="0" y="0"/>
+                      <a:ext cx="5669280" cy="3543300"/>
+                    </a:xfrm>
+                    <a:prstGeom prst="rect"/>
+                  </pic:spPr>
+                </pic:pic>
+              </a:graphicData>
+            </a:graphic>
+          </wp:inline>
+        </w:drawing>
+      </w:r>
+    </w:p>
+    <w:p>
+      <w:pPr>
+        <w:jc w:val="center"/>
+      </w:pPr>
+      <w:r>
+        <w:rPr>
+          <w:i/>
+          <w:color w:val="555B66"/>
+          <w:sz w:val="18"/>
+        </w:rPr>
+        <w:t>NewsAPI home page — click Get API Key and register for the free Developer plan</w:t>
+      </w:r>
+    </w:p>
+    <w:p>
+      <w:pPr>
+        <w:pStyle w:val="Heading2"/>
+      </w:pPr>
+      <w:r>
+        <w:t>Step C — Put the keys into the workflow</w:t>
+      </w:r>
+    </w:p>
+    <w:p>
       <w:r>
         <w:t xml:space="preserve">Import </w:t>
       </w:r>
@@ -4757,7 +5634,36 @@
         <w:t>Activity7-Finance-Advisor.json</w:t>
       </w:r>
       <w:r>
-        <w:t xml:space="preserve"> into n8n.</w:t>
+        <w:t xml:space="preserve"> into n8n, then set the keys. </w:t>
+      </w:r>
+      <w:r>
+        <w:rPr>
+          <w:b/>
+        </w:rPr>
+        <w:t>Twelve Data</w:t>
+      </w:r>
+      <w:r>
+        <w:t xml:space="preserve"> and </w:t>
+      </w:r>
+      <w:r>
+        <w:rPr>
+          <w:b/>
+        </w:rPr>
+        <w:t>NewsAPI</w:t>
+      </w:r>
+      <w:r>
+        <w:t xml:space="preserve"> are configured in two different ways:</w:t>
+      </w:r>
+    </w:p>
+    <w:p>
+      <w:r>
+        <w:rPr>
+          <w:b/>
+        </w:rPr>
+        <w:t>C1 — Twelve Data (3 HTTP Request nodes).</w:t>
+      </w:r>
+      <w:r>
+        <w:t xml:space="preserve"> The key is a query parameter you paste directly:</w:t>
       </w:r>
     </w:p>
     <w:p>
@@ -4765,25 +5671,42 @@
         <w:pStyle w:val="ListNumber"/>
       </w:pPr>
       <w:r>
-        <w:t xml:space="preserve">Set your </w:t>
+        <w:t xml:space="preserve">Open the </w:t>
       </w:r>
       <w:r>
         <w:rPr>
           <w:b/>
         </w:rPr>
-        <w:t>Twelve Data</w:t>
-      </w:r>
-      <w:r>
-        <w:t xml:space="preserve"> and </w:t>
+        <w:t>candles1min</w:t>
+      </w:r>
+      <w:r>
+        <w:t xml:space="preserve"> node (an HTTP Request node).</w:t>
+      </w:r>
+    </w:p>
+    <w:p>
+      <w:pPr>
+        <w:pStyle w:val="ListNumber"/>
+      </w:pPr>
+      <w:r>
+        <w:t xml:space="preserve">Scroll to </w:t>
       </w:r>
       <w:r>
         <w:rPr>
           <w:b/>
         </w:rPr>
-        <w:t>NewsAPI</w:t>
-      </w:r>
-      <w:r>
-        <w:t xml:space="preserve"> keys (in credentials or the HTTP Request query params).</w:t>
+        <w:t>Query Parameters</w:t>
+      </w:r>
+      <w:r>
+        <w:t xml:space="preserve"> and find the parameter named </w:t>
+      </w:r>
+      <w:r>
+        <w:rPr>
+          <w:b/>
+        </w:rPr>
+        <w:t>`apikey`</w:t>
+      </w:r>
+      <w:r>
+        <w:t>.</w:t>
       </w:r>
     </w:p>
     <w:p>
@@ -4791,75 +5714,333 @@
         <w:pStyle w:val="ListNumber"/>
       </w:pPr>
       <w:r>
-        <w:t xml:space="preserve">Re-select your </w:t>
-      </w:r>
-      <w:r>
-        <w:rPr>
-          <w:b/>
-        </w:rPr>
-        <w:t>OpenAI</w:t>
-      </w:r>
-      <w:r>
-        <w:t xml:space="preserve"> and </w:t>
-      </w:r>
-      <w:r>
-        <w:rPr>
-          <w:b/>
-        </w:rPr>
-        <w:t>Telegram</w:t>
-      </w:r>
-      <w:r>
-        <w:t xml:space="preserve"> credentials.</w:t>
-      </w:r>
-    </w:p>
-    <w:p>
-      <w:pPr>
-        <w:pStyle w:val="ListNumber"/>
-      </w:pPr>
-      <w:r>
-        <w:t xml:space="preserve">Review the flow: </w:t>
-      </w:r>
-      <w:r>
-        <w:rPr>
-          <w:b/>
-        </w:rPr>
-        <w:t>Telegram Trigger → Extract Ticker (LLM) → HTTP candles (1m/15m/1h) + HTTP news → Aggregate/Merge → AI Agent → Telegram reply</w:t>
-      </w:r>
-      <w:r>
-        <w:t>.</w:t>
-      </w:r>
-    </w:p>
-    <w:p>
-      <w:pPr>
-        <w:pStyle w:val="ListNumber"/>
-      </w:pPr>
-      <w:r>
-        <w:rPr>
-          <w:b/>
-        </w:rPr>
-        <w:t>Save</w:t>
-      </w:r>
-      <w:r>
-        <w:t xml:space="preserve">, toggle </w:t>
-      </w:r>
-      <w:r>
-        <w:rPr>
-          <w:b/>
-        </w:rPr>
-        <w:t>Active</w:t>
-      </w:r>
-      <w:r>
-        <w:t xml:space="preserve">. Optionally open </w:t>
+        <w:t xml:space="preserve">Replace its value </w:t>
       </w:r>
       <w:r>
         <w:rPr>
           <w:rFonts w:ascii="Consolas" w:hAnsi="Consolas"/>
           <w:color w:val="C7254E"/>
         </w:rPr>
+        <w:t>YOUR_TWELVEDATA_API_KEY</w:t>
+      </w:r>
+      <w:r>
+        <w:t xml:space="preserve"> with the key you copied from Twelve Data.</w:t>
+      </w:r>
+    </w:p>
+    <w:p>
+      <w:pPr>
+        <w:pStyle w:val="ListNumber"/>
+      </w:pPr>
+      <w:r>
+        <w:t xml:space="preserve">Repeat for </w:t>
+      </w:r>
+      <w:r>
+        <w:rPr>
+          <w:b/>
+        </w:rPr>
+        <w:t>candles15min</w:t>
+      </w:r>
+      <w:r>
+        <w:t xml:space="preserve"> and </w:t>
+      </w:r>
+      <w:r>
+        <w:rPr>
+          <w:b/>
+        </w:rPr>
+        <w:t>candles1hr</w:t>
+      </w:r>
+      <w:r>
+        <w:t xml:space="preserve"> — all three call Twelve Data and need the same key.</w:t>
+      </w:r>
+    </w:p>
+    <w:p>
+      <w:pPr>
+        <w:shd w:val="clear" w:color="auto" w:fill="FFF4E5"/>
+      </w:pPr>
+      <w:r>
+        <w:rPr>
+          <w:b/>
+          <w:color w:val="B56A00"/>
+        </w:rPr>
+        <w:t xml:space="preserve">Note:  </w:t>
+      </w:r>
+      <w:r>
+        <w:t xml:space="preserve">Tip — set it once: create a </w:t>
+      </w:r>
+      <w:r>
+        <w:rPr>
+          <w:b/>
+        </w:rPr>
+        <w:t>Query Auth</w:t>
+      </w:r>
+      <w:r>
+        <w:t xml:space="preserve"> credential (Name = </w:t>
+      </w:r>
+      <w:r>
+        <w:rPr>
+          <w:rFonts w:ascii="Consolas" w:hAnsi="Consolas"/>
+          <w:color w:val="C7254E"/>
+        </w:rPr>
+        <w:t>apikey</w:t>
+      </w:r>
+      <w:r>
+        <w:t xml:space="preserve">, Value = your Twelve Data key), then on each candle node set </w:t>
+      </w:r>
+      <w:r>
+        <w:rPr>
+          <w:b/>
+        </w:rPr>
+        <w:t>Authentication → Generic Credential Type → Query Auth</w:t>
+      </w:r>
+      <w:r>
+        <w:t xml:space="preserve"> and delete the inline </w:t>
+      </w:r>
+      <w:r>
+        <w:rPr>
+          <w:rFonts w:ascii="Consolas" w:hAnsi="Consolas"/>
+          <w:color w:val="C7254E"/>
+        </w:rPr>
+        <w:t>apikey</w:t>
+      </w:r>
+      <w:r>
+        <w:t xml:space="preserve"> parameter. That way the key lives in one place.</w:t>
+      </w:r>
+    </w:p>
+    <w:p>
+      <w:r>
+        <w:rPr>
+          <w:b/>
+        </w:rPr>
+        <w:t>C2 — NewsAPI (the `news` node).</w:t>
+      </w:r>
+      <w:r>
+        <w:t xml:space="preserve"> The key is stored as a credential:</w:t>
+      </w:r>
+    </w:p>
+    <w:p>
+      <w:pPr>
+        <w:pStyle w:val="ListNumber"/>
+      </w:pPr>
+      <w:r>
+        <w:t xml:space="preserve">Open the </w:t>
+      </w:r>
+      <w:r>
+        <w:rPr>
+          <w:b/>
+        </w:rPr>
+        <w:t>news</w:t>
+      </w:r>
+      <w:r>
+        <w:t xml:space="preserve"> HTTP Request node. </w:t>
+      </w:r>
+      <w:r>
+        <w:rPr>
+          <w:b/>
+        </w:rPr>
+        <w:t>Authentication</w:t>
+      </w:r>
+      <w:r>
+        <w:t xml:space="preserve"> is already set to </w:t>
+      </w:r>
+      <w:r>
+        <w:rPr>
+          <w:b/>
+        </w:rPr>
+        <w:t>Generic Credential Type → Query Auth</w:t>
+      </w:r>
+      <w:r>
+        <w:t>.</w:t>
+      </w:r>
+    </w:p>
+    <w:p>
+      <w:pPr>
+        <w:pStyle w:val="ListNumber"/>
+      </w:pPr>
+      <w:r>
+        <w:t xml:space="preserve">Click the </w:t>
+      </w:r>
+      <w:r>
+        <w:rPr>
+          <w:b/>
+        </w:rPr>
+        <w:t>Credential</w:t>
+      </w:r>
+      <w:r>
+        <w:t xml:space="preserve"> dropdown → </w:t>
+      </w:r>
+      <w:r>
+        <w:rPr>
+          <w:b/>
+        </w:rPr>
+        <w:t>Create New Credential</w:t>
+      </w:r>
+      <w:r>
+        <w:t>.</w:t>
+      </w:r>
+    </w:p>
+    <w:p>
+      <w:pPr>
+        <w:pStyle w:val="ListNumber"/>
+      </w:pPr>
+      <w:r>
+        <w:t xml:space="preserve">Set </w:t>
+      </w:r>
+      <w:r>
+        <w:rPr>
+          <w:b/>
+        </w:rPr>
+        <w:t>Name</w:t>
+      </w:r>
+      <w:r>
+        <w:t xml:space="preserve"> = </w:t>
+      </w:r>
+      <w:r>
+        <w:rPr>
+          <w:rFonts w:ascii="Consolas" w:hAnsi="Consolas"/>
+          <w:color w:val="C7254E"/>
+        </w:rPr>
+        <w:t>apiKey</w:t>
+      </w:r>
+      <w:r>
+        <w:t xml:space="preserve"> and </w:t>
+      </w:r>
+      <w:r>
+        <w:rPr>
+          <w:b/>
+        </w:rPr>
+        <w:t>Value</w:t>
+      </w:r>
+      <w:r>
+        <w:t xml:space="preserve"> = your NewsAPI key, then </w:t>
+      </w:r>
+      <w:r>
+        <w:rPr>
+          <w:b/>
+        </w:rPr>
+        <w:t>Save</w:t>
+      </w:r>
+      <w:r>
+        <w:t xml:space="preserve">. (NewsAPI expects the key in a query parameter called </w:t>
+      </w:r>
+      <w:r>
+        <w:rPr>
+          <w:rFonts w:ascii="Consolas" w:hAnsi="Consolas"/>
+          <w:color w:val="C7254E"/>
+        </w:rPr>
+        <w:t>apiKey</w:t>
+      </w:r>
+      <w:r>
+        <w:t>.)</w:t>
+      </w:r>
+    </w:p>
+    <w:p>
+      <w:pPr>
+        <w:pStyle w:val="ListNumber"/>
+      </w:pPr>
+      <w:r>
+        <w:t xml:space="preserve">Back on the </w:t>
+      </w:r>
+      <w:r>
+        <w:rPr>
+          <w:rFonts w:ascii="Consolas" w:hAnsi="Consolas"/>
+          <w:color w:val="C7254E"/>
+        </w:rPr>
+        <w:t>news</w:t>
+      </w:r>
+      <w:r>
+        <w:t xml:space="preserve"> node, make sure your new credential is selected.</w:t>
+      </w:r>
+    </w:p>
+    <w:p>
+      <w:pPr>
+        <w:pStyle w:val="Heading2"/>
+      </w:pPr>
+      <w:r>
+        <w:t>Step D — Finish &amp; run</w:t>
+      </w:r>
+    </w:p>
+    <w:p>
+      <w:pPr>
+        <w:pStyle w:val="ListNumber"/>
+      </w:pPr>
+      <w:r>
+        <w:t xml:space="preserve">Re-select your own </w:t>
+      </w:r>
+      <w:r>
+        <w:rPr>
+          <w:b/>
+        </w:rPr>
+        <w:t>OpenAI</w:t>
+      </w:r>
+      <w:r>
+        <w:t xml:space="preserve"> and </w:t>
+      </w:r>
+      <w:r>
+        <w:rPr>
+          <w:b/>
+        </w:rPr>
+        <w:t>Telegram</w:t>
+      </w:r>
+      <w:r>
+        <w:t xml:space="preserve"> credentials on the model and Telegram nodes.</w:t>
+      </w:r>
+    </w:p>
+    <w:p>
+      <w:pPr>
+        <w:pStyle w:val="ListNumber"/>
+      </w:pPr>
+      <w:r>
+        <w:t xml:space="preserve">Review the flow: </w:t>
+      </w:r>
+      <w:r>
+        <w:rPr>
+          <w:b/>
+        </w:rPr>
+        <w:t>Telegram Trigger → Extract Ticker (LLM) → HTTP candles (1m/15m/1h) + HTTP news → Aggregate/Merge → AI Agent → Telegram reply</w:t>
+      </w:r>
+      <w:r>
+        <w:t>.</w:t>
+      </w:r>
+    </w:p>
+    <w:p>
+      <w:pPr>
+        <w:pStyle w:val="ListNumber"/>
+      </w:pPr>
+      <w:r>
+        <w:rPr>
+          <w:b/>
+        </w:rPr>
+        <w:t>Save</w:t>
+      </w:r>
+      <w:r>
+        <w:t xml:space="preserve"> the workflow and toggle it </w:t>
+      </w:r>
+      <w:r>
+        <w:rPr>
+          <w:b/>
+        </w:rPr>
+        <w:t>Active</w:t>
+      </w:r>
+      <w:r>
+        <w:t>.</w:t>
+      </w:r>
+    </w:p>
+    <w:p>
+      <w:pPr>
+        <w:pStyle w:val="ListNumber"/>
+      </w:pPr>
+      <w:r>
+        <w:t xml:space="preserve">*(Optional)* open </w:t>
+      </w:r>
+      <w:r>
+        <w:rPr>
+          <w:rFonts w:ascii="Consolas" w:hAnsi="Consolas"/>
+          <w:color w:val="C7254E"/>
+        </w:rPr>
         <w:t>index.html</w:t>
       </w:r>
       <w:r>
-        <w:t>, set your Twelve Data key and bot username in the dashboard settings.</w:t>
+        <w:t>, click the gear, and paste your Twelve Data key + Telegram bot username for the dashboard.</w:t>
       </w:r>
     </w:p>
     <w:p>
@@ -4874,7 +6055,7 @@
         <w:t xml:space="preserve">✅ Test it:  </w:t>
       </w:r>
       <w:r>
-        <w:t>Message the bot "Should I buy AAPL?" and confirm it returns a recommendation with reasoning.</w:t>
+        <w:t>Message the bot "Should I buy AAPL?" and confirm it returns a recommendation with reasoning. If you get a 401/429 from an HTTP node, re-check the corresponding API key (401 = wrong key, 429 = rate limit).</w:t>
       </w:r>
     </w:p>
     <w:p>
@@ -4950,7 +6131,7 @@
         <w:drawing>
           <wp:inline xmlns:a="http://schemas.openxmlformats.org/drawingml/2006/main" xmlns:pic="http://schemas.openxmlformats.org/drawingml/2006/picture">
             <wp:extent cx="5669280" cy="2092019"/>
-            <wp:docPr id="13" name="Picture 13"/>
+            <wp:docPr id="17" name="Picture 17"/>
             <wp:cNvGraphicFramePr>
               <a:graphicFrameLocks noChangeAspect="1"/>
             </wp:cNvGraphicFramePr>
@@ -4962,7 +6143,7 @@
                     <pic:cNvPicPr/>
                   </pic:nvPicPr>
                   <pic:blipFill>
-                    <a:blip r:embed="rId21"/>
+                    <a:blip r:embed="rId25"/>
                     <a:stretch>
                       <a:fillRect/>
                     </a:stretch>
@@ -5291,7 +6472,7 @@
         <w:drawing>
           <wp:inline xmlns:a="http://schemas.openxmlformats.org/drawingml/2006/main" xmlns:pic="http://schemas.openxmlformats.org/drawingml/2006/picture">
             <wp:extent cx="5669280" cy="2517667"/>
-            <wp:docPr id="14" name="Picture 14"/>
+            <wp:docPr id="18" name="Picture 18"/>
             <wp:cNvGraphicFramePr>
               <a:graphicFrameLocks noChangeAspect="1"/>
             </wp:cNvGraphicFramePr>
@@ -5303,7 +6484,7 @@
                     <pic:cNvPicPr/>
                   </pic:nvPicPr>
                   <pic:blipFill>
-                    <a:blip r:embed="rId22"/>
+                    <a:blip r:embed="rId26"/>
                     <a:stretch>
                       <a:fillRect/>
                     </a:stretch>
@@ -6487,7 +7668,7 @@
       </w:r>
     </w:p>
     <w:sectPr>
-      <w:footerReference w:type="default" r:id="rId23"/>
+      <w:footerReference w:type="default" r:id="rId27"/>
       <w:pgSz w:w="12240" w:h="15840"/>
       <w:pgMar w:top="1440" w:right="1800" w:bottom="1440" w:left="1800" w:header="720" w:footer="720" w:gutter="0"/>
       <w:cols w:space="720"/>

--- a/courseware/n8n Automation Learner Guide.docx
+++ b/courseware/n8n Automation Learner Guide.docx
@@ -3617,7 +3617,13 @@
         <w:t>Employees</w:t>
       </w:r>
       <w:r>
-        <w:t xml:space="preserve">. Either reuse data from Activity 2, or upload the provided </w:t>
+        <w:t xml:space="preserve">. </w:t>
+      </w:r>
+      <w:r>
+        <w:t>Upload</w:t>
+      </w:r>
+      <w:r>
+        <w:t xml:space="preserve"> the provided </w:t>
       </w:r>
       <w:r>
         <w:rPr>
@@ -3627,7 +3633,21 @@
         <w:t>mock-hr-employees.csv</w:t>
       </w:r>
       <w:r>
-        <w:t xml:space="preserve"> (100 records) — regenerate it any time with </w:t>
+        <w:t xml:space="preserve"> (</w:t>
+      </w:r>
+      <w:r>
+        <w:t>36</w:t>
+      </w:r>
+      <w:r>
+        <w:t xml:space="preserve"> </w:t>
+      </w:r>
+      <w:proofErr w:type="gramStart"/>
+      <w:r>
+        <w:t>records) —</w:t>
+      </w:r>
+      <w:proofErr w:type="gramEnd"/>
+      <w:r>
+        <w:t xml:space="preserve"> regenerate it any time with </w:t>
       </w:r>
       <w:r>
         <w:rPr>

--- a/courseware/n8n Automation Learner Guide.docx
+++ b/courseware/n8n Automation Learner Guide.docx
@@ -3533,7 +3533,13 @@
         <w:t>Data Table</w:t>
       </w:r>
       <w:r>
-        <w:t xml:space="preserve"> it can look up. Now the same Telegram bot can answer HR-admin questions like "What department is Alice in?" by querying real data.</w:t>
+        <w:t xml:space="preserve"> it can look up. Now the same Telegram bot can answer HR-admin questions like "What department is </w:t>
+      </w:r>
+      <w:r>
+        <w:t>Nadia</w:t>
+      </w:r>
+      <w:r>
+        <w:t xml:space="preserve"> in?" by querying real data.</w:t>
       </w:r>
     </w:p>
     <w:p>
@@ -3639,15 +3645,7 @@
         <w:t>36</w:t>
       </w:r>
       <w:r>
-        <w:t xml:space="preserve"> </w:t>
-      </w:r>
-      <w:proofErr w:type="gramStart"/>
-      <w:r>
-        <w:t>records) —</w:t>
-      </w:r>
-      <w:proofErr w:type="gramEnd"/>
-      <w:r>
-        <w:t xml:space="preserve"> regenerate it any time with </w:t>
+        <w:t xml:space="preserve"> records) — regenerate it any time with </w:t>
       </w:r>
       <w:r>
         <w:rPr>

--- a/courseware/n8n Automation Learner Guide.docx
+++ b/courseware/n8n Automation Learner Guide.docx
@@ -796,7 +796,21 @@
               <w:rPr>
                 <w:sz w:val="19"/>
               </w:rPr>
-              <w:t>platform.openai.com/api-keys (provided in class)</w:t>
+              <w:t>platform.openai.com/</w:t>
+            </w:r>
+            <w:proofErr w:type="spellStart"/>
+            <w:r>
+              <w:rPr>
+                <w:sz w:val="19"/>
+              </w:rPr>
+              <w:t>api</w:t>
+            </w:r>
+            <w:proofErr w:type="spellEnd"/>
+            <w:r>
+              <w:rPr>
+                <w:sz w:val="19"/>
+              </w:rPr>
+              <w:t>-keys (provided in class)</w:t>
             </w:r>
           </w:p>
         </w:tc>
@@ -840,7 +854,21 @@
               <w:rPr>
                 <w:sz w:val="19"/>
               </w:rPr>
-              <w:t>aistudio.google.com/app/apikey (provided in class)</w:t>
+              <w:t>aistudio.google.com/app/</w:t>
+            </w:r>
+            <w:proofErr w:type="spellStart"/>
+            <w:r>
+              <w:rPr>
+                <w:sz w:val="19"/>
+              </w:rPr>
+              <w:t>apikey</w:t>
+            </w:r>
+            <w:proofErr w:type="spellEnd"/>
+            <w:r>
+              <w:rPr>
+                <w:sz w:val="19"/>
+              </w:rPr>
+              <w:t xml:space="preserve"> (provided in class)</w:t>
             </w:r>
           </w:p>
         </w:tc>
@@ -986,12 +1014,14 @@
             <w:tcW w:w="2880" w:type="dxa"/>
           </w:tcPr>
           <w:p>
+            <w:proofErr w:type="spellStart"/>
             <w:r>
               <w:rPr>
                 <w:sz w:val="19"/>
               </w:rPr>
               <w:t>NewsAPI</w:t>
             </w:r>
+            <w:proofErr w:type="spellEnd"/>
           </w:p>
         </w:tc>
         <w:tc>
@@ -1088,16 +1118,25 @@
           <w:rFonts w:ascii="Consolas" w:hAnsi="Consolas"/>
           <w:color w:val="C7254E"/>
         </w:rPr>
-        <w:t>docker-compose.yml</w:t>
-      </w:r>
-      <w:r>
-        <w:t xml:space="preserve"> (a ready-made copy is in </w:t>
-      </w:r>
+        <w:t>docker-</w:t>
+      </w:r>
+      <w:proofErr w:type="spellStart"/>
       <w:r>
         <w:rPr>
           <w:rFonts w:ascii="Consolas" w:hAnsi="Consolas"/>
           <w:color w:val="C7254E"/>
         </w:rPr>
+        <w:t>compose.yml</w:t>
+      </w:r>
+      <w:proofErr w:type="spellEnd"/>
+      <w:r>
+        <w:t xml:space="preserve"> (a ready-made copy is in </w:t>
+      </w:r>
+      <w:r>
+        <w:rPr>
+          <w:rFonts w:ascii="Consolas" w:hAnsi="Consolas"/>
+          <w:color w:val="C7254E"/>
+        </w:rPr>
         <w:t>labs/n8n-installation/</w:t>
       </w:r>
       <w:r>
@@ -1113,13 +1152,22 @@
           <w:rFonts w:ascii="Consolas" w:hAnsi="Consolas"/>
           <w:sz w:val="18"/>
         </w:rPr>
-        <w:t># labs/n8n-installation/docker-compose.yml</w:t>
-      </w:r>
+        <w:t># labs/n8n-installation/docker-</w:t>
+      </w:r>
+      <w:proofErr w:type="spellStart"/>
       <w:r>
         <w:rPr>
           <w:rFonts w:ascii="Consolas" w:hAnsi="Consolas"/>
           <w:sz w:val="18"/>
         </w:rPr>
+        <w:t>compose.yml</w:t>
+      </w:r>
+      <w:proofErr w:type="spellEnd"/>
+      <w:r>
+        <w:rPr>
+          <w:rFonts w:ascii="Consolas" w:hAnsi="Consolas"/>
+          <w:sz w:val="18"/>
+        </w:rPr>
         <w:br/>
         <w:t>services:</w:t>
       </w:r>
@@ -1353,7 +1401,15 @@
         <w:t>Gmail / Microsoft Outlook (OAuth2)</w:t>
       </w:r>
       <w:r>
-        <w:t xml:space="preserve"> — sign in and authorise n8n to send mail on your behalf.</w:t>
+        <w:t xml:space="preserve"> — sign in and </w:t>
+      </w:r>
+      <w:proofErr w:type="spellStart"/>
+      <w:r>
+        <w:t>authorise</w:t>
+      </w:r>
+      <w:proofErr w:type="spellEnd"/>
+      <w:r>
+        <w:t xml:space="preserve"> n8n to send mail on your behalf.</w:t>
       </w:r>
     </w:p>
     <w:p>
@@ -1367,7 +1423,15 @@
         <w:t>OpenAI</w:t>
       </w:r>
       <w:r>
-        <w:t xml:space="preserve"> — paste your OpenAI API key. (Gemini: add a *Google Gemini (PaLM) API* credential instead.)</w:t>
+        <w:t xml:space="preserve"> — paste your OpenAI API key. (Gemini: add a *Google Gemini (</w:t>
+      </w:r>
+      <w:proofErr w:type="spellStart"/>
+      <w:r>
+        <w:t>PaLM</w:t>
+      </w:r>
+      <w:proofErr w:type="spellEnd"/>
+      <w:r>
+        <w:t>) API* credential instead.)</w:t>
       </w:r>
     </w:p>
     <w:p>
@@ -1395,7 +1459,15 @@
         <w:t>Google Sheets (OAuth2)</w:t>
       </w:r>
       <w:r>
-        <w:t xml:space="preserve"> — authorise access to your Google Sheets (Activity 3b).</w:t>
+        <w:t xml:space="preserve"> — </w:t>
+      </w:r>
+      <w:proofErr w:type="spellStart"/>
+      <w:r>
+        <w:t>authorise</w:t>
+      </w:r>
+      <w:proofErr w:type="spellEnd"/>
+      <w:r>
+        <w:t xml:space="preserve"> access to your Google Sheets (Activity 3b).</w:t>
       </w:r>
     </w:p>
     <w:p>
@@ -1409,7 +1481,15 @@
         <w:t>HTTP Header Auth / query params</w:t>
       </w:r>
       <w:r>
-        <w:t xml:space="preserve"> — for Twelve Data &amp; NewsAPI keys (Activity 7).</w:t>
+        <w:t xml:space="preserve"> — for Twelve Data &amp; </w:t>
+      </w:r>
+      <w:proofErr w:type="spellStart"/>
+      <w:r>
+        <w:t>NewsAPI</w:t>
+      </w:r>
+      <w:proofErr w:type="spellEnd"/>
+      <w:r>
+        <w:t xml:space="preserve"> keys (Activity 7).</w:t>
       </w:r>
     </w:p>
     <w:p>
@@ -1431,118 +1511,108 @@
           <w:rFonts w:ascii="Consolas" w:hAnsi="Consolas"/>
           <w:color w:val="C7254E"/>
         </w:rPr>
-        <w:t>.json</w:t>
-      </w:r>
-      <w:r>
-        <w:t>, re-select your own credentials on each node that needs them.</w:t>
-      </w:r>
-    </w:p>
-    <w:p>
-      <w:pPr>
-        <w:pStyle w:val="Heading2"/>
-      </w:pPr>
-      <w:r>
-        <w:t>0.4 Download the workflows from GitHub</w:t>
-      </w:r>
-    </w:p>
-    <w:p>
-      <w:r>
-        <w:t xml:space="preserve">All the finished workflow </w:t>
-      </w:r>
+        <w:t>.</w:t>
+      </w:r>
+      <w:proofErr w:type="spellStart"/>
       <w:r>
         <w:rPr>
           <w:rFonts w:ascii="Consolas" w:hAnsi="Consolas"/>
           <w:color w:val="C7254E"/>
         </w:rPr>
-        <w:t>.json</w:t>
-      </w:r>
-      <w:r>
-        <w:t xml:space="preserve"> files, the mock data (CSV) and the sample documents are in the course GitHub repository — download them so you can import and follow along:</w:t>
-      </w:r>
-    </w:p>
-    <w:p>
-      <w:pPr>
-        <w:shd w:val="clear" w:color="auto" w:fill="FFF4E5"/>
-      </w:pPr>
-      <w:r>
-        <w:rPr>
-          <w:b/>
-          <w:color w:val="B56A00"/>
-        </w:rPr>
-        <w:t xml:space="preserve">Note:  </w:t>
-      </w:r>
-      <w:r>
-        <w:rPr>
-          <w:b/>
-        </w:rPr>
-        <w:t>GitHub repo:</w:t>
-      </w:r>
-      <w:r>
-        <w:t xml:space="preserve"> https://github.com/tertiarycourses/TGS-2023035977-Agentic-AI-Automation-with-n8n  ·  every activity lives under the </w:t>
-      </w:r>
-      <w:r>
-        <w:rPr>
-          <w:b/>
-        </w:rPr>
-        <w:t>`labs/`</w:t>
-      </w:r>
-      <w:r>
-        <w:t xml:space="preserve"> folder (one folder per activity), each with its workflow JSON, a workflow diagram, and any mock data.</w:t>
-      </w:r>
-    </w:p>
-    <w:p>
-      <w:pPr>
-        <w:pStyle w:val="ListNumber"/>
-      </w:pPr>
-      <w:r>
-        <w:t xml:space="preserve">Open the repo and click </w:t>
-      </w:r>
-      <w:r>
-        <w:rPr>
-          <w:b/>
-        </w:rPr>
-        <w:t>Code → Download ZIP</w:t>
-      </w:r>
-      <w:r>
-        <w:t xml:space="preserve"> (or </w:t>
+        <w:t>json</w:t>
+      </w:r>
+      <w:proofErr w:type="spellEnd"/>
+      <w:r>
+        <w:t>, re-select your own credentials on each node that needs them.</w:t>
+      </w:r>
+    </w:p>
+    <w:p>
+      <w:pPr>
+        <w:pStyle w:val="Heading2"/>
+      </w:pPr>
+      <w:r>
+        <w:t>0.4 Download the workflows from GitHub</w:t>
+      </w:r>
+    </w:p>
+    <w:p>
+      <w:r>
+        <w:t xml:space="preserve">All the finished workflow </w:t>
       </w:r>
       <w:r>
         <w:rPr>
           <w:rFonts w:ascii="Consolas" w:hAnsi="Consolas"/>
           <w:color w:val="C7254E"/>
         </w:rPr>
-        <w:t>git clone</w:t>
-      </w:r>
-      <w:r>
-        <w:t xml:space="preserve"> it).</w:t>
-      </w:r>
-    </w:p>
-    <w:p>
-      <w:pPr>
-        <w:pStyle w:val="ListNumber"/>
-      </w:pPr>
-      <w:r>
-        <w:t xml:space="preserve">Each activity folder under </w:t>
-      </w:r>
+        <w:t>.</w:t>
+      </w:r>
+      <w:proofErr w:type="spellStart"/>
       <w:r>
         <w:rPr>
           <w:rFonts w:ascii="Consolas" w:hAnsi="Consolas"/>
           <w:color w:val="C7254E"/>
         </w:rPr>
-        <w:t>labs/</w:t>
-      </w:r>
-      <w:r>
-        <w:t xml:space="preserve"> contains the importable workflow </w:t>
+        <w:t>json</w:t>
+      </w:r>
+      <w:proofErr w:type="spellEnd"/>
+      <w:r>
+        <w:t xml:space="preserve"> files, the mock data (CSV) and the sample documents are in the course GitHub repository — download them so you can import and follow along:</w:t>
+      </w:r>
+    </w:p>
+    <w:p>
+      <w:pPr>
+        <w:shd w:val="clear" w:color="auto" w:fill="FFF4E5"/>
+      </w:pPr>
+      <w:r>
+        <w:rPr>
+          <w:b/>
+          <w:color w:val="B56A00"/>
+        </w:rPr>
+        <w:t xml:space="preserve">Note:  </w:t>
+      </w:r>
+      <w:r>
+        <w:rPr>
+          <w:b/>
+        </w:rPr>
+        <w:t>GitHub repo:</w:t>
+      </w:r>
+      <w:r>
+        <w:t xml:space="preserve"> https://github.com/tertiarycourses/TGS-2023035977-Agentic-AI-Automation-with-n8n  ·  every activity lives under the </w:t>
+      </w:r>
+      <w:r>
+        <w:rPr>
+          <w:b/>
+        </w:rPr>
+        <w:t>`labs/`</w:t>
+      </w:r>
+      <w:r>
+        <w:t xml:space="preserve"> folder (one folder per activity), each with its workflow JSON, a workflow diagram, and any mock data.</w:t>
+      </w:r>
+    </w:p>
+    <w:p>
+      <w:pPr>
+        <w:pStyle w:val="ListNumber"/>
+      </w:pPr>
+      <w:r>
+        <w:t xml:space="preserve">Open the repo and click </w:t>
+      </w:r>
+      <w:r>
+        <w:rPr>
+          <w:b/>
+        </w:rPr>
+        <w:t>Code → Download ZIP</w:t>
+      </w:r>
+      <w:r>
+        <w:t xml:space="preserve"> (or </w:t>
       </w:r>
       <w:r>
         <w:rPr>
           <w:rFonts w:ascii="Consolas" w:hAnsi="Consolas"/>
           <w:color w:val="C7254E"/>
         </w:rPr>
-        <w:t>.json</w:t>
-      </w:r>
-      <w:r>
-        <w:t xml:space="preserve"> and its mock data.</w:t>
+        <w:t>git clone</w:t>
+      </w:r>
+      <w:r>
+        <w:t xml:space="preserve"> it).</w:t>
       </w:r>
     </w:p>
     <w:p>
@@ -1550,59 +1620,105 @@
         <w:pStyle w:val="ListNumber"/>
       </w:pPr>
       <w:r>
-        <w:t xml:space="preserve">In n8n, open the </w:t>
-      </w:r>
-      <w:r>
-        <w:rPr>
-          <w:b/>
-        </w:rPr>
-        <w:t>Workflows</w:t>
-      </w:r>
-      <w:r>
-        <w:t xml:space="preserve"> list → </w:t>
-      </w:r>
-      <w:r>
-        <w:rPr>
-          <w:b/>
-        </w:rPr>
-        <w:t>Add workflow</w:t>
-      </w:r>
-      <w:r>
-        <w:t xml:space="preserve"> → the </w:t>
-      </w:r>
-      <w:r>
-        <w:rPr>
-          <w:b/>
-        </w:rPr>
-        <w:t>⋯</w:t>
-      </w:r>
-      <w:r>
-        <w:t xml:space="preserve"> menu → </w:t>
-      </w:r>
-      <w:r>
-        <w:rPr>
-          <w:b/>
-        </w:rPr>
-        <w:t>Import from File</w:t>
-      </w:r>
-      <w:r>
-        <w:t>.</w:t>
-      </w:r>
-    </w:p>
-    <w:p>
-      <w:pPr>
-        <w:pStyle w:val="ListNumber"/>
-      </w:pPr>
-      <w:r>
-        <w:t xml:space="preserve">Choose the matching </w:t>
+        <w:t xml:space="preserve">Each activity folder under </w:t>
       </w:r>
       <w:r>
         <w:rPr>
           <w:rFonts w:ascii="Consolas" w:hAnsi="Consolas"/>
           <w:color w:val="C7254E"/>
         </w:rPr>
-        <w:t>.json</w:t>
-      </w:r>
+        <w:t>labs/</w:t>
+      </w:r>
+      <w:r>
+        <w:t xml:space="preserve"> contains the importable workflow </w:t>
+      </w:r>
+      <w:r>
+        <w:rPr>
+          <w:rFonts w:ascii="Consolas" w:hAnsi="Consolas"/>
+          <w:color w:val="C7254E"/>
+        </w:rPr>
+        <w:t>.</w:t>
+      </w:r>
+      <w:proofErr w:type="spellStart"/>
+      <w:r>
+        <w:rPr>
+          <w:rFonts w:ascii="Consolas" w:hAnsi="Consolas"/>
+          <w:color w:val="C7254E"/>
+        </w:rPr>
+        <w:t>json</w:t>
+      </w:r>
+      <w:proofErr w:type="spellEnd"/>
+      <w:r>
+        <w:t xml:space="preserve"> and its mock data.</w:t>
+      </w:r>
+    </w:p>
+    <w:p>
+      <w:pPr>
+        <w:pStyle w:val="ListNumber"/>
+      </w:pPr>
+      <w:r>
+        <w:t xml:space="preserve">In n8n, open the </w:t>
+      </w:r>
+      <w:r>
+        <w:rPr>
+          <w:b/>
+        </w:rPr>
+        <w:t>Workflows</w:t>
+      </w:r>
+      <w:r>
+        <w:t xml:space="preserve"> list → </w:t>
+      </w:r>
+      <w:r>
+        <w:rPr>
+          <w:b/>
+        </w:rPr>
+        <w:t>Add workflow</w:t>
+      </w:r>
+      <w:r>
+        <w:t xml:space="preserve"> → the </w:t>
+      </w:r>
+      <w:r>
+        <w:rPr>
+          <w:b/>
+        </w:rPr>
+        <w:t>⋯</w:t>
+      </w:r>
+      <w:r>
+        <w:t xml:space="preserve"> menu → </w:t>
+      </w:r>
+      <w:r>
+        <w:rPr>
+          <w:b/>
+        </w:rPr>
+        <w:t>Import from File</w:t>
+      </w:r>
+      <w:r>
+        <w:t>.</w:t>
+      </w:r>
+    </w:p>
+    <w:p>
+      <w:pPr>
+        <w:pStyle w:val="ListNumber"/>
+      </w:pPr>
+      <w:r>
+        <w:t xml:space="preserve">Choose the matching </w:t>
+      </w:r>
+      <w:r>
+        <w:rPr>
+          <w:rFonts w:ascii="Consolas" w:hAnsi="Consolas"/>
+          <w:color w:val="C7254E"/>
+        </w:rPr>
+        <w:t>.</w:t>
+      </w:r>
+      <w:proofErr w:type="spellStart"/>
+      <w:r>
+        <w:rPr>
+          <w:rFonts w:ascii="Consolas" w:hAnsi="Consolas"/>
+          <w:color w:val="C7254E"/>
+        </w:rPr>
+        <w:t>json</w:t>
+      </w:r>
+      <w:proofErr w:type="spellEnd"/>
       <w:r>
         <w:t>, then re-select your own credentials on each node (OpenAI, Gmail, Telegram, etc.).</w:t>
       </w:r>
@@ -1871,7 +1987,21 @@
         <w:t>Message</w:t>
       </w:r>
       <w:r>
-        <w:t xml:space="preserve"> (textarea). Mark Name and Email required.</w:t>
+        <w:t xml:space="preserve"> (</w:t>
+      </w:r>
+      <w:proofErr w:type="spellStart"/>
+      <w:r>
+        <w:t>textarea</w:t>
+      </w:r>
+      <w:proofErr w:type="spellEnd"/>
+      <w:r>
+        <w:t xml:space="preserve">). </w:t>
+      </w:r>
+      <w:r>
+        <w:t>Add Attributes “Required Field”, toggle</w:t>
+      </w:r>
+      <w:r>
+        <w:t xml:space="preserve"> Name and Email required.</w:t>
       </w:r>
     </w:p>
     <w:p>
@@ -1930,25 +2060,105 @@
           <w:rFonts w:ascii="Consolas" w:hAnsi="Consolas"/>
           <w:color w:val="C7254E"/>
         </w:rPr>
-        <w:t>New RSVP from {{ $json.Name }}</w:t>
-      </w:r>
-      <w:r>
-        <w:t>.</w:t>
-      </w:r>
-    </w:p>
-    <w:p>
-      <w:pPr>
-        <w:pStyle w:val="ListNumber"/>
-      </w:pPr>
-      <w:r>
-        <w:t xml:space="preserve">Set the message body to include the submitted fields, e.g. </w:t>
-      </w:r>
+        <w:t>New RSVP from {{ $</w:t>
+      </w:r>
+      <w:proofErr w:type="spellStart"/>
       <w:r>
         <w:rPr>
           <w:rFonts w:ascii="Consolas" w:hAnsi="Consolas"/>
           <w:color w:val="C7254E"/>
         </w:rPr>
-        <w:t>Name: {{ $json.Name }} / Email: {{ $json.Email }} / Phone: {{ $json.Phone }} / Message: {{ $json.Message }}</w:t>
+        <w:t>json.Name</w:t>
+      </w:r>
+      <w:proofErr w:type="spellEnd"/>
+      <w:r>
+        <w:rPr>
+          <w:rFonts w:ascii="Consolas" w:hAnsi="Consolas"/>
+          <w:color w:val="C7254E"/>
+        </w:rPr>
+        <w:t xml:space="preserve"> }}</w:t>
+      </w:r>
+      <w:r>
+        <w:t>.</w:t>
+      </w:r>
+    </w:p>
+    <w:p>
+      <w:pPr>
+        <w:pStyle w:val="ListNumber"/>
+      </w:pPr>
+      <w:r>
+        <w:t xml:space="preserve">Set the message body to include the submitted fields, e.g. </w:t>
+      </w:r>
+      <w:r>
+        <w:rPr>
+          <w:rFonts w:ascii="Consolas" w:hAnsi="Consolas"/>
+          <w:color w:val="C7254E"/>
+        </w:rPr>
+        <w:t>Name: {{ $</w:t>
+      </w:r>
+      <w:proofErr w:type="spellStart"/>
+      <w:r>
+        <w:rPr>
+          <w:rFonts w:ascii="Consolas" w:hAnsi="Consolas"/>
+          <w:color w:val="C7254E"/>
+        </w:rPr>
+        <w:t>json.Name</w:t>
+      </w:r>
+      <w:proofErr w:type="spellEnd"/>
+      <w:r>
+        <w:rPr>
+          <w:rFonts w:ascii="Consolas" w:hAnsi="Consolas"/>
+          <w:color w:val="C7254E"/>
+        </w:rPr>
+        <w:t xml:space="preserve"> }} / Email: {{ $</w:t>
+      </w:r>
+      <w:proofErr w:type="spellStart"/>
+      <w:r>
+        <w:rPr>
+          <w:rFonts w:ascii="Consolas" w:hAnsi="Consolas"/>
+          <w:color w:val="C7254E"/>
+        </w:rPr>
+        <w:t>json.Email</w:t>
+      </w:r>
+      <w:proofErr w:type="spellEnd"/>
+      <w:r>
+        <w:rPr>
+          <w:rFonts w:ascii="Consolas" w:hAnsi="Consolas"/>
+          <w:color w:val="C7254E"/>
+        </w:rPr>
+        <w:t xml:space="preserve"> }} / Phone: {{ $</w:t>
+      </w:r>
+      <w:proofErr w:type="spellStart"/>
+      <w:r>
+        <w:rPr>
+          <w:rFonts w:ascii="Consolas" w:hAnsi="Consolas"/>
+          <w:color w:val="C7254E"/>
+        </w:rPr>
+        <w:t>json.Phone</w:t>
+      </w:r>
+      <w:proofErr w:type="spellEnd"/>
+      <w:r>
+        <w:rPr>
+          <w:rFonts w:ascii="Consolas" w:hAnsi="Consolas"/>
+          <w:color w:val="C7254E"/>
+        </w:rPr>
+        <w:t xml:space="preserve"> }} / Message: {{ $</w:t>
+      </w:r>
+      <w:proofErr w:type="spellStart"/>
+      <w:r>
+        <w:rPr>
+          <w:rFonts w:ascii="Consolas" w:hAnsi="Consolas"/>
+          <w:color w:val="C7254E"/>
+        </w:rPr>
+        <w:t>json.Message</w:t>
+      </w:r>
+      <w:proofErr w:type="spellEnd"/>
+      <w:r>
+        <w:rPr>
+          <w:rFonts w:ascii="Consolas" w:hAnsi="Consolas"/>
+          <w:color w:val="C7254E"/>
+        </w:rPr>
+        <w:t xml:space="preserve"> }}</w:t>
       </w:r>
       <w:r>
         <w:t>.</w:t>
@@ -2297,7 +2507,23 @@
           <w:rFonts w:ascii="Consolas" w:hAnsi="Consolas"/>
           <w:color w:val="C7254E"/>
         </w:rPr>
-        <w:t>{{ $json.Name }}</w:t>
+        <w:t>{{ $</w:t>
+      </w:r>
+      <w:proofErr w:type="spellStart"/>
+      <w:r>
+        <w:rPr>
+          <w:rFonts w:ascii="Consolas" w:hAnsi="Consolas"/>
+          <w:color w:val="C7254E"/>
+        </w:rPr>
+        <w:t>json.Name</w:t>
+      </w:r>
+      <w:proofErr w:type="spellEnd"/>
+      <w:r>
+        <w:rPr>
+          <w:rFonts w:ascii="Consolas" w:hAnsi="Consolas"/>
+          <w:color w:val="C7254E"/>
+        </w:rPr>
+        <w:t xml:space="preserve"> }}</w:t>
       </w:r>
       <w:r>
         <w:t>.</w:t>
@@ -2563,7 +2789,23 @@
           <w:rFonts w:ascii="Consolas" w:hAnsi="Consolas"/>
           <w:color w:val="C7254E"/>
         </w:rPr>
-        <w:t>{{ $json.Attending }}</w:t>
+        <w:t>{{ $</w:t>
+      </w:r>
+      <w:proofErr w:type="spellStart"/>
+      <w:r>
+        <w:rPr>
+          <w:rFonts w:ascii="Consolas" w:hAnsi="Consolas"/>
+          <w:color w:val="C7254E"/>
+        </w:rPr>
+        <w:t>json.Attending</w:t>
+      </w:r>
+      <w:proofErr w:type="spellEnd"/>
+      <w:r>
+        <w:rPr>
+          <w:rFonts w:ascii="Consolas" w:hAnsi="Consolas"/>
+          <w:color w:val="C7254E"/>
+        </w:rPr>
+        <w:t xml:space="preserve"> }}</w:t>
       </w:r>
       <w:r>
         <w:t xml:space="preserve"> </w:t>
@@ -2917,7 +3159,15 @@
         <w:t>Google Sheets</w:t>
       </w:r>
       <w:r>
-        <w:t xml:space="preserve"> credential (OAuth2) and authorise it.</w:t>
+        <w:t xml:space="preserve"> credential (OAuth2) and </w:t>
+      </w:r>
+      <w:proofErr w:type="spellStart"/>
+      <w:r>
+        <w:t>authorise</w:t>
+      </w:r>
+      <w:proofErr w:type="spellEnd"/>
+      <w:r>
+        <w:t xml:space="preserve"> it.</w:t>
       </w:r>
     </w:p>
     <w:p>
@@ -3254,8 +3504,17 @@
           <w:rFonts w:ascii="Consolas" w:hAnsi="Consolas"/>
           <w:color w:val="C7254E"/>
         </w:rPr>
-        <w:t>/newbot</w:t>
-      </w:r>
+        <w:t>/</w:t>
+      </w:r>
+      <w:proofErr w:type="spellStart"/>
+      <w:r>
+        <w:rPr>
+          <w:rFonts w:ascii="Consolas" w:hAnsi="Consolas"/>
+          <w:color w:val="C7254E"/>
+        </w:rPr>
+        <w:t>newbot</w:t>
+      </w:r>
+      <w:proofErr w:type="spellEnd"/>
       <w:r>
         <w:t xml:space="preserve">, give it a name and username, and copy the </w:t>
       </w:r>
@@ -3385,7 +3644,15 @@
         <w:t>System Instruction</w:t>
       </w:r>
       <w:r>
-        <w:t>, e.g. "You are a friendly customer-service assistant for MyCompany. Answer concisely and politely."</w:t>
+        <w:t xml:space="preserve">, e.g. "You are a friendly customer-service assistant for </w:t>
+      </w:r>
+      <w:proofErr w:type="spellStart"/>
+      <w:r>
+        <w:t>MyCompany</w:t>
+      </w:r>
+      <w:proofErr w:type="spellEnd"/>
+      <w:r>
+        <w:t>. Answer concisely and politely."</w:t>
       </w:r>
     </w:p>
     <w:p>
@@ -5157,7 +5424,15 @@
         <w:pStyle w:val="ListNumber"/>
       </w:pPr>
       <w:r>
-        <w:t>Review the agent's compliance system instruction (no guaranteed returns, no personalised advice).</w:t>
+        <w:t xml:space="preserve">Review the agent's compliance system instruction (no guaranteed returns, no </w:t>
+      </w:r>
+      <w:proofErr w:type="spellStart"/>
+      <w:r>
+        <w:t>personalised</w:t>
+      </w:r>
+      <w:proofErr w:type="spellEnd"/>
+      <w:r>
+        <w:t xml:space="preserve"> advice).</w:t>
       </w:r>
     </w:p>
     <w:p>
@@ -5311,8 +5586,16 @@
         <w:rPr>
           <w:b/>
         </w:rPr>
-        <w:t>headlines from NewsAPI</w:t>
-      </w:r>
+        <w:t xml:space="preserve">headlines from </w:t>
+      </w:r>
+      <w:proofErr w:type="spellStart"/>
+      <w:r>
+        <w:rPr>
+          <w:b/>
+        </w:rPr>
+        <w:t>NewsAPI</w:t>
+      </w:r>
+      <w:proofErr w:type="spellEnd"/>
       <w:r>
         <w:t>, and replies with a Buy / Sell / Hold call and reasoning. A companion dashboard shows live price and charts.</w:t>
       </w:r>
@@ -5594,7 +5877,15 @@
         <w:pStyle w:val="Heading2"/>
       </w:pPr>
       <w:r>
-        <w:t>Step B — Get your NewsAPI key (free)</w:t>
+        <w:t xml:space="preserve">Step B — Get your </w:t>
+      </w:r>
+      <w:proofErr w:type="spellStart"/>
+      <w:r>
+        <w:t>NewsAPI</w:t>
+      </w:r>
+      <w:proofErr w:type="spellEnd"/>
+      <w:r>
+        <w:t xml:space="preserve"> key (free)</w:t>
       </w:r>
     </w:p>
     <w:p>
@@ -5697,13 +5988,23 @@
       <w:pPr>
         <w:jc w:val="center"/>
       </w:pPr>
+      <w:proofErr w:type="spellStart"/>
       <w:r>
         <w:rPr>
           <w:i/>
           <w:color w:val="555B66"/>
           <w:sz w:val="18"/>
         </w:rPr>
-        <w:t>NewsAPI home page — click Get API Key and register for the free Developer plan</w:t>
+        <w:t>NewsAPI</w:t>
+      </w:r>
+      <w:proofErr w:type="spellEnd"/>
+      <w:r>
+        <w:rPr>
+          <w:i/>
+          <w:color w:val="555B66"/>
+          <w:sz w:val="18"/>
+        </w:rPr>
+        <w:t xml:space="preserve"> home page — click Get API Key and register for the free Developer plan</w:t>
       </w:r>
     </w:p>
     <w:p>
@@ -5737,12 +6038,14 @@
       <w:r>
         <w:t xml:space="preserve"> and </w:t>
       </w:r>
+      <w:proofErr w:type="spellStart"/>
       <w:r>
         <w:rPr>
           <w:b/>
         </w:rPr>
         <w:t>NewsAPI</w:t>
       </w:r>
+      <w:proofErr w:type="spellEnd"/>
       <w:r>
         <w:t xml:space="preserve"> are configured in two different ways:</w:t>
       </w:r>
@@ -5795,7 +6098,21 @@
         <w:rPr>
           <w:b/>
         </w:rPr>
-        <w:t>`apikey`</w:t>
+        <w:t>`</w:t>
+      </w:r>
+      <w:proofErr w:type="spellStart"/>
+      <w:r>
+        <w:rPr>
+          <w:b/>
+        </w:rPr>
+        <w:t>apikey</w:t>
+      </w:r>
+      <w:proofErr w:type="spellEnd"/>
+      <w:r>
+        <w:rPr>
+          <w:b/>
+        </w:rPr>
+        <w:t>`</w:t>
       </w:r>
       <w:r>
         <w:t>.</w:t>
@@ -5868,6 +6185,7 @@
       <w:r>
         <w:t xml:space="preserve"> credential (Name = </w:t>
       </w:r>
+      <w:proofErr w:type="spellStart"/>
       <w:r>
         <w:rPr>
           <w:rFonts w:ascii="Consolas" w:hAnsi="Consolas"/>
@@ -5875,6 +6193,7 @@
         </w:rPr>
         <w:t>apikey</w:t>
       </w:r>
+      <w:proofErr w:type="spellEnd"/>
       <w:r>
         <w:t xml:space="preserve">, Value = your Twelve Data key), then on each candle node set </w:t>
       </w:r>
@@ -5887,6 +6206,7 @@
       <w:r>
         <w:t xml:space="preserve"> and delete the inline </w:t>
       </w:r>
+      <w:proofErr w:type="spellStart"/>
       <w:r>
         <w:rPr>
           <w:rFonts w:ascii="Consolas" w:hAnsi="Consolas"/>
@@ -5894,6 +6214,7 @@
         </w:rPr>
         <w:t>apikey</w:t>
       </w:r>
+      <w:proofErr w:type="spellEnd"/>
       <w:r>
         <w:t xml:space="preserve"> parameter. That way the key lives in one place.</w:t>
       </w:r>
@@ -5903,7 +6224,21 @@
         <w:rPr>
           <w:b/>
         </w:rPr>
-        <w:t>C2 — NewsAPI (the `news` node).</w:t>
+        <w:t xml:space="preserve">C2 — </w:t>
+      </w:r>
+      <w:proofErr w:type="spellStart"/>
+      <w:r>
+        <w:rPr>
+          <w:b/>
+        </w:rPr>
+        <w:t>NewsAPI</w:t>
+      </w:r>
+      <w:proofErr w:type="spellEnd"/>
+      <w:r>
+        <w:rPr>
+          <w:b/>
+        </w:rPr>
+        <w:t xml:space="preserve"> (the `news` node).</w:t>
       </w:r>
       <w:r>
         <w:t xml:space="preserve"> The key is stored as a credential:</w:t>
@@ -5986,6 +6321,7 @@
       <w:r>
         <w:t xml:space="preserve"> = </w:t>
       </w:r>
+      <w:proofErr w:type="spellStart"/>
       <w:r>
         <w:rPr>
           <w:rFonts w:ascii="Consolas" w:hAnsi="Consolas"/>
@@ -5993,6 +6329,7 @@
         </w:rPr>
         <w:t>apiKey</w:t>
       </w:r>
+      <w:proofErr w:type="spellEnd"/>
       <w:r>
         <w:t xml:space="preserve"> and </w:t>
       </w:r>
@@ -6003,7 +6340,15 @@
         <w:t>Value</w:t>
       </w:r>
       <w:r>
-        <w:t xml:space="preserve"> = your NewsAPI key, then </w:t>
+        <w:t xml:space="preserve"> = your </w:t>
+      </w:r>
+      <w:proofErr w:type="spellStart"/>
+      <w:r>
+        <w:t>NewsAPI</w:t>
+      </w:r>
+      <w:proofErr w:type="spellEnd"/>
+      <w:r>
+        <w:t xml:space="preserve"> key, then </w:t>
       </w:r>
       <w:r>
         <w:rPr>
@@ -6012,8 +6357,17 @@
         <w:t>Save</w:t>
       </w:r>
       <w:r>
-        <w:t xml:space="preserve">. (NewsAPI expects the key in a query parameter called </w:t>
-      </w:r>
+        <w:t>. (</w:t>
+      </w:r>
+      <w:proofErr w:type="spellStart"/>
+      <w:r>
+        <w:t>NewsAPI</w:t>
+      </w:r>
+      <w:proofErr w:type="spellEnd"/>
+      <w:r>
+        <w:t xml:space="preserve"> expects the key in a query parameter called </w:t>
+      </w:r>
+      <w:proofErr w:type="spellStart"/>
       <w:r>
         <w:rPr>
           <w:rFonts w:ascii="Consolas" w:hAnsi="Consolas"/>
@@ -6021,6 +6375,7 @@
         </w:rPr>
         <w:t>apiKey</w:t>
       </w:r>
+      <w:proofErr w:type="spellEnd"/>
       <w:r>
         <w:t>.)</w:t>
       </w:r>
@@ -6639,7 +6994,15 @@
         <w:t>Pre-guardrail</w:t>
       </w:r>
       <w:r>
-        <w:t xml:space="preserve"> — validate/sanitise the *input* (block prompt-injection, PII, banned topics) before the LLM.</w:t>
+        <w:t xml:space="preserve"> — validate/</w:t>
+      </w:r>
+      <w:proofErr w:type="spellStart"/>
+      <w:r>
+        <w:t>sanitise</w:t>
+      </w:r>
+      <w:proofErr w:type="spellEnd"/>
+      <w:r>
+        <w:t xml:space="preserve"> the *input* (block prompt-injection, PII, banned topics) before the LLM.</w:t>
       </w:r>
     </w:p>
     <w:p>
@@ -6866,8 +7229,17 @@
           <w:rFonts w:ascii="Consolas" w:hAnsi="Consolas"/>
           <w:color w:val="C7254E"/>
         </w:rPr>
-        <w:t>.json</w:t>
-      </w:r>
+        <w:t>.</w:t>
+      </w:r>
+      <w:proofErr w:type="spellStart"/>
+      <w:r>
+        <w:rPr>
+          <w:rFonts w:ascii="Consolas" w:hAnsi="Consolas"/>
+          <w:color w:val="C7254E"/>
+        </w:rPr>
+        <w:t>json</w:t>
+      </w:r>
+      <w:proofErr w:type="spellEnd"/>
       <w:r>
         <w:t>).</w:t>
       </w:r>

--- a/courseware/n8n Automation Learner Guide.docx
+++ b/courseware/n8n Automation Learner Guide.docx
@@ -574,10 +574,46 @@
           <w:b/>
           <w:color w:val="B56A00"/>
         </w:rPr>
-        <w:t xml:space="preserve">Note:  </w:t>
-      </w:r>
-      <w:r>
-        <w:t>Course flow at a glance — Day 1: Workflow Automation (Activities 1-3) + AI Agents (Activity 4). Day 2: RAG (Activity 5) · Webhooks (Activity 6) · APIs (Activity 7). Day 3: Security &amp; Guardrails (Activity 8) + Mini Capstone.</w:t>
+        <w:t>Note</w:t>
+      </w:r>
+      <w:proofErr w:type="gramStart"/>
+      <w:r>
+        <w:rPr>
+          <w:b/>
+          <w:color w:val="B56A00"/>
+        </w:rPr>
+        <w:t xml:space="preserve">:  </w:t>
+      </w:r>
+      <w:r>
+        <w:t>Course</w:t>
+      </w:r>
+      <w:proofErr w:type="gramEnd"/>
+      <w:r>
+        <w:t xml:space="preserve"> flow </w:t>
+      </w:r>
+      <w:proofErr w:type="gramStart"/>
+      <w:r>
+        <w:t>at a glance</w:t>
+      </w:r>
+      <w:proofErr w:type="gramEnd"/>
+      <w:r>
+        <w:t xml:space="preserve"> — Day 1: Workflow Automation (Activities 1-3) + AI Agents (Activity 4). Day 2: RAG (Activity </w:t>
+      </w:r>
+      <w:proofErr w:type="gramStart"/>
+      <w:r>
+        <w:t>5) ·</w:t>
+      </w:r>
+      <w:proofErr w:type="gramEnd"/>
+      <w:r>
+        <w:t xml:space="preserve"> Webhooks (Activity </w:t>
+      </w:r>
+      <w:proofErr w:type="gramStart"/>
+      <w:r>
+        <w:t>6) ·</w:t>
+      </w:r>
+      <w:proofErr w:type="gramEnd"/>
+      <w:r>
+        <w:t xml:space="preserve"> APIs (Activity 7). Day 3: Security &amp; Guardrails (Activity 8) + Mini Capstone.</w:t>
       </w:r>
     </w:p>
     <w:p>
@@ -796,21 +832,7 @@
               <w:rPr>
                 <w:sz w:val="19"/>
               </w:rPr>
-              <w:t>platform.openai.com/</w:t>
-            </w:r>
-            <w:proofErr w:type="spellStart"/>
-            <w:r>
-              <w:rPr>
-                <w:sz w:val="19"/>
-              </w:rPr>
-              <w:t>api</w:t>
-            </w:r>
-            <w:proofErr w:type="spellEnd"/>
-            <w:r>
-              <w:rPr>
-                <w:sz w:val="19"/>
-              </w:rPr>
-              <w:t>-keys (provided in class)</w:t>
+              <w:t>platform.openai.com/api-keys (provided in class)</w:t>
             </w:r>
           </w:p>
         </w:tc>
@@ -854,21 +876,7 @@
               <w:rPr>
                 <w:sz w:val="19"/>
               </w:rPr>
-              <w:t>aistudio.google.com/app/</w:t>
-            </w:r>
-            <w:proofErr w:type="spellStart"/>
-            <w:r>
-              <w:rPr>
-                <w:sz w:val="19"/>
-              </w:rPr>
-              <w:t>apikey</w:t>
-            </w:r>
-            <w:proofErr w:type="spellEnd"/>
-            <w:r>
-              <w:rPr>
-                <w:sz w:val="19"/>
-              </w:rPr>
-              <w:t xml:space="preserve"> (provided in class)</w:t>
+              <w:t>aistudio.google.com/app/apikey (provided in class)</w:t>
             </w:r>
           </w:p>
         </w:tc>
@@ -1014,14 +1022,12 @@
             <w:tcW w:w="2880" w:type="dxa"/>
           </w:tcPr>
           <w:p>
-            <w:proofErr w:type="spellStart"/>
             <w:r>
               <w:rPr>
                 <w:sz w:val="19"/>
               </w:rPr>
               <w:t>NewsAPI</w:t>
             </w:r>
-            <w:proofErr w:type="spellEnd"/>
           </w:p>
         </w:tc>
         <w:tc>
@@ -1100,7 +1106,15 @@
         <w:t>Data Tables are not permanent</w:t>
       </w:r>
       <w:r>
-        <w:t xml:space="preserve"> — for anything you want to keep, store it externally (e.g. Google Sheets, see Activity 3b).</w:t>
+        <w:t xml:space="preserve"> — for anything you want to keep, store </w:t>
+      </w:r>
+      <w:proofErr w:type="gramStart"/>
+      <w:r>
+        <w:t>it</w:t>
+      </w:r>
+      <w:proofErr w:type="gramEnd"/>
+      <w:r>
+        <w:t xml:space="preserve"> externally (e.g. Google Sheets, see Activity 3b).</w:t>
       </w:r>
     </w:p>
     <w:p>
@@ -1118,19 +1132,144 @@
           <w:rFonts w:ascii="Consolas" w:hAnsi="Consolas"/>
           <w:color w:val="C7254E"/>
         </w:rPr>
-        <w:t>docker-</w:t>
-      </w:r>
-      <w:proofErr w:type="spellStart"/>
+        <w:t>docker-compose.yml</w:t>
+      </w:r>
+      <w:r>
+        <w:t xml:space="preserve"> (a ready-made copy is in </w:t>
+      </w:r>
       <w:r>
         <w:rPr>
           <w:rFonts w:ascii="Consolas" w:hAnsi="Consolas"/>
           <w:color w:val="C7254E"/>
         </w:rPr>
-        <w:t>compose.yml</w:t>
-      </w:r>
-      <w:proofErr w:type="spellEnd"/>
-      <w:r>
-        <w:t xml:space="preserve"> (a ready-made copy is in </w:t>
+        <w:t>labs/n8n-installation/</w:t>
+      </w:r>
+      <w:r>
+        <w:t>):</w:t>
+      </w:r>
+    </w:p>
+    <w:p>
+      <w:pPr>
+        <w:shd w:val="clear" w:color="auto" w:fill="F3F5F8"/>
+      </w:pPr>
+      <w:r>
+        <w:rPr>
+          <w:rFonts w:ascii="Consolas" w:hAnsi="Consolas"/>
+          <w:sz w:val="18"/>
+        </w:rPr>
+        <w:t># labs/n8n-installation/docker-compose.yml</w:t>
+      </w:r>
+      <w:r>
+        <w:rPr>
+          <w:rFonts w:ascii="Consolas" w:hAnsi="Consolas"/>
+          <w:sz w:val="18"/>
+        </w:rPr>
+        <w:br/>
+        <w:t>services:</w:t>
+      </w:r>
+      <w:r>
+        <w:rPr>
+          <w:rFonts w:ascii="Consolas" w:hAnsi="Consolas"/>
+          <w:sz w:val="18"/>
+        </w:rPr>
+        <w:br/>
+        <w:t xml:space="preserve">  n8n:</w:t>
+      </w:r>
+      <w:r>
+        <w:rPr>
+          <w:rFonts w:ascii="Consolas" w:hAnsi="Consolas"/>
+          <w:sz w:val="18"/>
+        </w:rPr>
+        <w:br/>
+        <w:t xml:space="preserve">    image: docker.n8n.io/n8nio/n8n</w:t>
+      </w:r>
+      <w:r>
+        <w:rPr>
+          <w:rFonts w:ascii="Consolas" w:hAnsi="Consolas"/>
+          <w:sz w:val="18"/>
+        </w:rPr>
+        <w:br/>
+        <w:t xml:space="preserve">    restart: always</w:t>
+      </w:r>
+      <w:r>
+        <w:rPr>
+          <w:rFonts w:ascii="Consolas" w:hAnsi="Consolas"/>
+          <w:sz w:val="18"/>
+        </w:rPr>
+        <w:br/>
+        <w:t xml:space="preserve">    ports:</w:t>
+      </w:r>
+      <w:r>
+        <w:rPr>
+          <w:rFonts w:ascii="Consolas" w:hAnsi="Consolas"/>
+          <w:sz w:val="18"/>
+        </w:rPr>
+        <w:br/>
+        <w:t xml:space="preserve">      - "5678:5678"</w:t>
+      </w:r>
+      <w:r>
+        <w:rPr>
+          <w:rFonts w:ascii="Consolas" w:hAnsi="Consolas"/>
+          <w:sz w:val="18"/>
+        </w:rPr>
+        <w:br/>
+        <w:t xml:space="preserve">    environment:</w:t>
+      </w:r>
+      <w:r>
+        <w:rPr>
+          <w:rFonts w:ascii="Consolas" w:hAnsi="Consolas"/>
+          <w:sz w:val="18"/>
+        </w:rPr>
+        <w:br/>
+        <w:t xml:space="preserve">      - N8N_SECURE_COOKIE=false</w:t>
+      </w:r>
+      <w:r>
+        <w:rPr>
+          <w:rFonts w:ascii="Consolas" w:hAnsi="Consolas"/>
+          <w:sz w:val="18"/>
+        </w:rPr>
+        <w:br/>
+        <w:t xml:space="preserve">      - GENERIC_TIMEZONE=Asia/Singapore</w:t>
+      </w:r>
+      <w:r>
+        <w:rPr>
+          <w:rFonts w:ascii="Consolas" w:hAnsi="Consolas"/>
+          <w:sz w:val="18"/>
+        </w:rPr>
+        <w:br/>
+        <w:t xml:space="preserve">    volumes:</w:t>
+      </w:r>
+      <w:r>
+        <w:rPr>
+          <w:rFonts w:ascii="Consolas" w:hAnsi="Consolas"/>
+          <w:sz w:val="18"/>
+        </w:rPr>
+        <w:br/>
+        <w:t xml:space="preserve">      - n8n_data:/home/node/.n8n</w:t>
+      </w:r>
+      <w:r>
+        <w:rPr>
+          <w:rFonts w:ascii="Consolas" w:hAnsi="Consolas"/>
+          <w:sz w:val="18"/>
+        </w:rPr>
+        <w:br/>
+        <w:t>volumes:</w:t>
+      </w:r>
+      <w:r>
+        <w:rPr>
+          <w:rFonts w:ascii="Consolas" w:hAnsi="Consolas"/>
+          <w:sz w:val="18"/>
+        </w:rPr>
+        <w:br/>
+        <w:t xml:space="preserve">  n8n_data:</w:t>
+      </w:r>
+    </w:p>
+    <w:p>
+      <w:pPr>
+        <w:pStyle w:val="ListNumber"/>
+      </w:pPr>
+      <w:r>
+        <w:t xml:space="preserve">Open a terminal in the </w:t>
       </w:r>
       <w:r>
         <w:rPr>
@@ -1140,132 +1279,7 @@
         <w:t>labs/n8n-installation/</w:t>
       </w:r>
       <w:r>
-        <w:t>):</w:t>
-      </w:r>
-    </w:p>
-    <w:p>
-      <w:pPr>
-        <w:shd w:val="clear" w:color="auto" w:fill="F3F5F8"/>
-      </w:pPr>
-      <w:r>
-        <w:rPr>
-          <w:rFonts w:ascii="Consolas" w:hAnsi="Consolas"/>
-          <w:sz w:val="18"/>
-        </w:rPr>
-        <w:t># labs/n8n-installation/docker-</w:t>
-      </w:r>
-      <w:proofErr w:type="spellStart"/>
-      <w:r>
-        <w:rPr>
-          <w:rFonts w:ascii="Consolas" w:hAnsi="Consolas"/>
-          <w:sz w:val="18"/>
-        </w:rPr>
-        <w:t>compose.yml</w:t>
-      </w:r>
-      <w:proofErr w:type="spellEnd"/>
-      <w:r>
-        <w:rPr>
-          <w:rFonts w:ascii="Consolas" w:hAnsi="Consolas"/>
-          <w:sz w:val="18"/>
-        </w:rPr>
-        <w:br/>
-        <w:t>services:</w:t>
-      </w:r>
-      <w:r>
-        <w:rPr>
-          <w:rFonts w:ascii="Consolas" w:hAnsi="Consolas"/>
-          <w:sz w:val="18"/>
-        </w:rPr>
-        <w:br/>
-        <w:t xml:space="preserve">  n8n:</w:t>
-      </w:r>
-      <w:r>
-        <w:rPr>
-          <w:rFonts w:ascii="Consolas" w:hAnsi="Consolas"/>
-          <w:sz w:val="18"/>
-        </w:rPr>
-        <w:br/>
-        <w:t xml:space="preserve">    image: docker.n8n.io/n8nio/n8n</w:t>
-      </w:r>
-      <w:r>
-        <w:rPr>
-          <w:rFonts w:ascii="Consolas" w:hAnsi="Consolas"/>
-          <w:sz w:val="18"/>
-        </w:rPr>
-        <w:br/>
-        <w:t xml:space="preserve">    restart: always</w:t>
-      </w:r>
-      <w:r>
-        <w:rPr>
-          <w:rFonts w:ascii="Consolas" w:hAnsi="Consolas"/>
-          <w:sz w:val="18"/>
-        </w:rPr>
-        <w:br/>
-        <w:t xml:space="preserve">    ports:</w:t>
-      </w:r>
-      <w:r>
-        <w:rPr>
-          <w:rFonts w:ascii="Consolas" w:hAnsi="Consolas"/>
-          <w:sz w:val="18"/>
-        </w:rPr>
-        <w:br/>
-        <w:t xml:space="preserve">      - "5678:5678"</w:t>
-      </w:r>
-      <w:r>
-        <w:rPr>
-          <w:rFonts w:ascii="Consolas" w:hAnsi="Consolas"/>
-          <w:sz w:val="18"/>
-        </w:rPr>
-        <w:br/>
-        <w:t xml:space="preserve">    environment:</w:t>
-      </w:r>
-      <w:r>
-        <w:rPr>
-          <w:rFonts w:ascii="Consolas" w:hAnsi="Consolas"/>
-          <w:sz w:val="18"/>
-        </w:rPr>
-        <w:br/>
-        <w:t xml:space="preserve">      - N8N_SECURE_COOKIE=false</w:t>
-      </w:r>
-      <w:r>
-        <w:rPr>
-          <w:rFonts w:ascii="Consolas" w:hAnsi="Consolas"/>
-          <w:sz w:val="18"/>
-        </w:rPr>
-        <w:br/>
-        <w:t xml:space="preserve">      - GENERIC_TIMEZONE=Asia/Singapore</w:t>
-      </w:r>
-      <w:r>
-        <w:rPr>
-          <w:rFonts w:ascii="Consolas" w:hAnsi="Consolas"/>
-          <w:sz w:val="18"/>
-        </w:rPr>
-        <w:br/>
-        <w:t xml:space="preserve">    volumes:</w:t>
-      </w:r>
-      <w:r>
-        <w:rPr>
-          <w:rFonts w:ascii="Consolas" w:hAnsi="Consolas"/>
-          <w:sz w:val="18"/>
-        </w:rPr>
-        <w:br/>
-        <w:t xml:space="preserve">      - n8n_data:/home/node/.n8n</w:t>
-      </w:r>
-      <w:r>
-        <w:rPr>
-          <w:rFonts w:ascii="Consolas" w:hAnsi="Consolas"/>
-          <w:sz w:val="18"/>
-        </w:rPr>
-        <w:br/>
-        <w:t>volumes:</w:t>
-      </w:r>
-      <w:r>
-        <w:rPr>
-          <w:rFonts w:ascii="Consolas" w:hAnsi="Consolas"/>
-          <w:sz w:val="18"/>
-        </w:rPr>
-        <w:br/>
-        <w:t xml:space="preserve">  n8n_data:</w:t>
+        <w:t xml:space="preserve"> folder.</w:t>
       </w:r>
     </w:p>
     <w:p>
@@ -1273,17 +1287,17 @@
         <w:pStyle w:val="ListNumber"/>
       </w:pPr>
       <w:r>
-        <w:t xml:space="preserve">Open a terminal in the </w:t>
+        <w:t xml:space="preserve">Run </w:t>
       </w:r>
       <w:r>
         <w:rPr>
           <w:rFonts w:ascii="Consolas" w:hAnsi="Consolas"/>
           <w:color w:val="C7254E"/>
         </w:rPr>
-        <w:t>labs/n8n-installation/</w:t>
-      </w:r>
-      <w:r>
-        <w:t xml:space="preserve"> folder.</w:t>
+        <w:t>docker compose up -d</w:t>
+      </w:r>
+      <w:r>
+        <w:t xml:space="preserve"> to start n8n in the background.</w:t>
       </w:r>
     </w:p>
     <w:p>
@@ -1291,17 +1305,25 @@
         <w:pStyle w:val="ListNumber"/>
       </w:pPr>
       <w:r>
-        <w:t xml:space="preserve">Run </w:t>
+        <w:t>Open http://localhost:5678 in your browser and create your owner account.</w:t>
+      </w:r>
+    </w:p>
+    <w:p>
+      <w:pPr>
+        <w:pStyle w:val="ListNumber"/>
+      </w:pPr>
+      <w:r>
+        <w:t xml:space="preserve">Your workflows and credentials now persist in the </w:t>
       </w:r>
       <w:r>
         <w:rPr>
           <w:rFonts w:ascii="Consolas" w:hAnsi="Consolas"/>
           <w:color w:val="C7254E"/>
         </w:rPr>
-        <w:t>docker compose up -d</w:t>
-      </w:r>
-      <w:r>
-        <w:t xml:space="preserve"> to start n8n in the background.</w:t>
+        <w:t>n8n_data</w:t>
+      </w:r>
+      <w:r>
+        <w:t xml:space="preserve"> volume, even after restarts.</w:t>
       </w:r>
     </w:p>
     <w:p>
@@ -1309,63 +1331,209 @@
         <w:pStyle w:val="ListNumber"/>
       </w:pPr>
       <w:r>
-        <w:t>Open http://localhost:5678 in your browser and create your owner account.</w:t>
-      </w:r>
-    </w:p>
-    <w:p>
-      <w:pPr>
-        <w:pStyle w:val="ListNumber"/>
-      </w:pPr>
-      <w:r>
-        <w:t xml:space="preserve">Your workflows and credentials now persist in the </w:t>
+        <w:t xml:space="preserve">To stop n8n, run </w:t>
       </w:r>
       <w:r>
         <w:rPr>
           <w:rFonts w:ascii="Consolas" w:hAnsi="Consolas"/>
           <w:color w:val="C7254E"/>
         </w:rPr>
-        <w:t>n8n_data</w:t>
-      </w:r>
-      <w:r>
-        <w:t xml:space="preserve"> volume, even after restarts.</w:t>
-      </w:r>
-    </w:p>
-    <w:p>
-      <w:pPr>
-        <w:pStyle w:val="ListNumber"/>
-      </w:pPr>
-      <w:r>
-        <w:t xml:space="preserve">To stop n8n, run </w:t>
+        <w:t>docker compose down</w:t>
+      </w:r>
+      <w:r>
+        <w:t xml:space="preserve"> (your data is kept); to update, </w:t>
       </w:r>
       <w:r>
         <w:rPr>
           <w:rFonts w:ascii="Consolas" w:hAnsi="Consolas"/>
           <w:color w:val="C7254E"/>
         </w:rPr>
-        <w:t>docker compose down</w:t>
-      </w:r>
-      <w:r>
-        <w:t xml:space="preserve"> (your data is kept); to update, </w:t>
+        <w:t>docker compose pull</w:t>
+      </w:r>
+      <w:r>
+        <w:t xml:space="preserve"> then </w:t>
       </w:r>
       <w:r>
         <w:rPr>
           <w:rFonts w:ascii="Consolas" w:hAnsi="Consolas"/>
           <w:color w:val="C7254E"/>
         </w:rPr>
-        <w:t>docker compose pull</w:t>
-      </w:r>
-      <w:r>
-        <w:t xml:space="preserve"> then </w:t>
+        <w:t>up -d</w:t>
+      </w:r>
+      <w:r>
+        <w:t xml:space="preserve"> again.</w:t>
+      </w:r>
+    </w:p>
+    <w:p>
+      <w:pPr>
+        <w:pStyle w:val="Heading2"/>
+      </w:pPr>
+      <w:r>
+        <w:t>0.3 Add your credentials in n8n (do this once)</w:t>
+      </w:r>
+    </w:p>
+    <w:p>
+      <w:r>
+        <w:t xml:space="preserve">Credentials are stored separately from </w:t>
+      </w:r>
+      <w:proofErr w:type="gramStart"/>
+      <w:r>
+        <w:t>workflows</w:t>
+      </w:r>
+      <w:proofErr w:type="gramEnd"/>
+      <w:r>
+        <w:t xml:space="preserve"> so you never paste secrets into nodes. Add them under </w:t>
+      </w:r>
+      <w:r>
+        <w:rPr>
+          <w:b/>
+        </w:rPr>
+        <w:t>Credentials → Add credential</w:t>
+      </w:r>
+      <w:r>
+        <w:t>:</w:t>
+      </w:r>
+    </w:p>
+    <w:p>
+      <w:pPr>
+        <w:pStyle w:val="ListBullet"/>
+      </w:pPr>
+      <w:r>
+        <w:rPr>
+          <w:b/>
+        </w:rPr>
+        <w:t>Gmail / Microsoft Outlook (</w:t>
+      </w:r>
+      <w:proofErr w:type="gramStart"/>
+      <w:r>
+        <w:rPr>
+          <w:b/>
+        </w:rPr>
+        <w:t>OAuth2)</w:t>
+      </w:r>
+      <w:r>
+        <w:t xml:space="preserve"> —</w:t>
+      </w:r>
+      <w:proofErr w:type="gramEnd"/>
+      <w:r>
+        <w:t xml:space="preserve"> sign in and authorise n8n to send mail on your behalf.</w:t>
+      </w:r>
+    </w:p>
+    <w:p>
+      <w:pPr>
+        <w:pStyle w:val="ListBullet"/>
+      </w:pPr>
+      <w:r>
+        <w:rPr>
+          <w:b/>
+        </w:rPr>
+        <w:t>OpenAI</w:t>
+      </w:r>
+      <w:r>
+        <w:t xml:space="preserve"> — paste your OpenAI API key. (Gemini: add a *Google Gemini (PaLM) API* credential instead.)</w:t>
+      </w:r>
+    </w:p>
+    <w:p>
+      <w:pPr>
+        <w:pStyle w:val="ListBullet"/>
+      </w:pPr>
+      <w:r>
+        <w:rPr>
+          <w:b/>
+        </w:rPr>
+        <w:t>Telegram</w:t>
+      </w:r>
+      <w:r>
+        <w:t xml:space="preserve"> — paste the bot token </w:t>
+      </w:r>
+      <w:proofErr w:type="gramStart"/>
+      <w:r>
+        <w:t>from @</w:t>
+      </w:r>
+      <w:proofErr w:type="gramEnd"/>
+      <w:r>
+        <w:t>BotFather (see Activity 4a, Step 1).</w:t>
+      </w:r>
+    </w:p>
+    <w:p>
+      <w:pPr>
+        <w:pStyle w:val="ListBullet"/>
+      </w:pPr>
+      <w:r>
+        <w:rPr>
+          <w:b/>
+        </w:rPr>
+        <w:t>Google Sheets (</w:t>
+      </w:r>
+      <w:proofErr w:type="gramStart"/>
+      <w:r>
+        <w:rPr>
+          <w:b/>
+        </w:rPr>
+        <w:t>OAuth2)</w:t>
+      </w:r>
+      <w:r>
+        <w:t xml:space="preserve"> —</w:t>
+      </w:r>
+      <w:proofErr w:type="gramEnd"/>
+      <w:r>
+        <w:t xml:space="preserve"> authorise access to your Google Sheets (Activity 3b).</w:t>
+      </w:r>
+    </w:p>
+    <w:p>
+      <w:pPr>
+        <w:pStyle w:val="ListBullet"/>
+      </w:pPr>
+      <w:r>
+        <w:rPr>
+          <w:b/>
+        </w:rPr>
+        <w:t>HTTP Header Auth / query params</w:t>
+      </w:r>
+      <w:r>
+        <w:t xml:space="preserve"> — for Twelve Data &amp; NewsAPI keys (Activity 7).</w:t>
+      </w:r>
+    </w:p>
+    <w:p>
+      <w:pPr>
+        <w:shd w:val="clear" w:color="auto" w:fill="FFF4E5"/>
+      </w:pPr>
+      <w:r>
+        <w:rPr>
+          <w:b/>
+          <w:color w:val="B56A00"/>
+        </w:rPr>
+        <w:t>Note</w:t>
+      </w:r>
+      <w:proofErr w:type="gramStart"/>
+      <w:r>
+        <w:rPr>
+          <w:b/>
+          <w:color w:val="B56A00"/>
+        </w:rPr>
+        <w:t xml:space="preserve">:  </w:t>
+      </w:r>
+      <w:r>
+        <w:t>Imported</w:t>
+      </w:r>
+      <w:proofErr w:type="gramEnd"/>
+      <w:r>
+        <w:t xml:space="preserve"> workflows reference credential *names*, not your actual secrets. After importing any </w:t>
+      </w:r>
+      <w:proofErr w:type="gramStart"/>
+      <w:r>
+        <w:t xml:space="preserve">provided </w:t>
       </w:r>
       <w:r>
         <w:rPr>
           <w:rFonts w:ascii="Consolas" w:hAnsi="Consolas"/>
           <w:color w:val="C7254E"/>
         </w:rPr>
-        <w:t>up -d</w:t>
-      </w:r>
-      <w:r>
-        <w:t xml:space="preserve"> again.</w:t>
+        <w:t>.json</w:t>
+      </w:r>
+      <w:proofErr w:type="gramEnd"/>
+      <w:r>
+        <w:t>, re-select your own credentials on each node that needs them.</w:t>
       </w:r>
     </w:p>
     <w:p>
@@ -1373,219 +1541,128 @@
         <w:pStyle w:val="Heading2"/>
       </w:pPr>
       <w:r>
-        <w:t>0.3 Add your credentials in n8n (do this once)</w:t>
-      </w:r>
-    </w:p>
-    <w:p>
-      <w:r>
-        <w:t xml:space="preserve">Credentials are stored separately from workflows so you never paste secrets into nodes. Add them under </w:t>
-      </w:r>
-      <w:r>
-        <w:rPr>
-          <w:b/>
-        </w:rPr>
-        <w:t>Credentials → Add credential</w:t>
-      </w:r>
-      <w:r>
-        <w:t>:</w:t>
-      </w:r>
-    </w:p>
-    <w:p>
-      <w:pPr>
-        <w:pStyle w:val="ListBullet"/>
-      </w:pPr>
-      <w:r>
-        <w:rPr>
-          <w:b/>
-        </w:rPr>
-        <w:t>Gmail / Microsoft Outlook (OAuth2)</w:t>
-      </w:r>
-      <w:r>
-        <w:t xml:space="preserve"> — sign in and </w:t>
-      </w:r>
-      <w:proofErr w:type="spellStart"/>
-      <w:r>
-        <w:t>authorise</w:t>
-      </w:r>
-      <w:proofErr w:type="spellEnd"/>
-      <w:r>
-        <w:t xml:space="preserve"> n8n to send mail on your behalf.</w:t>
-      </w:r>
-    </w:p>
-    <w:p>
-      <w:pPr>
-        <w:pStyle w:val="ListBullet"/>
-      </w:pPr>
-      <w:r>
-        <w:rPr>
-          <w:b/>
-        </w:rPr>
-        <w:t>OpenAI</w:t>
-      </w:r>
-      <w:r>
-        <w:t xml:space="preserve"> — paste your OpenAI API key. (Gemini: add a *Google Gemini (</w:t>
-      </w:r>
-      <w:proofErr w:type="spellStart"/>
-      <w:r>
-        <w:t>PaLM</w:t>
-      </w:r>
-      <w:proofErr w:type="spellEnd"/>
-      <w:r>
-        <w:t>) API* credential instead.)</w:t>
-      </w:r>
-    </w:p>
-    <w:p>
-      <w:pPr>
-        <w:pStyle w:val="ListBullet"/>
-      </w:pPr>
-      <w:r>
-        <w:rPr>
-          <w:b/>
-        </w:rPr>
-        <w:t>Telegram</w:t>
-      </w:r>
-      <w:r>
-        <w:t xml:space="preserve"> — paste the bot token from @BotFather (see Activity 4a, Step 1).</w:t>
-      </w:r>
-    </w:p>
-    <w:p>
-      <w:pPr>
-        <w:pStyle w:val="ListBullet"/>
-      </w:pPr>
-      <w:r>
-        <w:rPr>
-          <w:b/>
-        </w:rPr>
-        <w:t>Google Sheets (OAuth2)</w:t>
-      </w:r>
-      <w:r>
-        <w:t xml:space="preserve"> — </w:t>
-      </w:r>
-      <w:proofErr w:type="spellStart"/>
-      <w:r>
-        <w:t>authorise</w:t>
-      </w:r>
-      <w:proofErr w:type="spellEnd"/>
-      <w:r>
-        <w:t xml:space="preserve"> access to your Google Sheets (Activity 3b).</w:t>
-      </w:r>
-    </w:p>
-    <w:p>
-      <w:pPr>
-        <w:pStyle w:val="ListBullet"/>
-      </w:pPr>
-      <w:r>
-        <w:rPr>
-          <w:b/>
-        </w:rPr>
-        <w:t>HTTP Header Auth / query params</w:t>
-      </w:r>
-      <w:r>
-        <w:t xml:space="preserve"> — for Twelve Data &amp; </w:t>
-      </w:r>
-      <w:proofErr w:type="spellStart"/>
-      <w:r>
-        <w:t>NewsAPI</w:t>
-      </w:r>
-      <w:proofErr w:type="spellEnd"/>
-      <w:r>
-        <w:t xml:space="preserve"> keys (Activity 7).</w:t>
-      </w:r>
-    </w:p>
-    <w:p>
-      <w:pPr>
-        <w:shd w:val="clear" w:color="auto" w:fill="FFF4E5"/>
-      </w:pPr>
-      <w:r>
-        <w:rPr>
-          <w:b/>
-          <w:color w:val="B56A00"/>
-        </w:rPr>
-        <w:t xml:space="preserve">Note:  </w:t>
-      </w:r>
-      <w:r>
-        <w:t xml:space="preserve">Imported workflows reference credential *names*, not your actual secrets. After importing any provided </w:t>
+        <w:t>0.4 Download the workflows from GitHub</w:t>
+      </w:r>
+    </w:p>
+    <w:p>
+      <w:r>
+        <w:t xml:space="preserve">All the finished </w:t>
+      </w:r>
+      <w:proofErr w:type="gramStart"/>
+      <w:r>
+        <w:t>workflow</w:t>
+      </w:r>
+      <w:proofErr w:type="gramEnd"/>
+      <w:r>
+        <w:t xml:space="preserve"> </w:t>
       </w:r>
       <w:r>
         <w:rPr>
           <w:rFonts w:ascii="Consolas" w:hAnsi="Consolas"/>
           <w:color w:val="C7254E"/>
         </w:rPr>
-        <w:t>.</w:t>
-      </w:r>
-      <w:proofErr w:type="spellStart"/>
+        <w:t>.json</w:t>
+      </w:r>
+      <w:r>
+        <w:t xml:space="preserve"> files, the mock data (CSV) and the sample documents are in the course GitHub repository — download them so you can import and follow along:</w:t>
+      </w:r>
+    </w:p>
+    <w:p>
+      <w:pPr>
+        <w:shd w:val="clear" w:color="auto" w:fill="FFF4E5"/>
+      </w:pPr>
+      <w:r>
+        <w:rPr>
+          <w:b/>
+          <w:color w:val="B56A00"/>
+        </w:rPr>
+        <w:t xml:space="preserve">Note:  </w:t>
+      </w:r>
+      <w:r>
+        <w:rPr>
+          <w:b/>
+        </w:rPr>
+        <w:t>GitHub repo:</w:t>
+      </w:r>
+      <w:r>
+        <w:t xml:space="preserve"> </w:t>
+      </w:r>
+      <w:proofErr w:type="gramStart"/>
+      <w:r>
+        <w:t>https://github.com/tertiarycourses/TGS-2023035977-Agentic-AI-Automation-with-n8n  ·</w:t>
+      </w:r>
+      <w:proofErr w:type="gramEnd"/>
+      <w:r>
+        <w:t xml:space="preserve">  every activity lives under the </w:t>
+      </w:r>
+      <w:r>
+        <w:rPr>
+          <w:b/>
+        </w:rPr>
+        <w:t>`labs/`</w:t>
+      </w:r>
+      <w:r>
+        <w:t xml:space="preserve"> folder (one folder per activity), each with its workflow JSON, a workflow diagram, and any mock data.</w:t>
+      </w:r>
+    </w:p>
+    <w:p>
+      <w:pPr>
+        <w:pStyle w:val="ListNumber"/>
+      </w:pPr>
+      <w:r>
+        <w:t xml:space="preserve">Open the repo and click </w:t>
+      </w:r>
+      <w:r>
+        <w:rPr>
+          <w:b/>
+        </w:rPr>
+        <w:t>Code → Download ZIP</w:t>
+      </w:r>
+      <w:r>
+        <w:t xml:space="preserve"> (or </w:t>
+      </w:r>
       <w:r>
         <w:rPr>
           <w:rFonts w:ascii="Consolas" w:hAnsi="Consolas"/>
           <w:color w:val="C7254E"/>
         </w:rPr>
-        <w:t>json</w:t>
-      </w:r>
-      <w:proofErr w:type="spellEnd"/>
-      <w:r>
-        <w:t>, re-select your own credentials on each node that needs them.</w:t>
-      </w:r>
-    </w:p>
-    <w:p>
-      <w:pPr>
-        <w:pStyle w:val="Heading2"/>
-      </w:pPr>
-      <w:r>
-        <w:t>0.4 Download the workflows from GitHub</w:t>
-      </w:r>
-    </w:p>
-    <w:p>
-      <w:r>
-        <w:t xml:space="preserve">All the finished workflow </w:t>
+        <w:t>git clone</w:t>
+      </w:r>
+      <w:r>
+        <w:t xml:space="preserve"> it).</w:t>
+      </w:r>
+    </w:p>
+    <w:p>
+      <w:pPr>
+        <w:pStyle w:val="ListNumber"/>
+      </w:pPr>
+      <w:r>
+        <w:t xml:space="preserve">Each activity folder under </w:t>
       </w:r>
       <w:r>
         <w:rPr>
           <w:rFonts w:ascii="Consolas" w:hAnsi="Consolas"/>
           <w:color w:val="C7254E"/>
         </w:rPr>
-        <w:t>.</w:t>
-      </w:r>
-      <w:proofErr w:type="spellStart"/>
+        <w:t>labs/</w:t>
+      </w:r>
+      <w:r>
+        <w:t xml:space="preserve"> contains the importable </w:t>
+      </w:r>
+      <w:proofErr w:type="gramStart"/>
+      <w:r>
+        <w:t xml:space="preserve">workflow </w:t>
+      </w:r>
       <w:r>
         <w:rPr>
           <w:rFonts w:ascii="Consolas" w:hAnsi="Consolas"/>
           <w:color w:val="C7254E"/>
         </w:rPr>
-        <w:t>json</w:t>
-      </w:r>
-      <w:proofErr w:type="spellEnd"/>
-      <w:r>
-        <w:t xml:space="preserve"> files, the mock data (CSV) and the sample documents are in the course GitHub repository — download them so you can import and follow along:</w:t>
-      </w:r>
-    </w:p>
-    <w:p>
-      <w:pPr>
-        <w:shd w:val="clear" w:color="auto" w:fill="FFF4E5"/>
-      </w:pPr>
-      <w:r>
-        <w:rPr>
-          <w:b/>
-          <w:color w:val="B56A00"/>
-        </w:rPr>
-        <w:t xml:space="preserve">Note:  </w:t>
-      </w:r>
-      <w:r>
-        <w:rPr>
-          <w:b/>
-        </w:rPr>
-        <w:t>GitHub repo:</w:t>
-      </w:r>
-      <w:r>
-        <w:t xml:space="preserve"> https://github.com/tertiarycourses/TGS-2023035977-Agentic-AI-Automation-with-n8n  ·  every activity lives under the </w:t>
-      </w:r>
-      <w:r>
-        <w:rPr>
-          <w:b/>
-        </w:rPr>
-        <w:t>`labs/`</w:t>
-      </w:r>
-      <w:r>
-        <w:t xml:space="preserve"> folder (one folder per activity), each with its workflow JSON, a workflow diagram, and any mock data.</w:t>
+        <w:t>.json</w:t>
+      </w:r>
+      <w:proofErr w:type="gramEnd"/>
+      <w:r>
+        <w:t xml:space="preserve"> and its mock data.</w:t>
       </w:r>
     </w:p>
     <w:p>
@@ -1593,132 +1670,64 @@
         <w:pStyle w:val="ListNumber"/>
       </w:pPr>
       <w:r>
-        <w:t xml:space="preserve">Open the repo and click </w:t>
-      </w:r>
-      <w:r>
-        <w:rPr>
-          <w:b/>
-        </w:rPr>
-        <w:t>Code → Download ZIP</w:t>
-      </w:r>
-      <w:r>
-        <w:t xml:space="preserve"> (or </w:t>
+        <w:t xml:space="preserve">In n8n, open the </w:t>
+      </w:r>
+      <w:r>
+        <w:rPr>
+          <w:b/>
+        </w:rPr>
+        <w:t>Workflows</w:t>
+      </w:r>
+      <w:r>
+        <w:t xml:space="preserve"> list → </w:t>
+      </w:r>
+      <w:r>
+        <w:rPr>
+          <w:b/>
+        </w:rPr>
+        <w:t>Add workflow</w:t>
+      </w:r>
+      <w:r>
+        <w:t xml:space="preserve"> → the </w:t>
+      </w:r>
+      <w:r>
+        <w:rPr>
+          <w:b/>
+        </w:rPr>
+        <w:t>⋯</w:t>
+      </w:r>
+      <w:r>
+        <w:t xml:space="preserve"> menu → </w:t>
+      </w:r>
+      <w:r>
+        <w:rPr>
+          <w:b/>
+        </w:rPr>
+        <w:t>Import from File</w:t>
+      </w:r>
+      <w:r>
+        <w:t>.</w:t>
+      </w:r>
+    </w:p>
+    <w:p>
+      <w:pPr>
+        <w:pStyle w:val="ListNumber"/>
+      </w:pPr>
+      <w:r>
+        <w:t xml:space="preserve">Choose the </w:t>
+      </w:r>
+      <w:proofErr w:type="gramStart"/>
+      <w:r>
+        <w:t xml:space="preserve">matching </w:t>
       </w:r>
       <w:r>
         <w:rPr>
           <w:rFonts w:ascii="Consolas" w:hAnsi="Consolas"/>
           <w:color w:val="C7254E"/>
         </w:rPr>
-        <w:t>git clone</w:t>
-      </w:r>
-      <w:r>
-        <w:t xml:space="preserve"> it).</w:t>
-      </w:r>
-    </w:p>
-    <w:p>
-      <w:pPr>
-        <w:pStyle w:val="ListNumber"/>
-      </w:pPr>
-      <w:r>
-        <w:t xml:space="preserve">Each activity folder under </w:t>
-      </w:r>
-      <w:r>
-        <w:rPr>
-          <w:rFonts w:ascii="Consolas" w:hAnsi="Consolas"/>
-          <w:color w:val="C7254E"/>
-        </w:rPr>
-        <w:t>labs/</w:t>
-      </w:r>
-      <w:r>
-        <w:t xml:space="preserve"> contains the importable workflow </w:t>
-      </w:r>
-      <w:r>
-        <w:rPr>
-          <w:rFonts w:ascii="Consolas" w:hAnsi="Consolas"/>
-          <w:color w:val="C7254E"/>
-        </w:rPr>
-        <w:t>.</w:t>
-      </w:r>
-      <w:proofErr w:type="spellStart"/>
-      <w:r>
-        <w:rPr>
-          <w:rFonts w:ascii="Consolas" w:hAnsi="Consolas"/>
-          <w:color w:val="C7254E"/>
-        </w:rPr>
-        <w:t>json</w:t>
-      </w:r>
-      <w:proofErr w:type="spellEnd"/>
-      <w:r>
-        <w:t xml:space="preserve"> and its mock data.</w:t>
-      </w:r>
-    </w:p>
-    <w:p>
-      <w:pPr>
-        <w:pStyle w:val="ListNumber"/>
-      </w:pPr>
-      <w:r>
-        <w:t xml:space="preserve">In n8n, open the </w:t>
-      </w:r>
-      <w:r>
-        <w:rPr>
-          <w:b/>
-        </w:rPr>
-        <w:t>Workflows</w:t>
-      </w:r>
-      <w:r>
-        <w:t xml:space="preserve"> list → </w:t>
-      </w:r>
-      <w:r>
-        <w:rPr>
-          <w:b/>
-        </w:rPr>
-        <w:t>Add workflow</w:t>
-      </w:r>
-      <w:r>
-        <w:t xml:space="preserve"> → the </w:t>
-      </w:r>
-      <w:r>
-        <w:rPr>
-          <w:b/>
-        </w:rPr>
-        <w:t>⋯</w:t>
-      </w:r>
-      <w:r>
-        <w:t xml:space="preserve"> menu → </w:t>
-      </w:r>
-      <w:r>
-        <w:rPr>
-          <w:b/>
-        </w:rPr>
-        <w:t>Import from File</w:t>
-      </w:r>
-      <w:r>
-        <w:t>.</w:t>
-      </w:r>
-    </w:p>
-    <w:p>
-      <w:pPr>
-        <w:pStyle w:val="ListNumber"/>
-      </w:pPr>
-      <w:r>
-        <w:t xml:space="preserve">Choose the matching </w:t>
-      </w:r>
-      <w:r>
-        <w:rPr>
-          <w:rFonts w:ascii="Consolas" w:hAnsi="Consolas"/>
-          <w:color w:val="C7254E"/>
-        </w:rPr>
-        <w:t>.</w:t>
-      </w:r>
-      <w:proofErr w:type="spellStart"/>
-      <w:r>
-        <w:rPr>
-          <w:rFonts w:ascii="Consolas" w:hAnsi="Consolas"/>
-          <w:color w:val="C7254E"/>
-        </w:rPr>
-        <w:t>json</w:t>
-      </w:r>
-      <w:proofErr w:type="spellEnd"/>
+        <w:t>.json</w:t>
+      </w:r>
+      <w:proofErr w:type="gramEnd"/>
       <w:r>
         <w:t>, then re-select your own credentials on each node (OpenAI, Gmail, Telegram, etc.).</w:t>
       </w:r>
@@ -1987,15 +1996,7 @@
         <w:t>Message</w:t>
       </w:r>
       <w:r>
-        <w:t xml:space="preserve"> (</w:t>
-      </w:r>
-      <w:proofErr w:type="spellStart"/>
-      <w:r>
-        <w:t>textarea</w:t>
-      </w:r>
-      <w:proofErr w:type="spellEnd"/>
-      <w:r>
-        <w:t xml:space="preserve">). </w:t>
+        <w:t xml:space="preserve"> (textarea). </w:t>
       </w:r>
       <w:r>
         <w:t>Add Attributes “Required Field”, toggle</w:t>
@@ -2037,12 +2038,14 @@
       <w:r>
         <w:t xml:space="preserve">In the Gmail node set </w:t>
       </w:r>
+      <w:proofErr w:type="gramStart"/>
       <w:r>
         <w:rPr>
           <w:b/>
         </w:rPr>
         <w:t>To</w:t>
       </w:r>
+      <w:proofErr w:type="gramEnd"/>
       <w:r>
         <w:t xml:space="preserve"> = the admin address, </w:t>
       </w:r>
@@ -2060,17 +2063,17 @@
           <w:rFonts w:ascii="Consolas" w:hAnsi="Consolas"/>
           <w:color w:val="C7254E"/>
         </w:rPr>
-        <w:t>New RSVP from {{ $</w:t>
-      </w:r>
-      <w:proofErr w:type="spellStart"/>
+        <w:t xml:space="preserve">New RSVP from </w:t>
+      </w:r>
+      <w:proofErr w:type="gramStart"/>
       <w:r>
         <w:rPr>
           <w:rFonts w:ascii="Consolas" w:hAnsi="Consolas"/>
           <w:color w:val="C7254E"/>
         </w:rPr>
-        <w:t>json.Name</w:t>
-      </w:r>
-      <w:proofErr w:type="spellEnd"/>
+        <w:t>{{ $json.Name</w:t>
+      </w:r>
+      <w:proofErr w:type="gramEnd"/>
       <w:r>
         <w:rPr>
           <w:rFonts w:ascii="Consolas" w:hAnsi="Consolas"/>
@@ -2094,65 +2097,65 @@
           <w:rFonts w:ascii="Consolas" w:hAnsi="Consolas"/>
           <w:color w:val="C7254E"/>
         </w:rPr>
-        <w:t>Name: {{ $</w:t>
-      </w:r>
-      <w:proofErr w:type="spellStart"/>
+        <w:t xml:space="preserve">Name: </w:t>
+      </w:r>
+      <w:proofErr w:type="gramStart"/>
       <w:r>
         <w:rPr>
           <w:rFonts w:ascii="Consolas" w:hAnsi="Consolas"/>
           <w:color w:val="C7254E"/>
         </w:rPr>
-        <w:t>json.Name</w:t>
-      </w:r>
-      <w:proofErr w:type="spellEnd"/>
+        <w:t>{{ $json.Name</w:t>
+      </w:r>
+      <w:proofErr w:type="gramEnd"/>
       <w:r>
         <w:rPr>
           <w:rFonts w:ascii="Consolas" w:hAnsi="Consolas"/>
           <w:color w:val="C7254E"/>
         </w:rPr>
-        <w:t xml:space="preserve"> }} / Email: {{ $</w:t>
-      </w:r>
-      <w:proofErr w:type="spellStart"/>
+        <w:t xml:space="preserve"> }} / Email: </w:t>
+      </w:r>
+      <w:proofErr w:type="gramStart"/>
       <w:r>
         <w:rPr>
           <w:rFonts w:ascii="Consolas" w:hAnsi="Consolas"/>
           <w:color w:val="C7254E"/>
         </w:rPr>
-        <w:t>json.Email</w:t>
-      </w:r>
-      <w:proofErr w:type="spellEnd"/>
+        <w:t>{{ $json.Email</w:t>
+      </w:r>
+      <w:proofErr w:type="gramEnd"/>
       <w:r>
         <w:rPr>
           <w:rFonts w:ascii="Consolas" w:hAnsi="Consolas"/>
           <w:color w:val="C7254E"/>
         </w:rPr>
-        <w:t xml:space="preserve"> }} / Phone: {{ $</w:t>
-      </w:r>
-      <w:proofErr w:type="spellStart"/>
+        <w:t xml:space="preserve"> }} / Phone: </w:t>
+      </w:r>
+      <w:proofErr w:type="gramStart"/>
       <w:r>
         <w:rPr>
           <w:rFonts w:ascii="Consolas" w:hAnsi="Consolas"/>
           <w:color w:val="C7254E"/>
         </w:rPr>
-        <w:t>json.Phone</w:t>
-      </w:r>
-      <w:proofErr w:type="spellEnd"/>
+        <w:t>{{ $json.Phone</w:t>
+      </w:r>
+      <w:proofErr w:type="gramEnd"/>
       <w:r>
         <w:rPr>
           <w:rFonts w:ascii="Consolas" w:hAnsi="Consolas"/>
           <w:color w:val="C7254E"/>
         </w:rPr>
-        <w:t xml:space="preserve"> }} / Message: {{ $</w:t>
-      </w:r>
-      <w:proofErr w:type="spellStart"/>
+        <w:t xml:space="preserve"> }} / Message: </w:t>
+      </w:r>
+      <w:proofErr w:type="gramStart"/>
       <w:r>
         <w:rPr>
           <w:rFonts w:ascii="Consolas" w:hAnsi="Consolas"/>
           <w:color w:val="C7254E"/>
         </w:rPr>
-        <w:t>json.Message</w:t>
-      </w:r>
-      <w:proofErr w:type="spellEnd"/>
+        <w:t>{{ $json.Message</w:t>
+      </w:r>
+      <w:proofErr w:type="gramEnd"/>
       <w:r>
         <w:rPr>
           <w:rFonts w:ascii="Consolas" w:hAnsi="Consolas"/>
@@ -2228,7 +2231,15 @@
         <w:pStyle w:val="ListNumber"/>
       </w:pPr>
       <w:r>
-        <w:t>Paste your form's Production URL and generate the QR code; download it.</w:t>
+        <w:t xml:space="preserve">Paste your </w:t>
+      </w:r>
+      <w:proofErr w:type="gramStart"/>
+      <w:r>
+        <w:t>form's Production URL</w:t>
+      </w:r>
+      <w:proofErr w:type="gramEnd"/>
+      <w:r>
+        <w:t xml:space="preserve"> and generate the QR code; download it.</w:t>
       </w:r>
     </w:p>
     <w:p>
@@ -2248,10 +2259,22 @@
           <w:b/>
           <w:color w:val="B56A00"/>
         </w:rPr>
-        <w:t xml:space="preserve">Note:  </w:t>
-      </w:r>
-      <w:r>
-        <w:t>Group Activity (3-4 per group): design a real event flyer — e.g. a bowling night — with your form's QR code and a short advert. Review a few past-student examples first, then present your flyer to the class.</w:t>
+        <w:t>Note</w:t>
+      </w:r>
+      <w:proofErr w:type="gramStart"/>
+      <w:r>
+        <w:rPr>
+          <w:b/>
+          <w:color w:val="B56A00"/>
+        </w:rPr>
+        <w:t xml:space="preserve">:  </w:t>
+      </w:r>
+      <w:r>
+        <w:t>Group</w:t>
+      </w:r>
+      <w:proofErr w:type="gramEnd"/>
+      <w:r>
+        <w:t xml:space="preserve"> Activity (3-4 per group): design a real event flyer — e.g. a bowling night — with your form's QR code and a short advert. Review a few past-student examples first, then present your flyer to the class.</w:t>
       </w:r>
     </w:p>
     <w:p>
@@ -2263,10 +2286,22 @@
           <w:b/>
           <w:color w:val="127A3E"/>
         </w:rPr>
-        <w:t xml:space="preserve">✅ Test it:  </w:t>
-      </w:r>
-      <w:r>
-        <w:t>Scan the QR code with your phone, submit the form, and confirm the admin inbox receives the email.</w:t>
+        <w:t>✅ Test it</w:t>
+      </w:r>
+      <w:proofErr w:type="gramStart"/>
+      <w:r>
+        <w:rPr>
+          <w:b/>
+          <w:color w:val="127A3E"/>
+        </w:rPr>
+        <w:t xml:space="preserve">:  </w:t>
+      </w:r>
+      <w:r>
+        <w:t>Scan</w:t>
+      </w:r>
+      <w:proofErr w:type="gramEnd"/>
+      <w:r>
+        <w:t xml:space="preserve"> the QR code with your phone, submit the form, and confirm the admin inbox receives the email.</w:t>
       </w:r>
     </w:p>
     <w:p>
@@ -2489,10 +2524,21 @@
         <w:rPr>
           <w:b/>
         </w:rPr>
-        <w:t>Insert Row</w:t>
-      </w:r>
-      <w:r>
-        <w:t>, and connect it after the Form Trigger (alongside Gmail).</w:t>
+        <w:t xml:space="preserve">Insert </w:t>
+      </w:r>
+      <w:proofErr w:type="gramStart"/>
+      <w:r>
+        <w:rPr>
+          <w:b/>
+        </w:rPr>
+        <w:t>Row</w:t>
+      </w:r>
+      <w:r>
+        <w:t>, and</w:t>
+      </w:r>
+      <w:proofErr w:type="gramEnd"/>
+      <w:r>
+        <w:t xml:space="preserve"> connect it after the Form Trigger (alongside Gmail).</w:t>
       </w:r>
     </w:p>
     <w:p>
@@ -2502,27 +2548,20 @@
       <w:r>
         <w:t xml:space="preserve">Map each form field to the matching column using expressions, e.g. Name → </w:t>
       </w:r>
+      <w:proofErr w:type="gramStart"/>
       <w:r>
         <w:rPr>
           <w:rFonts w:ascii="Consolas" w:hAnsi="Consolas"/>
           <w:color w:val="C7254E"/>
         </w:rPr>
-        <w:t>{{ $</w:t>
-      </w:r>
-      <w:proofErr w:type="spellStart"/>
+        <w:t>{{ $json.Name</w:t>
+      </w:r>
+      <w:proofErr w:type="gramEnd"/>
       <w:r>
         <w:rPr>
           <w:rFonts w:ascii="Consolas" w:hAnsi="Consolas"/>
           <w:color w:val="C7254E"/>
         </w:rPr>
-        <w:t>json.Name</w:t>
-      </w:r>
-      <w:proofErr w:type="spellEnd"/>
-      <w:r>
-        <w:rPr>
-          <w:rFonts w:ascii="Consolas" w:hAnsi="Consolas"/>
-          <w:color w:val="C7254E"/>
-        </w:rPr>
         <w:t xml:space="preserve"> }}</w:t>
       </w:r>
       <w:r>
@@ -2561,10 +2600,22 @@
           <w:b/>
           <w:color w:val="127A3E"/>
         </w:rPr>
-        <w:t xml:space="preserve">✅ Test it:  </w:t>
-      </w:r>
-      <w:r>
-        <w:t xml:space="preserve">Submit the form again and confirm a new row appears in the </w:t>
+        <w:t>✅ Test it</w:t>
+      </w:r>
+      <w:proofErr w:type="gramStart"/>
+      <w:r>
+        <w:rPr>
+          <w:b/>
+          <w:color w:val="127A3E"/>
+        </w:rPr>
+        <w:t xml:space="preserve">:  </w:t>
+      </w:r>
+      <w:r>
+        <w:t>Submit</w:t>
+      </w:r>
+      <w:proofErr w:type="gramEnd"/>
+      <w:r>
+        <w:t xml:space="preserve"> the form again and confirm a new row appears in the </w:t>
       </w:r>
       <w:r>
         <w:rPr>
@@ -2623,21 +2674,25 @@
       <w:r>
         <w:t xml:space="preserve">Add decision-making. Ask "Will you attend?" — if </w:t>
       </w:r>
+      <w:proofErr w:type="gramStart"/>
       <w:r>
         <w:rPr>
           <w:b/>
         </w:rPr>
         <w:t>Yes</w:t>
       </w:r>
+      <w:proofErr w:type="gramEnd"/>
       <w:r>
         <w:t xml:space="preserve">, save the date to the Data Table; if </w:t>
       </w:r>
+      <w:proofErr w:type="gramStart"/>
       <w:r>
         <w:rPr>
           <w:b/>
         </w:rPr>
         <w:t>No</w:t>
       </w:r>
+      <w:proofErr w:type="gramEnd"/>
       <w:r>
         <w:t>, send a polite thank-you email instead.</w:t>
       </w:r>
@@ -2784,46 +2839,39 @@
       <w:r>
         <w:t xml:space="preserve"> node after the Form Trigger. Condition: </w:t>
       </w:r>
+      <w:proofErr w:type="gramStart"/>
       <w:r>
         <w:rPr>
           <w:rFonts w:ascii="Consolas" w:hAnsi="Consolas"/>
           <w:color w:val="C7254E"/>
         </w:rPr>
-        <w:t>{{ $</w:t>
-      </w:r>
-      <w:proofErr w:type="spellStart"/>
+        <w:t>{{ $json.Attending</w:t>
+      </w:r>
+      <w:proofErr w:type="gramEnd"/>
       <w:r>
         <w:rPr>
           <w:rFonts w:ascii="Consolas" w:hAnsi="Consolas"/>
           <w:color w:val="C7254E"/>
         </w:rPr>
-        <w:t>json.Attending</w:t>
-      </w:r>
-      <w:proofErr w:type="spellEnd"/>
+        <w:t xml:space="preserve"> }}</w:t>
+      </w:r>
+      <w:r>
+        <w:t xml:space="preserve"> </w:t>
+      </w:r>
+      <w:r>
+        <w:rPr>
+          <w:b/>
+        </w:rPr>
+        <w:t>equals</w:t>
+      </w:r>
+      <w:r>
+        <w:t xml:space="preserve"> </w:t>
+      </w:r>
       <w:r>
         <w:rPr>
           <w:rFonts w:ascii="Consolas" w:hAnsi="Consolas"/>
           <w:color w:val="C7254E"/>
         </w:rPr>
-        <w:t xml:space="preserve"> }}</w:t>
-      </w:r>
-      <w:r>
-        <w:t xml:space="preserve"> </w:t>
-      </w:r>
-      <w:r>
-        <w:rPr>
-          <w:b/>
-        </w:rPr>
-        <w:t>equals</w:t>
-      </w:r>
-      <w:r>
-        <w:t xml:space="preserve"> </w:t>
-      </w:r>
-      <w:r>
-        <w:rPr>
-          <w:rFonts w:ascii="Consolas" w:hAnsi="Consolas"/>
-          <w:color w:val="C7254E"/>
-        </w:rPr>
         <w:t>Yes</w:t>
       </w:r>
       <w:r>
@@ -2914,10 +2962,22 @@
           <w:b/>
           <w:color w:val="B56A00"/>
         </w:rPr>
-        <w:t xml:space="preserve">Note:  </w:t>
-      </w:r>
-      <w:r>
-        <w:t xml:space="preserve">Heads-up on persistence: data saved to a trial </w:t>
+        <w:t>Note</w:t>
+      </w:r>
+      <w:proofErr w:type="gramStart"/>
+      <w:r>
+        <w:rPr>
+          <w:b/>
+          <w:color w:val="B56A00"/>
+        </w:rPr>
+        <w:t xml:space="preserve">:  </w:t>
+      </w:r>
+      <w:r>
+        <w:t>Heads</w:t>
+      </w:r>
+      <w:proofErr w:type="gramEnd"/>
+      <w:r>
+        <w:t xml:space="preserve">-up on persistence: data saved to a trial </w:t>
       </w:r>
       <w:r>
         <w:rPr>
@@ -2947,10 +3007,22 @@
           <w:b/>
           <w:color w:val="127A3E"/>
         </w:rPr>
-        <w:t xml:space="preserve">✅ Test it:  </w:t>
-      </w:r>
-      <w:r>
-        <w:t>Submit once with Attending = Yes (expect a new Data Table row) and once with No (expect the thank-you email).</w:t>
+        <w:t>✅ Test it</w:t>
+      </w:r>
+      <w:proofErr w:type="gramStart"/>
+      <w:r>
+        <w:rPr>
+          <w:b/>
+          <w:color w:val="127A3E"/>
+        </w:rPr>
+        <w:t xml:space="preserve">:  </w:t>
+      </w:r>
+      <w:r>
+        <w:t>Submit</w:t>
+      </w:r>
+      <w:proofErr w:type="gramEnd"/>
+      <w:r>
+        <w:t xml:space="preserve"> once with Attending = Yes (expect a new Data Table row) and once with No (expect the thank-you email).</w:t>
       </w:r>
     </w:p>
     <w:p>
@@ -3159,15 +3231,7 @@
         <w:t>Google Sheets</w:t>
       </w:r>
       <w:r>
-        <w:t xml:space="preserve"> credential (OAuth2) and </w:t>
-      </w:r>
-      <w:proofErr w:type="spellStart"/>
-      <w:r>
-        <w:t>authorise</w:t>
-      </w:r>
-      <w:proofErr w:type="spellEnd"/>
-      <w:r>
-        <w:t xml:space="preserve"> it.</w:t>
+        <w:t xml:space="preserve"> credential (OAuth2) and authorise it.</w:t>
       </w:r>
     </w:p>
     <w:p>
@@ -3248,10 +3312,22 @@
           <w:b/>
           <w:color w:val="B56A00"/>
         </w:rPr>
-        <w:t xml:space="preserve">Note:  </w:t>
-      </w:r>
-      <w:r>
-        <w:t xml:space="preserve">Microsoft 365 users can use the </w:t>
+        <w:t>Note</w:t>
+      </w:r>
+      <w:proofErr w:type="gramStart"/>
+      <w:r>
+        <w:rPr>
+          <w:b/>
+          <w:color w:val="B56A00"/>
+        </w:rPr>
+        <w:t xml:space="preserve">:  </w:t>
+      </w:r>
+      <w:r>
+        <w:t>Microsoft</w:t>
+      </w:r>
+      <w:proofErr w:type="gramEnd"/>
+      <w:r>
+        <w:t xml:space="preserve"> 365 users can use the </w:t>
       </w:r>
       <w:r>
         <w:rPr>
@@ -3272,10 +3348,22 @@
           <w:b/>
           <w:color w:val="127A3E"/>
         </w:rPr>
-        <w:t xml:space="preserve">✅ Test it:  </w:t>
-      </w:r>
-      <w:r>
-        <w:t>Submit with Attending = Yes and confirm a new row is appended to your Google Sheet.</w:t>
+        <w:t>✅ Test it</w:t>
+      </w:r>
+      <w:proofErr w:type="gramStart"/>
+      <w:r>
+        <w:rPr>
+          <w:b/>
+          <w:color w:val="127A3E"/>
+        </w:rPr>
+        <w:t xml:space="preserve">:  </w:t>
+      </w:r>
+      <w:r>
+        <w:t>Submit</w:t>
+      </w:r>
+      <w:proofErr w:type="gramEnd"/>
+      <w:r>
+        <w:t xml:space="preserve"> with Attending = Yes and confirm a new row is appended to your Google Sheet.</w:t>
       </w:r>
     </w:p>
     <w:p>
@@ -3488,7 +3576,11 @@
         <w:pStyle w:val="ListNumber"/>
       </w:pPr>
       <w:r>
-        <w:t xml:space="preserve">In Telegram, open </w:t>
+        <w:t xml:space="preserve">In Telegram, </w:t>
+      </w:r>
+      <w:proofErr w:type="gramStart"/>
+      <w:r>
+        <w:t xml:space="preserve">open </w:t>
       </w:r>
       <w:r>
         <w:rPr>
@@ -3497,195 +3589,191 @@
         <w:t>@BotFather</w:t>
       </w:r>
       <w:r>
-        <w:t xml:space="preserve"> → </w:t>
+        <w:t xml:space="preserve"> →</w:t>
+      </w:r>
+      <w:proofErr w:type="gramEnd"/>
+      <w:r>
+        <w:t xml:space="preserve"> </w:t>
       </w:r>
       <w:r>
         <w:rPr>
           <w:rFonts w:ascii="Consolas" w:hAnsi="Consolas"/>
           <w:color w:val="C7254E"/>
         </w:rPr>
-        <w:t>/</w:t>
-      </w:r>
-      <w:proofErr w:type="spellStart"/>
+        <w:t>/newbot</w:t>
+      </w:r>
+      <w:r>
+        <w:t xml:space="preserve">, give it a name and username, and copy the </w:t>
+      </w:r>
+      <w:r>
+        <w:rPr>
+          <w:b/>
+        </w:rPr>
+        <w:t>bot token</w:t>
+      </w:r>
+      <w:r>
+        <w:t>.</w:t>
+      </w:r>
+    </w:p>
+    <w:p>
+      <w:pPr>
+        <w:pStyle w:val="ListNumber"/>
+      </w:pPr>
+      <w:r>
+        <w:t xml:space="preserve">In n8n add a </w:t>
+      </w:r>
+      <w:r>
+        <w:rPr>
+          <w:b/>
+        </w:rPr>
+        <w:t>Telegram</w:t>
+      </w:r>
+      <w:r>
+        <w:t xml:space="preserve"> credential and paste the token.</w:t>
+      </w:r>
+    </w:p>
+    <w:p>
+      <w:pPr>
+        <w:pStyle w:val="Heading2"/>
+      </w:pPr>
+      <w:r>
+        <w:t>Step 2 — Build the workflow</w:t>
+      </w:r>
+    </w:p>
+    <w:p>
+      <w:pPr>
+        <w:pStyle w:val="ListNumber"/>
+      </w:pPr>
+      <w:r>
+        <w:t xml:space="preserve">Add a </w:t>
+      </w:r>
+      <w:r>
+        <w:rPr>
+          <w:b/>
+        </w:rPr>
+        <w:t>Telegram Trigger</w:t>
+      </w:r>
+      <w:r>
+        <w:t xml:space="preserve"> node (it fires on each incoming message). Select your Telegram credential.</w:t>
+      </w:r>
+    </w:p>
+    <w:p>
+      <w:pPr>
+        <w:pStyle w:val="ListNumber"/>
+      </w:pPr>
+      <w:r>
+        <w:t xml:space="preserve">Add an </w:t>
+      </w:r>
+      <w:r>
+        <w:rPr>
+          <w:b/>
+        </w:rPr>
+        <w:t>AI Agent</w:t>
+      </w:r>
+      <w:r>
+        <w:t xml:space="preserve"> node connected after the trigger.</w:t>
+      </w:r>
+    </w:p>
+    <w:p>
+      <w:pPr>
+        <w:pStyle w:val="ListNumber"/>
+      </w:pPr>
+      <w:r>
+        <w:t xml:space="preserve">Attach an </w:t>
+      </w:r>
+      <w:r>
+        <w:rPr>
+          <w:b/>
+        </w:rPr>
+        <w:t>OpenAI Chat Model</w:t>
+      </w:r>
+      <w:r>
+        <w:t xml:space="preserve"> (or </w:t>
+      </w:r>
+      <w:r>
+        <w:rPr>
+          <w:b/>
+        </w:rPr>
+        <w:t>Google Gemini Chat Model</w:t>
+      </w:r>
+      <w:r>
+        <w:t>) as the agent's model.</w:t>
+      </w:r>
+    </w:p>
+    <w:p>
+      <w:pPr>
+        <w:pStyle w:val="ListNumber"/>
+      </w:pPr>
+      <w:r>
+        <w:t xml:space="preserve">Attach a </w:t>
+      </w:r>
+      <w:r>
+        <w:rPr>
+          <w:b/>
+        </w:rPr>
+        <w:t>Simple Memory</w:t>
+      </w:r>
+      <w:r>
+        <w:t xml:space="preserve"> node so the agent recalls the conversation.</w:t>
+      </w:r>
+    </w:p>
+    <w:p>
+      <w:pPr>
+        <w:pStyle w:val="ListNumber"/>
+      </w:pPr>
+      <w:r>
+        <w:t xml:space="preserve">Write the </w:t>
+      </w:r>
+      <w:r>
+        <w:rPr>
+          <w:b/>
+        </w:rPr>
+        <w:t>System Instruction</w:t>
+      </w:r>
+      <w:r>
+        <w:t>, e.g. "You are a friendly customer-service assistant for MyCompany. Answer concisely and politely."</w:t>
+      </w:r>
+    </w:p>
+    <w:p>
+      <w:pPr>
+        <w:pStyle w:val="ListNumber"/>
+      </w:pPr>
+      <w:r>
+        <w:t xml:space="preserve">Add a </w:t>
+      </w:r>
+      <w:r>
+        <w:rPr>
+          <w:b/>
+        </w:rPr>
+        <w:t>Telegram → Send Message</w:t>
+      </w:r>
+      <w:r>
+        <w:t xml:space="preserve"> node after the agent; set </w:t>
+      </w:r>
+      <w:r>
+        <w:rPr>
+          <w:b/>
+        </w:rPr>
+        <w:t>Chat ID</w:t>
+      </w:r>
+      <w:r>
+        <w:t xml:space="preserve"> = </w:t>
+      </w:r>
+      <w:proofErr w:type="gramStart"/>
       <w:r>
         <w:rPr>
           <w:rFonts w:ascii="Consolas" w:hAnsi="Consolas"/>
           <w:color w:val="C7254E"/>
         </w:rPr>
-        <w:t>newbot</w:t>
-      </w:r>
-      <w:proofErr w:type="spellEnd"/>
-      <w:r>
-        <w:t xml:space="preserve">, give it a name and username, and copy the </w:t>
-      </w:r>
-      <w:r>
-        <w:rPr>
-          <w:b/>
-        </w:rPr>
-        <w:t>bot token</w:t>
-      </w:r>
-      <w:r>
-        <w:t>.</w:t>
-      </w:r>
-    </w:p>
-    <w:p>
-      <w:pPr>
-        <w:pStyle w:val="ListNumber"/>
-      </w:pPr>
-      <w:r>
-        <w:t xml:space="preserve">In n8n add a </w:t>
-      </w:r>
-      <w:r>
-        <w:rPr>
-          <w:b/>
-        </w:rPr>
-        <w:t>Telegram</w:t>
-      </w:r>
-      <w:r>
-        <w:t xml:space="preserve"> credential and paste the token.</w:t>
-      </w:r>
-    </w:p>
-    <w:p>
-      <w:pPr>
-        <w:pStyle w:val="Heading2"/>
-      </w:pPr>
-      <w:r>
-        <w:t>Step 2 — Build the workflow</w:t>
-      </w:r>
-    </w:p>
-    <w:p>
-      <w:pPr>
-        <w:pStyle w:val="ListNumber"/>
-      </w:pPr>
-      <w:r>
-        <w:t xml:space="preserve">Add a </w:t>
-      </w:r>
-      <w:r>
-        <w:rPr>
-          <w:b/>
-        </w:rPr>
-        <w:t>Telegram Trigger</w:t>
-      </w:r>
-      <w:r>
-        <w:t xml:space="preserve"> node (it fires on each incoming message). Select your Telegram credential.</w:t>
-      </w:r>
-    </w:p>
-    <w:p>
-      <w:pPr>
-        <w:pStyle w:val="ListNumber"/>
-      </w:pPr>
-      <w:r>
-        <w:t xml:space="preserve">Add an </w:t>
-      </w:r>
-      <w:r>
-        <w:rPr>
-          <w:b/>
-        </w:rPr>
-        <w:t>AI Agent</w:t>
-      </w:r>
-      <w:r>
-        <w:t xml:space="preserve"> node connected after the trigger.</w:t>
-      </w:r>
-    </w:p>
-    <w:p>
-      <w:pPr>
-        <w:pStyle w:val="ListNumber"/>
-      </w:pPr>
-      <w:r>
-        <w:t xml:space="preserve">Attach an </w:t>
-      </w:r>
-      <w:r>
-        <w:rPr>
-          <w:b/>
-        </w:rPr>
-        <w:t>OpenAI Chat Model</w:t>
-      </w:r>
-      <w:r>
-        <w:t xml:space="preserve"> (or </w:t>
-      </w:r>
-      <w:r>
-        <w:rPr>
-          <w:b/>
-        </w:rPr>
-        <w:t>Google Gemini Chat Model</w:t>
-      </w:r>
-      <w:r>
-        <w:t>) as the agent's model.</w:t>
-      </w:r>
-    </w:p>
-    <w:p>
-      <w:pPr>
-        <w:pStyle w:val="ListNumber"/>
-      </w:pPr>
-      <w:r>
-        <w:t xml:space="preserve">Attach a </w:t>
-      </w:r>
-      <w:r>
-        <w:rPr>
-          <w:b/>
-        </w:rPr>
-        <w:t>Simple Memory</w:t>
-      </w:r>
-      <w:r>
-        <w:t xml:space="preserve"> node so the agent recalls the conversation.</w:t>
-      </w:r>
-    </w:p>
-    <w:p>
-      <w:pPr>
-        <w:pStyle w:val="ListNumber"/>
-      </w:pPr>
-      <w:r>
-        <w:t xml:space="preserve">Write the </w:t>
-      </w:r>
-      <w:r>
-        <w:rPr>
-          <w:b/>
-        </w:rPr>
-        <w:t>System Instruction</w:t>
-      </w:r>
-      <w:r>
-        <w:t xml:space="preserve">, e.g. "You are a friendly customer-service assistant for </w:t>
-      </w:r>
-      <w:proofErr w:type="spellStart"/>
-      <w:r>
-        <w:t>MyCompany</w:t>
-      </w:r>
-      <w:proofErr w:type="spellEnd"/>
-      <w:r>
-        <w:t>. Answer concisely and politely."</w:t>
-      </w:r>
-    </w:p>
-    <w:p>
-      <w:pPr>
-        <w:pStyle w:val="ListNumber"/>
-      </w:pPr>
-      <w:r>
-        <w:t xml:space="preserve">Add a </w:t>
-      </w:r>
-      <w:r>
-        <w:rPr>
-          <w:b/>
-        </w:rPr>
-        <w:t>Telegram → Send Message</w:t>
-      </w:r>
-      <w:r>
-        <w:t xml:space="preserve"> node after the agent; set </w:t>
-      </w:r>
-      <w:r>
-        <w:rPr>
-          <w:b/>
-        </w:rPr>
-        <w:t>Chat ID</w:t>
-      </w:r>
-      <w:r>
-        <w:t xml:space="preserve"> = </w:t>
-      </w:r>
+        <w:t>{{ $json.message.chat.id }</w:t>
+      </w:r>
+      <w:proofErr w:type="gramEnd"/>
       <w:r>
         <w:rPr>
           <w:rFonts w:ascii="Consolas" w:hAnsi="Consolas"/>
           <w:color w:val="C7254E"/>
         </w:rPr>
-        <w:t>{{ $json.message.chat.id }}</w:t>
+        <w:t>}</w:t>
       </w:r>
       <w:r>
         <w:t xml:space="preserve"> and </w:t>
@@ -3732,10 +3820,30 @@
           <w:b/>
           <w:color w:val="127A3E"/>
         </w:rPr>
-        <w:t xml:space="preserve">✅ Test it:  </w:t>
-      </w:r>
-      <w:r>
-        <w:t>Message your bot in Telegram (e.g. "What are your opening hours?") and confirm it replies.</w:t>
+        <w:t>✅ Test it</w:t>
+      </w:r>
+      <w:proofErr w:type="gramStart"/>
+      <w:r>
+        <w:rPr>
+          <w:b/>
+          <w:color w:val="127A3E"/>
+        </w:rPr>
+        <w:t xml:space="preserve">:  </w:t>
+      </w:r>
+      <w:r>
+        <w:t>Message</w:t>
+      </w:r>
+      <w:proofErr w:type="gramEnd"/>
+      <w:r>
+        <w:t xml:space="preserve"> your bot in Telegram (e.g. "What are your opening hours?") and confirm </w:t>
+      </w:r>
+      <w:proofErr w:type="gramStart"/>
+      <w:r>
+        <w:t>it</w:t>
+      </w:r>
+      <w:proofErr w:type="gramEnd"/>
+      <w:r>
+        <w:t xml:space="preserve"> replies.</w:t>
       </w:r>
     </w:p>
     <w:p>
@@ -3797,10 +3905,21 @@
         <w:rPr>
           <w:b/>
         </w:rPr>
-        <w:t>Data Table</w:t>
-      </w:r>
-      <w:r>
-        <w:t xml:space="preserve"> it can look up. Now the same Telegram bot can answer HR-admin questions like "What department is </w:t>
+        <w:t xml:space="preserve">Data </w:t>
+      </w:r>
+      <w:proofErr w:type="gramStart"/>
+      <w:r>
+        <w:rPr>
+          <w:b/>
+        </w:rPr>
+        <w:t>Table</w:t>
+      </w:r>
+      <w:r>
+        <w:t xml:space="preserve"> it</w:t>
+      </w:r>
+      <w:proofErr w:type="gramEnd"/>
+      <w:r>
+        <w:t xml:space="preserve"> can look up. Now the same Telegram bot can answer HR-admin questions like "What department is </w:t>
       </w:r>
       <w:r>
         <w:t>Nadia</w:t>
@@ -3912,7 +4031,15 @@
         <w:t>36</w:t>
       </w:r>
       <w:r>
-        <w:t xml:space="preserve"> records) — regenerate it any time with </w:t>
+        <w:t xml:space="preserve"> </w:t>
+      </w:r>
+      <w:proofErr w:type="gramStart"/>
+      <w:r>
+        <w:t>records) —</w:t>
+      </w:r>
+      <w:proofErr w:type="gramEnd"/>
+      <w:r>
+        <w:t xml:space="preserve"> regenerate it any time with </w:t>
       </w:r>
       <w:r>
         <w:rPr>
@@ -4026,10 +4153,22 @@
           <w:b/>
           <w:color w:val="127A3E"/>
         </w:rPr>
-        <w:t xml:space="preserve">✅ Test it:  </w:t>
-      </w:r>
-      <w:r>
-        <w:t>Ask the bot "Which department is &lt;a name from the CSV&gt; in?" and confirm it answers from the table.</w:t>
+        <w:t>✅ Test it</w:t>
+      </w:r>
+      <w:proofErr w:type="gramStart"/>
+      <w:r>
+        <w:rPr>
+          <w:b/>
+          <w:color w:val="127A3E"/>
+        </w:rPr>
+        <w:t xml:space="preserve">:  </w:t>
+      </w:r>
+      <w:r>
+        <w:t>Ask</w:t>
+      </w:r>
+      <w:proofErr w:type="gramEnd"/>
+      <w:r>
+        <w:t xml:space="preserve"> the bot "Which department is &lt;a name from the CSV&gt; in?" and confirm it answers from the table.</w:t>
       </w:r>
     </w:p>
     <w:p>
@@ -4306,6 +4445,7 @@
       <w:r>
         <w:t xml:space="preserve"> and </w:t>
       </w:r>
+      <w:proofErr w:type="gramStart"/>
       <w:r>
         <w:rPr>
           <w:rFonts w:ascii="Consolas" w:hAnsi="Consolas"/>
@@ -4314,7 +4454,11 @@
         <w:t>MyCompany-IT-Support-FAQ.docx</w:t>
       </w:r>
       <w:r>
-        <w:t>, or generate fresh ones with Claude Code (e.g. an employee-benefits FAQ or product info).</w:t>
+        <w:t>, or</w:t>
+      </w:r>
+      <w:proofErr w:type="gramEnd"/>
+      <w:r>
+        <w:t xml:space="preserve"> generate fresh ones with Claude Code (e.g. an employee-benefits FAQ or product info).</w:t>
       </w:r>
     </w:p>
     <w:p>
@@ -4472,10 +4616,22 @@
           <w:b/>
           <w:color w:val="B56A00"/>
         </w:rPr>
-        <w:t xml:space="preserve">Note:  </w:t>
-      </w:r>
-      <w:r>
-        <w:t>Get a few learners to present their chatbot and show it answering both a policy question (RAG) and a staff-record question (Data Table).</w:t>
+        <w:t>Note</w:t>
+      </w:r>
+      <w:proofErr w:type="gramStart"/>
+      <w:r>
+        <w:rPr>
+          <w:b/>
+          <w:color w:val="B56A00"/>
+        </w:rPr>
+        <w:t xml:space="preserve">:  </w:t>
+      </w:r>
+      <w:r>
+        <w:t>Get</w:t>
+      </w:r>
+      <w:proofErr w:type="gramEnd"/>
+      <w:r>
+        <w:t xml:space="preserve"> a few learners to present their chatbot and show it answering both a policy question (RAG) and a staff-record question (Data Table).</w:t>
       </w:r>
     </w:p>
     <w:p>
@@ -4487,10 +4643,22 @@
           <w:b/>
           <w:color w:val="127A3E"/>
         </w:rPr>
-        <w:t xml:space="preserve">✅ Test it:  </w:t>
-      </w:r>
-      <w:r>
-        <w:t>Ask a policy question ("How many days of annual leave do I get?") and a record question ("What is Alice's role?") and confirm each is answered from the correct source.</w:t>
+        <w:t>✅ Test it</w:t>
+      </w:r>
+      <w:proofErr w:type="gramStart"/>
+      <w:r>
+        <w:rPr>
+          <w:b/>
+          <w:color w:val="127A3E"/>
+        </w:rPr>
+        <w:t xml:space="preserve">:  </w:t>
+      </w:r>
+      <w:r>
+        <w:t>Ask</w:t>
+      </w:r>
+      <w:proofErr w:type="gramEnd"/>
+      <w:r>
+        <w:t xml:space="preserve"> a policy question ("How many days of annual leave do I get?") and a record question ("What is Alice's role?") and confirm each is answered from the correct source.</w:t>
       </w:r>
     </w:p>
     <w:p>
@@ -4524,26 +4692,38 @@
           <w:rFonts w:ascii="Consolas" w:hAnsi="Consolas"/>
           <w:color w:val="C7254E"/>
         </w:rPr>
-        <w:t>labs/activity5-rag/</w:t>
-      </w:r>
-      <w:r>
-        <w:t xml:space="preserve">  ·  workflows </w:t>
-      </w:r>
+        <w:t>labs/activity5-rag</w:t>
+      </w:r>
+      <w:proofErr w:type="gramStart"/>
       <w:r>
         <w:rPr>
           <w:rFonts w:ascii="Consolas" w:hAnsi="Consolas"/>
           <w:color w:val="C7254E"/>
         </w:rPr>
-        <w:t>Activity5b-Pinecone-Upload.json</w:t>
-      </w:r>
-      <w:r>
-        <w:t xml:space="preserve"> (ingest) + </w:t>
+        <w:t>/</w:t>
+      </w:r>
+      <w:r>
+        <w:t xml:space="preserve">  ·</w:t>
+      </w:r>
+      <w:proofErr w:type="gramEnd"/>
+      <w:r>
+        <w:t xml:space="preserve">  workflows </w:t>
       </w:r>
       <w:r>
         <w:rPr>
           <w:rFonts w:ascii="Consolas" w:hAnsi="Consolas"/>
           <w:color w:val="C7254E"/>
         </w:rPr>
+        <w:t>Activity5b-Pinecone-Upload.json</w:t>
+      </w:r>
+      <w:r>
+        <w:t xml:space="preserve"> (ingest) + </w:t>
+      </w:r>
+      <w:r>
+        <w:rPr>
+          <w:rFonts w:ascii="Consolas" w:hAnsi="Consolas"/>
+          <w:color w:val="C7254E"/>
+        </w:rPr>
         <w:t>Activity5b-Pinecone-RAG.json</w:t>
       </w:r>
       <w:r>
@@ -4604,14 +4784,11 @@
         <w:jc w:val="center"/>
       </w:pPr>
       <w:r>
-        <w:rPr>
-          <w:noProof/>
-        </w:rPr>
         <w:drawing>
-          <wp:inline distT="0" distB="0" distL="0" distR="0" wp14:anchorId="1CB47890" wp14:editId="5281DE5D">
-            <wp:extent cx="5669280" cy="4224997"/>
+          <wp:inline distT="0" distB="0" distL="0" distR="0" wp14:anchorId="40631CE1" wp14:editId="7E098C64">
+            <wp:extent cx="6256021" cy="3910013"/>
             <wp:effectExtent l="0" t="0" r="0" b="0"/>
-            <wp:docPr id="11" name="Picture 11"/>
+            <wp:docPr id="451023754" name="Picture 1"/>
             <wp:cNvGraphicFramePr>
               <a:graphicFrameLocks xmlns:a="http://schemas.openxmlformats.org/drawingml/2006/main" noChangeAspect="1"/>
             </wp:cNvGraphicFramePr>
@@ -4619,7 +4796,7 @@
               <a:graphicData uri="http://schemas.openxmlformats.org/drawingml/2006/picture">
                 <pic:pic xmlns:pic="http://schemas.openxmlformats.org/drawingml/2006/picture">
                   <pic:nvPicPr>
-                    <pic:cNvPr id="0" name="Activity5b-Pinecone-RAG.png"/>
+                    <pic:cNvPr id="451023754" name=""/>
                     <pic:cNvPicPr/>
                   </pic:nvPicPr>
                   <pic:blipFill>
@@ -4631,7 +4808,7 @@
                   <pic:spPr>
                     <a:xfrm>
                       <a:off x="0" y="0"/>
-                      <a:ext cx="5669280" cy="4224997"/>
+                      <a:ext cx="6260364" cy="3912727"/>
                     </a:xfrm>
                     <a:prstGeom prst="rect">
                       <a:avLst/>
@@ -4654,7 +4831,7 @@
           <w:color w:val="555B66"/>
           <w:sz w:val="18"/>
         </w:rPr>
-        <w:t>Activity 5b workflow — Telegram agent answering from a Pinecone vector store (gpt-4.1-mini)</w:t>
+        <w:t>Activity 5b workflow — Telegram agent answering from a Pinecone vector store</w:t>
       </w:r>
     </w:p>
     <w:p>
@@ -4935,10 +5112,22 @@
           <w:b/>
           <w:color w:val="B56A00"/>
         </w:rPr>
-        <w:t xml:space="preserve">Note:  </w:t>
-      </w:r>
-      <w:r>
-        <w:t xml:space="preserve">The embedding model on </w:t>
+        <w:t>Note</w:t>
+      </w:r>
+      <w:proofErr w:type="gramStart"/>
+      <w:r>
+        <w:rPr>
+          <w:b/>
+          <w:color w:val="B56A00"/>
+        </w:rPr>
+        <w:t xml:space="preserve">:  </w:t>
+      </w:r>
+      <w:r>
+        <w:t>The</w:t>
+      </w:r>
+      <w:proofErr w:type="gramEnd"/>
+      <w:r>
+        <w:t xml:space="preserve"> embedding model on </w:t>
       </w:r>
       <w:r>
         <w:rPr>
@@ -4966,7 +5155,15 @@
         <w:t>text-embedding-3-small</w:t>
       </w:r>
       <w:r>
-        <w:t xml:space="preserve"> = 1536 dims) — otherwise the vector dimensions won't match the index.</w:t>
+        <w:t xml:space="preserve"> = 1536 </w:t>
+      </w:r>
+      <w:proofErr w:type="gramStart"/>
+      <w:r>
+        <w:t>dims) —</w:t>
+      </w:r>
+      <w:proofErr w:type="gramEnd"/>
+      <w:r>
+        <w:t xml:space="preserve"> otherwise the vector dimensions won't match the index.</w:t>
       </w:r>
     </w:p>
     <w:p>
@@ -5140,10 +5337,30 @@
           <w:b/>
           <w:color w:val="127A3E"/>
         </w:rPr>
-        <w:t xml:space="preserve">✅ Test it:  </w:t>
-      </w:r>
-      <w:r>
-        <w:t>Upload a document, then ask the Telegram bot a question only answerable from it — the answer is retrieved from your Pinecone index, and it survives a workflow restart.</w:t>
+        <w:t>✅ Test it</w:t>
+      </w:r>
+      <w:proofErr w:type="gramStart"/>
+      <w:r>
+        <w:rPr>
+          <w:b/>
+          <w:color w:val="127A3E"/>
+        </w:rPr>
+        <w:t xml:space="preserve">:  </w:t>
+      </w:r>
+      <w:r>
+        <w:t>Upload</w:t>
+      </w:r>
+      <w:proofErr w:type="gramEnd"/>
+      <w:r>
+        <w:t xml:space="preserve"> a document, then ask the Telegram </w:t>
+      </w:r>
+      <w:proofErr w:type="gramStart"/>
+      <w:r>
+        <w:t>bot</w:t>
+      </w:r>
+      <w:proofErr w:type="gramEnd"/>
+      <w:r>
+        <w:t xml:space="preserve"> a question only answerable from it — the answer is retrieved from your Pinecone index, and it survives a workflow restart.</w:t>
       </w:r>
     </w:p>
     <w:p>
@@ -5177,10 +5394,22 @@
           <w:rFonts w:ascii="Consolas" w:hAnsi="Consolas"/>
           <w:color w:val="C7254E"/>
         </w:rPr>
-        <w:t>labs/activity6-investment-advisor/</w:t>
-      </w:r>
-      <w:r>
-        <w:t xml:space="preserve">  ·  Reference: https://alfredang.github.io/n8n-investmentadvisor/</w:t>
+        <w:t>labs/activity6-investment-advisor</w:t>
+      </w:r>
+      <w:proofErr w:type="gramStart"/>
+      <w:r>
+        <w:rPr>
+          <w:rFonts w:ascii="Consolas" w:hAnsi="Consolas"/>
+          <w:color w:val="C7254E"/>
+        </w:rPr>
+        <w:t>/</w:t>
+      </w:r>
+      <w:r>
+        <w:t xml:space="preserve">  ·</w:t>
+      </w:r>
+      <w:proofErr w:type="gramEnd"/>
+      <w:r>
+        <w:t xml:space="preserve">  Reference: https://alfredang.github.io/n8n-investmentadvisor/</w:t>
       </w:r>
     </w:p>
     <w:p>
@@ -5328,7 +5557,15 @@
         <w:t>Respond to Webhook</w:t>
       </w:r>
       <w:r>
-        <w:t xml:space="preserve"> node to send a reply back to the caller.</w:t>
+        <w:t xml:space="preserve"> node to send a </w:t>
+      </w:r>
+      <w:proofErr w:type="gramStart"/>
+      <w:r>
+        <w:t>reply back</w:t>
+      </w:r>
+      <w:proofErr w:type="gramEnd"/>
+      <w:r>
+        <w:t xml:space="preserve"> to the caller.</w:t>
       </w:r>
     </w:p>
     <w:p>
@@ -5424,15 +5661,15 @@
         <w:pStyle w:val="ListNumber"/>
       </w:pPr>
       <w:r>
-        <w:t xml:space="preserve">Review the agent's compliance system instruction (no guaranteed returns, no </w:t>
-      </w:r>
-      <w:proofErr w:type="spellStart"/>
-      <w:r>
-        <w:t>personalised</w:t>
-      </w:r>
-      <w:proofErr w:type="spellEnd"/>
-      <w:r>
-        <w:t xml:space="preserve"> advice).</w:t>
+        <w:t xml:space="preserve">Review the agent's compliance system </w:t>
+      </w:r>
+      <w:proofErr w:type="gramStart"/>
+      <w:r>
+        <w:t>instruction</w:t>
+      </w:r>
+      <w:proofErr w:type="gramEnd"/>
+      <w:r>
+        <w:t xml:space="preserve"> (no guaranteed returns, no personalised advice).</w:t>
       </w:r>
     </w:p>
     <w:p>
@@ -5494,10 +5731,22 @@
           <w:b/>
           <w:color w:val="B56A00"/>
         </w:rPr>
-        <w:t xml:space="preserve">Note:  </w:t>
-      </w:r>
-      <w:r>
-        <w:t>Get a few learners to present their live website and chatbot.</w:t>
+        <w:t>Note</w:t>
+      </w:r>
+      <w:proofErr w:type="gramStart"/>
+      <w:r>
+        <w:rPr>
+          <w:b/>
+          <w:color w:val="B56A00"/>
+        </w:rPr>
+        <w:t xml:space="preserve">:  </w:t>
+      </w:r>
+      <w:r>
+        <w:t>Get</w:t>
+      </w:r>
+      <w:proofErr w:type="gramEnd"/>
+      <w:r>
+        <w:t xml:space="preserve"> a few learners to present their live website and chatbot.</w:t>
       </w:r>
     </w:p>
     <w:p>
@@ -5509,10 +5758,22 @@
           <w:b/>
           <w:color w:val="127A3E"/>
         </w:rPr>
-        <w:t xml:space="preserve">✅ Test it:  </w:t>
-      </w:r>
-      <w:r>
-        <w:t>On the website, send a chat message and submit the enquiry form; confirm the bot replies and the advisor receives the enquiry email.</w:t>
+        <w:t>✅ Test it</w:t>
+      </w:r>
+      <w:proofErr w:type="gramStart"/>
+      <w:r>
+        <w:rPr>
+          <w:b/>
+          <w:color w:val="127A3E"/>
+        </w:rPr>
+        <w:t xml:space="preserve">:  </w:t>
+      </w:r>
+      <w:r>
+        <w:t>On</w:t>
+      </w:r>
+      <w:proofErr w:type="gramEnd"/>
+      <w:r>
+        <w:t xml:space="preserve"> the website, send a chat message and submit the enquiry form; confirm the bot replies and the advisor receives the enquiry email.</w:t>
       </w:r>
     </w:p>
     <w:p>
@@ -5546,10 +5807,22 @@
           <w:rFonts w:ascii="Consolas" w:hAnsi="Consolas"/>
           <w:color w:val="C7254E"/>
         </w:rPr>
-        <w:t>labs/activity7-finance-advisor/</w:t>
-      </w:r>
-      <w:r>
-        <w:t xml:space="preserve">  ·  Reference: https://alfredang.github.io/n8n-financeadvisor/</w:t>
+        <w:t>labs/activity7-finance-advisor</w:t>
+      </w:r>
+      <w:proofErr w:type="gramStart"/>
+      <w:r>
+        <w:rPr>
+          <w:rFonts w:ascii="Consolas" w:hAnsi="Consolas"/>
+          <w:color w:val="C7254E"/>
+        </w:rPr>
+        <w:t>/</w:t>
+      </w:r>
+      <w:r>
+        <w:t xml:space="preserve">  ·</w:t>
+      </w:r>
+      <w:proofErr w:type="gramEnd"/>
+      <w:r>
+        <w:t xml:space="preserve">  Reference: https://alfredang.github.io/n8n-financeadvisor/</w:t>
       </w:r>
     </w:p>
     <w:p>
@@ -5571,7 +5844,15 @@
         <w:t>APIs/HTTP Requests</w:t>
       </w:r>
       <w:r>
-        <w:t xml:space="preserve"> with an AI agent. Ask the Telegram bot about a stock; it resolves the ticker, pulls </w:t>
+        <w:t xml:space="preserve"> with an AI agent. Ask the Telegram bot about a stock; it resolves the </w:t>
+      </w:r>
+      <w:proofErr w:type="gramStart"/>
+      <w:r>
+        <w:t>ticker</w:t>
+      </w:r>
+      <w:proofErr w:type="gramEnd"/>
+      <w:r>
+        <w:t xml:space="preserve">, pulls </w:t>
       </w:r>
       <w:r>
         <w:rPr>
@@ -5586,16 +5867,8 @@
         <w:rPr>
           <w:b/>
         </w:rPr>
-        <w:t xml:space="preserve">headlines from </w:t>
-      </w:r>
-      <w:proofErr w:type="spellStart"/>
-      <w:r>
-        <w:rPr>
-          <w:b/>
-        </w:rPr>
-        <w:t>NewsAPI</w:t>
-      </w:r>
-      <w:proofErr w:type="spellEnd"/>
+        <w:t>headlines from NewsAPI</w:t>
+      </w:r>
       <w:r>
         <w:t>, and replies with a Buy / Sell / Hold call and reasoning. A companion dashboard shows live price and charts.</w:t>
       </w:r>
@@ -5655,7 +5928,25 @@
           <w:color w:val="555B66"/>
           <w:sz w:val="18"/>
         </w:rPr>
-        <w:t>Activity 7 workflow — Finance API to Telegram day trader</w:t>
+        <w:t xml:space="preserve">Activity 7 workflow — Finance API to </w:t>
+      </w:r>
+      <w:proofErr w:type="gramStart"/>
+      <w:r>
+        <w:rPr>
+          <w:i/>
+          <w:color w:val="555B66"/>
+          <w:sz w:val="18"/>
+        </w:rPr>
+        <w:t>Telegram day</w:t>
+      </w:r>
+      <w:proofErr w:type="gramEnd"/>
+      <w:r>
+        <w:rPr>
+          <w:i/>
+          <w:color w:val="555B66"/>
+          <w:sz w:val="18"/>
+        </w:rPr>
+        <w:t xml:space="preserve"> trader</w:t>
       </w:r>
     </w:p>
     <w:p>
@@ -5799,10 +6090,22 @@
           <w:b/>
           <w:color w:val="B56A00"/>
         </w:rPr>
-        <w:t xml:space="preserve">Note:  </w:t>
-      </w:r>
-      <w:r>
-        <w:t xml:space="preserve">The free Twelve Data plan allows ~8 requests/minute and ~800 calls/day — plenty for testing. All three candle requests in this activity use the </w:t>
+        <w:t>Note</w:t>
+      </w:r>
+      <w:proofErr w:type="gramStart"/>
+      <w:r>
+        <w:rPr>
+          <w:b/>
+          <w:color w:val="B56A00"/>
+        </w:rPr>
+        <w:t xml:space="preserve">:  </w:t>
+      </w:r>
+      <w:r>
+        <w:t>The</w:t>
+      </w:r>
+      <w:proofErr w:type="gramEnd"/>
+      <w:r>
+        <w:t xml:space="preserve"> free Twelve Data plan allows ~8 requests/minute and ~800 calls/day — plenty for testing. All three candle requests in this activity use the </w:t>
       </w:r>
       <w:r>
         <w:rPr>
@@ -5869,7 +6172,25 @@
           <w:color w:val="555B66"/>
           <w:sz w:val="18"/>
         </w:rPr>
-        <w:t>Twelve Data home page — click Sign Up, then Account → API Keys to copy your key</w:t>
+        <w:t xml:space="preserve">Twelve Data home </w:t>
+      </w:r>
+      <w:proofErr w:type="gramStart"/>
+      <w:r>
+        <w:rPr>
+          <w:i/>
+          <w:color w:val="555B66"/>
+          <w:sz w:val="18"/>
+        </w:rPr>
+        <w:t>page —</w:t>
+      </w:r>
+      <w:proofErr w:type="gramEnd"/>
+      <w:r>
+        <w:rPr>
+          <w:i/>
+          <w:color w:val="555B66"/>
+          <w:sz w:val="18"/>
+        </w:rPr>
+        <w:t xml:space="preserve"> click Sign Up, then Account → API Keys to copy your key</w:t>
       </w:r>
     </w:p>
     <w:p>
@@ -5877,15 +6198,7 @@
         <w:pStyle w:val="Heading2"/>
       </w:pPr>
       <w:r>
-        <w:t xml:space="preserve">Step B — Get your </w:t>
-      </w:r>
-      <w:proofErr w:type="spellStart"/>
-      <w:r>
-        <w:t>NewsAPI</w:t>
-      </w:r>
-      <w:proofErr w:type="spellEnd"/>
-      <w:r>
-        <w:t xml:space="preserve"> key (free)</w:t>
+        <w:t>Step B — Get your NewsAPI key (free)</w:t>
       </w:r>
     </w:p>
     <w:p>
@@ -5988,23 +6301,13 @@
       <w:pPr>
         <w:jc w:val="center"/>
       </w:pPr>
-      <w:proofErr w:type="spellStart"/>
       <w:r>
         <w:rPr>
           <w:i/>
           <w:color w:val="555B66"/>
           <w:sz w:val="18"/>
         </w:rPr>
-        <w:t>NewsAPI</w:t>
-      </w:r>
-      <w:proofErr w:type="spellEnd"/>
-      <w:r>
-        <w:rPr>
-          <w:i/>
-          <w:color w:val="555B66"/>
-          <w:sz w:val="18"/>
-        </w:rPr>
-        <w:t xml:space="preserve"> home page — click Get API Key and register for the free Developer plan</w:t>
+        <w:t>NewsAPI home page — click Get API Key and register for the free Developer plan</w:t>
       </w:r>
     </w:p>
     <w:p>
@@ -6038,14 +6341,12 @@
       <w:r>
         <w:t xml:space="preserve"> and </w:t>
       </w:r>
-      <w:proofErr w:type="spellStart"/>
       <w:r>
         <w:rPr>
           <w:b/>
         </w:rPr>
         <w:t>NewsAPI</w:t>
       </w:r>
-      <w:proofErr w:type="spellEnd"/>
       <w:r>
         <w:t xml:space="preserve"> are configured in two different ways:</w:t>
       </w:r>
@@ -6098,21 +6399,7 @@
         <w:rPr>
           <w:b/>
         </w:rPr>
-        <w:t>`</w:t>
-      </w:r>
-      <w:proofErr w:type="spellStart"/>
-      <w:r>
-        <w:rPr>
-          <w:b/>
-        </w:rPr>
-        <w:t>apikey</w:t>
-      </w:r>
-      <w:proofErr w:type="spellEnd"/>
-      <w:r>
-        <w:rPr>
-          <w:b/>
-        </w:rPr>
-        <w:t>`</w:t>
+        <w:t>`apikey`</w:t>
       </w:r>
       <w:r>
         <w:t>.</w:t>
@@ -6171,10 +6458,22 @@
           <w:b/>
           <w:color w:val="B56A00"/>
         </w:rPr>
-        <w:t xml:space="preserve">Note:  </w:t>
-      </w:r>
-      <w:r>
-        <w:t xml:space="preserve">Tip — set it once: create a </w:t>
+        <w:t>Note</w:t>
+      </w:r>
+      <w:proofErr w:type="gramStart"/>
+      <w:r>
+        <w:rPr>
+          <w:b/>
+          <w:color w:val="B56A00"/>
+        </w:rPr>
+        <w:t xml:space="preserve">:  </w:t>
+      </w:r>
+      <w:r>
+        <w:t>Tip —</w:t>
+      </w:r>
+      <w:proofErr w:type="gramEnd"/>
+      <w:r>
+        <w:t xml:space="preserve"> set it once: create a </w:t>
       </w:r>
       <w:r>
         <w:rPr>
@@ -6185,7 +6484,6 @@
       <w:r>
         <w:t xml:space="preserve"> credential (Name = </w:t>
       </w:r>
-      <w:proofErr w:type="spellStart"/>
       <w:r>
         <w:rPr>
           <w:rFonts w:ascii="Consolas" w:hAnsi="Consolas"/>
@@ -6193,7 +6491,6 @@
         </w:rPr>
         <w:t>apikey</w:t>
       </w:r>
-      <w:proofErr w:type="spellEnd"/>
       <w:r>
         <w:t xml:space="preserve">, Value = your Twelve Data key), then on each candle node set </w:t>
       </w:r>
@@ -6206,7 +6503,6 @@
       <w:r>
         <w:t xml:space="preserve"> and delete the inline </w:t>
       </w:r>
-      <w:proofErr w:type="spellStart"/>
       <w:r>
         <w:rPr>
           <w:rFonts w:ascii="Consolas" w:hAnsi="Consolas"/>
@@ -6214,7 +6510,6 @@
         </w:rPr>
         <w:t>apikey</w:t>
       </w:r>
-      <w:proofErr w:type="spellEnd"/>
       <w:r>
         <w:t xml:space="preserve"> parameter. That way the key lives in one place.</w:t>
       </w:r>
@@ -6224,21 +6519,7 @@
         <w:rPr>
           <w:b/>
         </w:rPr>
-        <w:t xml:space="preserve">C2 — </w:t>
-      </w:r>
-      <w:proofErr w:type="spellStart"/>
-      <w:r>
-        <w:rPr>
-          <w:b/>
-        </w:rPr>
-        <w:t>NewsAPI</w:t>
-      </w:r>
-      <w:proofErr w:type="spellEnd"/>
-      <w:r>
-        <w:rPr>
-          <w:b/>
-        </w:rPr>
-        <w:t xml:space="preserve"> (the `news` node).</w:t>
+        <w:t>C2 — NewsAPI (the `news` node).</w:t>
       </w:r>
       <w:r>
         <w:t xml:space="preserve"> The key is stored as a credential:</w:t>
@@ -6321,7 +6602,6 @@
       <w:r>
         <w:t xml:space="preserve"> = </w:t>
       </w:r>
-      <w:proofErr w:type="spellStart"/>
       <w:r>
         <w:rPr>
           <w:rFonts w:ascii="Consolas" w:hAnsi="Consolas"/>
@@ -6329,7 +6609,6 @@
         </w:rPr>
         <w:t>apiKey</w:t>
       </w:r>
-      <w:proofErr w:type="spellEnd"/>
       <w:r>
         <w:t xml:space="preserve"> and </w:t>
       </w:r>
@@ -6340,34 +6619,19 @@
         <w:t>Value</w:t>
       </w:r>
       <w:r>
-        <w:t xml:space="preserve"> = your </w:t>
-      </w:r>
-      <w:proofErr w:type="spellStart"/>
-      <w:r>
-        <w:t>NewsAPI</w:t>
-      </w:r>
-      <w:proofErr w:type="spellEnd"/>
-      <w:r>
-        <w:t xml:space="preserve"> key, then </w:t>
-      </w:r>
+        <w:t xml:space="preserve"> = your NewsAPI key, then </w:t>
+      </w:r>
+      <w:proofErr w:type="gramStart"/>
       <w:r>
         <w:rPr>
           <w:b/>
         </w:rPr>
         <w:t>Save</w:t>
       </w:r>
-      <w:r>
-        <w:t>. (</w:t>
-      </w:r>
-      <w:proofErr w:type="spellStart"/>
-      <w:r>
-        <w:t>NewsAPI</w:t>
-      </w:r>
-      <w:proofErr w:type="spellEnd"/>
-      <w:r>
-        <w:t xml:space="preserve"> expects the key in a query parameter called </w:t>
-      </w:r>
-      <w:proofErr w:type="spellStart"/>
+      <w:proofErr w:type="gramEnd"/>
+      <w:r>
+        <w:t xml:space="preserve">. (NewsAPI expects the key in a query parameter called </w:t>
+      </w:r>
       <w:r>
         <w:rPr>
           <w:rFonts w:ascii="Consolas" w:hAnsi="Consolas"/>
@@ -6375,7 +6639,6 @@
         </w:rPr>
         <w:t>apiKey</w:t>
       </w:r>
-      <w:proofErr w:type="spellEnd"/>
       <w:r>
         <w:t>.)</w:t>
       </w:r>
@@ -6499,10 +6762,22 @@
           <w:b/>
           <w:color w:val="127A3E"/>
         </w:rPr>
-        <w:t xml:space="preserve">✅ Test it:  </w:t>
-      </w:r>
-      <w:r>
-        <w:t>Message the bot "Should I buy AAPL?" and confirm it returns a recommendation with reasoning. If you get a 401/429 from an HTTP node, re-check the corresponding API key (401 = wrong key, 429 = rate limit).</w:t>
+        <w:t>✅ Test it</w:t>
+      </w:r>
+      <w:proofErr w:type="gramStart"/>
+      <w:r>
+        <w:rPr>
+          <w:b/>
+          <w:color w:val="127A3E"/>
+        </w:rPr>
+        <w:t xml:space="preserve">:  </w:t>
+      </w:r>
+      <w:r>
+        <w:t>Message</w:t>
+      </w:r>
+      <w:proofErr w:type="gramEnd"/>
+      <w:r>
+        <w:t xml:space="preserve"> the bot "Should I buy AAPL?" and confirm it returns a recommendation with reasoning. If you get a 401/429 from an HTTP node, re-check the corresponding API key (401 = wrong key, 429 = rate limit).</w:t>
       </w:r>
     </w:p>
     <w:p>
@@ -6567,7 +6842,15 @@
         <w:t>leave-application approval</w:t>
       </w:r>
       <w:r>
-        <w:t>: a request comes in, a manager is asked to approve, and the flow only continues on approval.</w:t>
+        <w:t xml:space="preserve">: a request comes in, a manager is asked to approve, and the flow only </w:t>
+      </w:r>
+      <w:proofErr w:type="gramStart"/>
+      <w:r>
+        <w:t>continues on</w:t>
+      </w:r>
+      <w:proofErr w:type="gramEnd"/>
+      <w:r>
+        <w:t xml:space="preserve"> approval.</w:t>
       </w:r>
     </w:p>
     <w:p>
@@ -6822,10 +7105,22 @@
           <w:b/>
           <w:color w:val="B56A00"/>
         </w:rPr>
-        <w:t xml:space="preserve">Note:  </w:t>
-      </w:r>
-      <w:r>
-        <w:t>Get a few learners to present their approval flow.</w:t>
+        <w:t>Note</w:t>
+      </w:r>
+      <w:proofErr w:type="gramStart"/>
+      <w:r>
+        <w:rPr>
+          <w:b/>
+          <w:color w:val="B56A00"/>
+        </w:rPr>
+        <w:t xml:space="preserve">:  </w:t>
+      </w:r>
+      <w:r>
+        <w:t>Get</w:t>
+      </w:r>
+      <w:proofErr w:type="gramEnd"/>
+      <w:r>
+        <w:t xml:space="preserve"> a few learners to present their approval flow.</w:t>
       </w:r>
     </w:p>
     <w:p>
@@ -6837,10 +7132,30 @@
           <w:b/>
           <w:color w:val="127A3E"/>
         </w:rPr>
-        <w:t xml:space="preserve">✅ Test it:  </w:t>
-      </w:r>
-      <w:r>
-        <w:t>Submit a leave request, approve it from the manager email, and confirm the employee gets a confirmation.</w:t>
+        <w:t>✅ Test it</w:t>
+      </w:r>
+      <w:proofErr w:type="gramStart"/>
+      <w:r>
+        <w:rPr>
+          <w:b/>
+          <w:color w:val="127A3E"/>
+        </w:rPr>
+        <w:t xml:space="preserve">:  </w:t>
+      </w:r>
+      <w:r>
+        <w:t>Submit</w:t>
+      </w:r>
+      <w:proofErr w:type="gramEnd"/>
+      <w:r>
+        <w:t xml:space="preserve"> a leave request, approve it from the manager email, and confirm the employee gets </w:t>
+      </w:r>
+      <w:proofErr w:type="gramStart"/>
+      <w:r>
+        <w:t>a confirmation</w:t>
+      </w:r>
+      <w:proofErr w:type="gramEnd"/>
+      <w:r>
+        <w:t>.</w:t>
       </w:r>
     </w:p>
     <w:p>
@@ -6994,15 +7309,7 @@
         <w:t>Pre-guardrail</w:t>
       </w:r>
       <w:r>
-        <w:t xml:space="preserve"> — validate/</w:t>
-      </w:r>
-      <w:proofErr w:type="spellStart"/>
-      <w:r>
-        <w:t>sanitise</w:t>
-      </w:r>
-      <w:proofErr w:type="spellEnd"/>
-      <w:r>
-        <w:t xml:space="preserve"> the *input* (block prompt-injection, PII, banned topics) before the LLM.</w:t>
+        <w:t xml:space="preserve"> — validate/sanitise the *input* (block prompt-injection, PII, banned topics) before the LLM.</w:t>
       </w:r>
     </w:p>
     <w:p>
@@ -7068,7 +7375,15 @@
         <w:t>After</w:t>
       </w:r>
       <w:r>
-        <w:t xml:space="preserve"> the AI Agent, add a second check that scans the reply for secrets/policy violations; on a violation, replace it with a safe message (or send it for human review as in 8a).</w:t>
+        <w:t xml:space="preserve"> the AI </w:t>
+      </w:r>
+      <w:proofErr w:type="gramStart"/>
+      <w:r>
+        <w:t>Agent,</w:t>
+      </w:r>
+      <w:proofErr w:type="gramEnd"/>
+      <w:r>
+        <w:t xml:space="preserve"> add a second check that scans the reply for secrets/policy violations; on a violation, replace it with a safe message (or send it for human review as in 8a).</w:t>
       </w:r>
     </w:p>
     <w:p>
@@ -7111,10 +7426,22 @@
           <w:b/>
           <w:color w:val="127A3E"/>
         </w:rPr>
-        <w:t xml:space="preserve">✅ Test it:  </w:t>
-      </w:r>
-      <w:r>
-        <w:t>Send a normal question (passes through) and a disallowed one (blocked by the pre-guardrail with a safe reply).</w:t>
+        <w:t>✅ Test it</w:t>
+      </w:r>
+      <w:proofErr w:type="gramStart"/>
+      <w:r>
+        <w:rPr>
+          <w:b/>
+          <w:color w:val="127A3E"/>
+        </w:rPr>
+        <w:t xml:space="preserve">:  </w:t>
+      </w:r>
+      <w:r>
+        <w:t>Send</w:t>
+      </w:r>
+      <w:proofErr w:type="gramEnd"/>
+      <w:r>
+        <w:t xml:space="preserve"> a normal question (passes through) and a disallowed one (blocked by the pre-guardrail with a safe reply).</w:t>
       </w:r>
     </w:p>
     <w:p>
@@ -7148,98 +7475,110 @@
           <w:rFonts w:ascii="Consolas" w:hAnsi="Consolas"/>
           <w:color w:val="C7254E"/>
         </w:rPr>
-        <w:t>labs/mini-capstone/</w:t>
-      </w:r>
-    </w:p>
-    <w:p>
-      <w:pPr>
-        <w:pStyle w:val="Heading2"/>
-      </w:pPr>
-      <w:r>
-        <w:t>Goal</w:t>
-      </w:r>
-    </w:p>
-    <w:p>
-      <w:r>
-        <w:t xml:space="preserve">Bring it together. In small groups, design and build an end-to-end automation that uses what you learned: a trigger (form/Telegram/webhook), an AI agent with at least one </w:t>
-      </w:r>
-      <w:r>
-        <w:rPr>
-          <w:b/>
-        </w:rPr>
-        <w:t>tool</w:t>
-      </w:r>
-      <w:r>
-        <w:t xml:space="preserve"> or </w:t>
-      </w:r>
-      <w:r>
-        <w:rPr>
-          <w:b/>
-        </w:rPr>
-        <w:t>RAG</w:t>
-      </w:r>
-      <w:r>
-        <w:t xml:space="preserve"> source, an external </w:t>
-      </w:r>
-      <w:r>
-        <w:rPr>
-          <w:b/>
-        </w:rPr>
-        <w:t>API</w:t>
-      </w:r>
-      <w:r>
-        <w:t xml:space="preserve"> or storage, and a </w:t>
-      </w:r>
-      <w:r>
-        <w:rPr>
-          <w:b/>
-        </w:rPr>
-        <w:t>guardrail</w:t>
-      </w:r>
-      <w:r>
-        <w:t xml:space="preserve"> or human-in-the-loop step. A worked example — an </w:t>
-      </w:r>
-      <w:r>
-        <w:rPr>
-          <w:b/>
-        </w:rPr>
-        <w:t>Issue Reporting</w:t>
-      </w:r>
-      <w:r>
-        <w:t xml:space="preserve"> flow (form + image → Postgres, with a retrieval API and gallery) — is provided in the folder.</w:t>
-      </w:r>
-    </w:p>
-    <w:p>
-      <w:pPr>
-        <w:pStyle w:val="Heading2"/>
-      </w:pPr>
-      <w:r>
-        <w:t>Deliverables</w:t>
-      </w:r>
-    </w:p>
-    <w:p>
-      <w:pPr>
-        <w:pStyle w:val="ListBullet"/>
-      </w:pPr>
-      <w:r>
-        <w:t xml:space="preserve">A working n8n workflow (exported </w:t>
-      </w:r>
+        <w:t>labs/</w:t>
+      </w:r>
+      <w:proofErr w:type="gramStart"/>
       <w:r>
         <w:rPr>
           <w:rFonts w:ascii="Consolas" w:hAnsi="Consolas"/>
           <w:color w:val="C7254E"/>
         </w:rPr>
-        <w:t>.</w:t>
-      </w:r>
-      <w:proofErr w:type="spellStart"/>
+        <w:t>mini-capstone</w:t>
+      </w:r>
+      <w:proofErr w:type="gramEnd"/>
       <w:r>
         <w:rPr>
           <w:rFonts w:ascii="Consolas" w:hAnsi="Consolas"/>
           <w:color w:val="C7254E"/>
         </w:rPr>
-        <w:t>json</w:t>
-      </w:r>
-      <w:proofErr w:type="spellEnd"/>
+        <w:t>/</w:t>
+      </w:r>
+    </w:p>
+    <w:p>
+      <w:pPr>
+        <w:pStyle w:val="Heading2"/>
+      </w:pPr>
+      <w:r>
+        <w:t>Goal</w:t>
+      </w:r>
+    </w:p>
+    <w:p>
+      <w:r>
+        <w:t xml:space="preserve">Bring it together. In small groups, design and build an end-to-end automation that uses what you learned: a trigger (form/Telegram/webhook), an AI agent with at least one </w:t>
+      </w:r>
+      <w:r>
+        <w:rPr>
+          <w:b/>
+        </w:rPr>
+        <w:t>tool</w:t>
+      </w:r>
+      <w:r>
+        <w:t xml:space="preserve"> or </w:t>
+      </w:r>
+      <w:r>
+        <w:rPr>
+          <w:b/>
+        </w:rPr>
+        <w:t>RAG</w:t>
+      </w:r>
+      <w:r>
+        <w:t xml:space="preserve"> source, an external </w:t>
+      </w:r>
+      <w:r>
+        <w:rPr>
+          <w:b/>
+        </w:rPr>
+        <w:t>API</w:t>
+      </w:r>
+      <w:r>
+        <w:t xml:space="preserve"> or storage, and a </w:t>
+      </w:r>
+      <w:r>
+        <w:rPr>
+          <w:b/>
+        </w:rPr>
+        <w:t>guardrail</w:t>
+      </w:r>
+      <w:r>
+        <w:t xml:space="preserve"> or human-in-the-loop step. A worked example — an </w:t>
+      </w:r>
+      <w:r>
+        <w:rPr>
+          <w:b/>
+        </w:rPr>
+        <w:t>Issue Reporting</w:t>
+      </w:r>
+      <w:r>
+        <w:t xml:space="preserve"> flow (form + image → Postgres, with a retrieval API and gallery) — is provided in the folder.</w:t>
+      </w:r>
+    </w:p>
+    <w:p>
+      <w:pPr>
+        <w:pStyle w:val="Heading2"/>
+      </w:pPr>
+      <w:r>
+        <w:t>Deliverables</w:t>
+      </w:r>
+    </w:p>
+    <w:p>
+      <w:pPr>
+        <w:pStyle w:val="ListBullet"/>
+      </w:pPr>
+      <w:r>
+        <w:t>A working n8n workflow (</w:t>
+      </w:r>
+      <w:proofErr w:type="gramStart"/>
+      <w:r>
+        <w:t xml:space="preserve">exported </w:t>
+      </w:r>
+      <w:r>
+        <w:rPr>
+          <w:rFonts w:ascii="Consolas" w:hAnsi="Consolas"/>
+          <w:color w:val="C7254E"/>
+        </w:rPr>
+        <w:t>.json</w:t>
+      </w:r>
+      <w:proofErr w:type="gramEnd"/>
       <w:r>
         <w:t>).</w:t>
       </w:r>
@@ -7257,7 +7596,15 @@
         <w:pStyle w:val="ListBullet"/>
       </w:pPr>
       <w:r>
-        <w:t>A 3-5 minute presentation: problem, design, what you'd improve.</w:t>
+        <w:t xml:space="preserve">A </w:t>
+      </w:r>
+      <w:proofErr w:type="gramStart"/>
+      <w:r>
+        <w:t>3-5 minute</w:t>
+      </w:r>
+      <w:proofErr w:type="gramEnd"/>
+      <w:r>
+        <w:t xml:space="preserve"> presentation: problem, design, what you'd improve.</w:t>
       </w:r>
     </w:p>
     <w:p>
@@ -7571,7 +7918,21 @@
               <w:rPr>
                 <w:sz w:val="19"/>
               </w:rPr>
-              <w:t>401 = wrong/missing API key; 429 = rate limit — wait, or reduce request frequency.</w:t>
+              <w:t xml:space="preserve">401 = wrong/missing API key; 429 = rate limit — </w:t>
+            </w:r>
+            <w:proofErr w:type="gramStart"/>
+            <w:r>
+              <w:rPr>
+                <w:sz w:val="19"/>
+              </w:rPr>
+              <w:t>wait, or</w:t>
+            </w:r>
+            <w:proofErr w:type="gramEnd"/>
+            <w:r>
+              <w:rPr>
+                <w:sz w:val="19"/>
+              </w:rPr>
+              <w:t xml:space="preserve"> reduce request frequency.</w:t>
             </w:r>
           </w:p>
         </w:tc>
@@ -7760,7 +8121,21 @@
               <w:rPr>
                 <w:sz w:val="19"/>
               </w:rPr>
-              <w:t>The wires linking nodes, defining execution order and data passing.</w:t>
+              <w:t xml:space="preserve">The wires </w:t>
+            </w:r>
+            <w:proofErr w:type="gramStart"/>
+            <w:r>
+              <w:rPr>
+                <w:sz w:val="19"/>
+              </w:rPr>
+              <w:t>linking</w:t>
+            </w:r>
+            <w:proofErr w:type="gramEnd"/>
+            <w:r>
+              <w:rPr>
+                <w:sz w:val="19"/>
+              </w:rPr>
+              <w:t xml:space="preserve"> nodes, defining execution order and data passing.</w:t>
             </w:r>
           </w:p>
         </w:tc>
@@ -7791,7 +8166,21 @@
               <w:rPr>
                 <w:sz w:val="19"/>
               </w:rPr>
-              <w:t>A node that uses an LLM plus memory and tools to reason and act.</w:t>
+              <w:t xml:space="preserve">A node that uses </w:t>
+            </w:r>
+            <w:proofErr w:type="gramStart"/>
+            <w:r>
+              <w:rPr>
+                <w:sz w:val="19"/>
+              </w:rPr>
+              <w:t>an LLM</w:t>
+            </w:r>
+            <w:proofErr w:type="gramEnd"/>
+            <w:r>
+              <w:rPr>
+                <w:sz w:val="19"/>
+              </w:rPr>
+              <w:t xml:space="preserve"> plus memory and tools to reason and act.</w:t>
             </w:r>
           </w:p>
         </w:tc>
@@ -7946,7 +8335,21 @@
               <w:rPr>
                 <w:sz w:val="19"/>
               </w:rPr>
-              <w:t>A URL that external systems call to trigger a workflow.</w:t>
+              <w:t xml:space="preserve">A URL that external systems </w:t>
+            </w:r>
+            <w:proofErr w:type="gramStart"/>
+            <w:r>
+              <w:rPr>
+                <w:sz w:val="19"/>
+              </w:rPr>
+              <w:t>call to</w:t>
+            </w:r>
+            <w:proofErr w:type="gramEnd"/>
+            <w:r>
+              <w:rPr>
+                <w:sz w:val="19"/>
+              </w:rPr>
+              <w:t xml:space="preserve"> trigger a workflow.</w:t>
             </w:r>
           </w:p>
         </w:tc>

--- a/courseware/n8n Automation Learner Guide.docx
+++ b/courseware/n8n Automation Learner Guide.docx
@@ -240,7 +240,6 @@
           <w:color w:val="111827"/>
           <w:sz w:val="24"/>
         </w:rPr>
-        <w:lastRenderedPageBreak/>
         <w:t>DOCUMENT VERSION CONTROL RECORD</w:t>
       </w:r>
     </w:p>
@@ -513,7 +512,6 @@
           <w:color w:val="111827"/>
           <w:sz w:val="24"/>
         </w:rPr>
-        <w:lastRenderedPageBreak/>
         <w:t>TABLE OF CONTENTS</w:t>
       </w:r>
     </w:p>
@@ -5026,7 +5024,6 @@
     </w:p>
     <w:p>
       <w:r>
-        <w:lastRenderedPageBreak/>
         <w:t xml:space="preserve">Welcome! This guide takes you click-by-click through every hands-on lab in the WSQ course </w:t>
       </w:r>
       <w:r>
@@ -5607,7 +5604,6 @@
           <w:rFonts w:ascii="Consolas" w:hAnsi="Consolas"/>
           <w:sz w:val="18"/>
         </w:rPr>
-        <w:lastRenderedPageBreak/>
         <w:t># labs/n8n-installation/docker-compose.yml</w:t>
       </w:r>
       <w:r>
@@ -5972,7 +5968,6 @@
           <w:b/>
           <w:color w:val="B56A00"/>
         </w:rPr>
-        <w:lastRenderedPageBreak/>
         <w:t xml:space="preserve">Note:  </w:t>
       </w:r>
       <w:r>
@@ -6329,7 +6324,6 @@
         <w:pStyle w:val="ListNumber"/>
       </w:pPr>
       <w:r>
-        <w:lastRenderedPageBreak/>
         <w:t xml:space="preserve">Add an </w:t>
       </w:r>
       <w:r>
@@ -6710,7 +6704,6 @@
           <w:color w:val="555B66"/>
           <w:sz w:val="18"/>
         </w:rPr>
-        <w:lastRenderedPageBreak/>
         <w:t>Activity 2 workflow — Form to Gmail + Data Table</w:t>
       </w:r>
     </w:p>
@@ -6968,7 +6961,6 @@
         <w:rPr>
           <w:noProof/>
         </w:rPr>
-        <w:lastRenderedPageBreak/>
         <w:drawing>
           <wp:inline distT="0" distB="0" distL="0" distR="0" wp14:anchorId="08808A6B" wp14:editId="464AD67B">
             <wp:extent cx="5669280" cy="3187395"/>
@@ -7306,7 +7298,6 @@
       </w:pPr>
       <w:bookmarkStart w:id="19" w:name="_Toc233278701"/>
       <w:r>
-        <w:lastRenderedPageBreak/>
         <w:t>Goal</w:t>
       </w:r>
       <w:bookmarkEnd w:id="19"/>
@@ -7636,7 +7627,6 @@
       </w:pPr>
       <w:bookmarkStart w:id="23" w:name="_Toc233278705"/>
       <w:r>
-        <w:lastRenderedPageBreak/>
         <w:t>Goal</w:t>
       </w:r>
       <w:bookmarkEnd w:id="23"/>
@@ -8050,7 +8040,6 @@
           <w:b/>
           <w:color w:val="127A3E"/>
         </w:rPr>
-        <w:lastRenderedPageBreak/>
         <w:t xml:space="preserve">✅ Test it:  </w:t>
       </w:r>
       <w:r>
@@ -8548,7 +8537,6 @@
         <w:rPr>
           <w:noProof/>
         </w:rPr>
-        <w:lastRenderedPageBreak/>
         <w:drawing>
           <wp:inline distT="0" distB="0" distL="0" distR="0" wp14:anchorId="611DE037" wp14:editId="522F76B2">
             <wp:extent cx="5669280" cy="2854577"/>
@@ -8831,7 +8819,6 @@
       </w:pPr>
       <w:bookmarkStart w:id="34" w:name="_Toc233278716"/>
       <w:r>
-        <w:lastRenderedPageBreak/>
         <w:t>Activity 5b — RAG with Pinecone (Persistent Vector Database)</w:t>
       </w:r>
       <w:bookmarkEnd w:id="34"/>
@@ -9108,7 +9095,6 @@
         <w:rPr>
           <w:noProof/>
         </w:rPr>
-        <w:lastRenderedPageBreak/>
         <w:drawing>
           <wp:inline distT="0" distB="0" distL="0" distR="0" wp14:anchorId="6F53EFA9" wp14:editId="021E179E">
             <wp:extent cx="5669280" cy="3543300"/>
@@ -9434,7 +9420,6 @@
         <w:pStyle w:val="ListNumber"/>
       </w:pPr>
       <w:r>
-        <w:lastRenderedPageBreak/>
         <w:t xml:space="preserve">Select the </w:t>
       </w:r>
       <w:r>
@@ -9674,7 +9659,6 @@
         <w:pStyle w:val="ListBullet"/>
       </w:pPr>
       <w:r>
-        <w:lastRenderedPageBreak/>
         <w:t>Use cases: website chat, form submissions, payment events, GitHub/Stripe notifications — any external trigger.</w:t>
       </w:r>
     </w:p>
@@ -9871,22 +9855,10 @@
           <w:b/>
           <w:color w:val="B56A00"/>
         </w:rPr>
-        <w:t>Note</w:t>
-      </w:r>
-      <w:proofErr w:type="gramStart"/>
-      <w:r>
-        <w:rPr>
-          <w:b/>
-          <w:color w:val="B56A00"/>
-        </w:rPr>
-        <w:t xml:space="preserve">:  </w:t>
-      </w:r>
-      <w:r>
-        <w:t>Get</w:t>
-      </w:r>
-      <w:proofErr w:type="gramEnd"/>
-      <w:r>
-        <w:t xml:space="preserve"> a few learners to present their live website and chatbot.</w:t>
+        <w:t xml:space="preserve">Note:  </w:t>
+      </w:r>
+      <w:r>
+        <w:t>Get a few learners to present their live website and chatbot.</w:t>
       </w:r>
     </w:p>
     <w:p>
@@ -9993,7 +9965,6 @@
         <w:rPr>
           <w:noProof/>
         </w:rPr>
-        <w:lastRenderedPageBreak/>
         <w:drawing>
           <wp:inline distT="0" distB="0" distL="0" distR="0" wp14:anchorId="45AE5CEE" wp14:editId="4D2FE74F">
             <wp:extent cx="5669280" cy="3371197"/>
@@ -10216,7 +10187,6 @@
         <w:rPr>
           <w:noProof/>
         </w:rPr>
-        <w:lastRenderedPageBreak/>
         <w:drawing>
           <wp:inline distT="0" distB="0" distL="0" distR="0" wp14:anchorId="41C99B2A" wp14:editId="6E526F73">
             <wp:extent cx="5669280" cy="3543300"/>
@@ -10340,7 +10310,6 @@
         <w:rPr>
           <w:noProof/>
         </w:rPr>
-        <w:lastRenderedPageBreak/>
         <w:drawing>
           <wp:inline distT="0" distB="0" distL="0" distR="0" wp14:anchorId="6B8A7CC5" wp14:editId="3AE18448">
             <wp:extent cx="5669280" cy="3543300"/>
@@ -10620,20 +10589,44 @@
       <w:r>
         <w:t xml:space="preserve"> HTTP Request node. </w:t>
       </w:r>
-      <w:r>
-        <w:rPr>
-          <w:b/>
-        </w:rPr>
-        <w:t>Authentication</w:t>
-      </w:r>
-      <w:r>
-        <w:t xml:space="preserve"> is already set to </w:t>
-      </w:r>
-      <w:r>
-        <w:rPr>
-          <w:b/>
-        </w:rPr>
-        <w:t>Generic Credential Type → Query Auth</w:t>
+    </w:p>
+    <w:p>
+      <w:pPr>
+        <w:pStyle w:val="ListNumber"/>
+        <w:numPr>
+          <w:ilvl w:val="0"/>
+          <w:numId w:val="29"/>
+        </w:numPr>
+      </w:pPr>
+      <w:r>
+        <w:t xml:space="preserve">Scroll to </w:t>
+      </w:r>
+      <w:r>
+        <w:rPr>
+          <w:b/>
+        </w:rPr>
+        <w:t>Query Parameters</w:t>
+      </w:r>
+      <w:r>
+        <w:t xml:space="preserve"> and find the parameter named </w:t>
+      </w:r>
+      <w:r>
+        <w:rPr>
+          <w:b/>
+        </w:rPr>
+        <w:t>`api</w:t>
+      </w:r>
+      <w:r>
+        <w:rPr>
+          <w:b/>
+        </w:rPr>
+        <w:t>K</w:t>
+      </w:r>
+      <w:r>
+        <w:rPr>
+          <w:b/>
+        </w:rPr>
+        <w:t>ey`</w:t>
       </w:r>
       <w:r>
         <w:t>.</w:t>
@@ -10642,101 +10635,43 @@
     <w:p>
       <w:pPr>
         <w:pStyle w:val="ListNumber"/>
-      </w:pPr>
-      <w:r>
-        <w:t xml:space="preserve">Click the </w:t>
-      </w:r>
-      <w:r>
-        <w:rPr>
-          <w:b/>
-        </w:rPr>
-        <w:t>Credential</w:t>
-      </w:r>
-      <w:r>
-        <w:t xml:space="preserve"> dropdown → </w:t>
-      </w:r>
-      <w:r>
-        <w:rPr>
-          <w:b/>
-        </w:rPr>
-        <w:t>Create New Credential</w:t>
-      </w:r>
-      <w:r>
-        <w:t>.</w:t>
-      </w:r>
-    </w:p>
-    <w:p>
-      <w:pPr>
-        <w:pStyle w:val="ListNumber"/>
-      </w:pPr>
-      <w:r>
-        <w:lastRenderedPageBreak/>
-        <w:t xml:space="preserve">Set </w:t>
-      </w:r>
-      <w:r>
-        <w:rPr>
-          <w:b/>
-        </w:rPr>
-        <w:t>Name</w:t>
-      </w:r>
-      <w:r>
-        <w:t xml:space="preserve"> = </w:t>
+        <w:numPr>
+          <w:ilvl w:val="0"/>
+          <w:numId w:val="29"/>
+        </w:numPr>
+      </w:pPr>
+      <w:r>
+        <w:t xml:space="preserve">Replace its value </w:t>
       </w:r>
       <w:r>
         <w:rPr>
           <w:rFonts w:ascii="Consolas" w:hAnsi="Consolas"/>
           <w:color w:val="C7254E"/>
         </w:rPr>
-        <w:t>apiKey</w:t>
-      </w:r>
-      <w:r>
-        <w:t xml:space="preserve"> and </w:t>
-      </w:r>
-      <w:r>
-        <w:rPr>
-          <w:b/>
-        </w:rPr>
-        <w:t>Value</w:t>
-      </w:r>
-      <w:r>
-        <w:t xml:space="preserve"> = your NewsAPI key, then </w:t>
-      </w:r>
-      <w:r>
-        <w:rPr>
-          <w:b/>
-        </w:rPr>
-        <w:t>Save</w:t>
-      </w:r>
-      <w:r>
-        <w:t xml:space="preserve">. (NewsAPI expects the key in a query parameter called </w:t>
+        <w:t>YOUR_</w:t>
       </w:r>
       <w:r>
         <w:rPr>
           <w:rFonts w:ascii="Consolas" w:hAnsi="Consolas"/>
           <w:color w:val="C7254E"/>
         </w:rPr>
-        <w:t>apiKey</w:t>
-      </w:r>
-      <w:r>
-        <w:t>.)</w:t>
-      </w:r>
-    </w:p>
-    <w:p>
-      <w:pPr>
-        <w:pStyle w:val="ListNumber"/>
-      </w:pPr>
-      <w:r>
-        <w:t xml:space="preserve">Back on the </w:t>
+        <w:t>NEWS</w:t>
       </w:r>
       <w:r>
         <w:rPr>
           <w:rFonts w:ascii="Consolas" w:hAnsi="Consolas"/>
           <w:color w:val="C7254E"/>
         </w:rPr>
-        <w:t>news</w:t>
-      </w:r>
-      <w:r>
-        <w:t xml:space="preserve"> node, make sure your new credential is selected.</w:t>
+        <w:t>_API_KEY</w:t>
+      </w:r>
+      <w:r>
+        <w:t xml:space="preserve"> with the key you copied from </w:t>
+      </w:r>
+      <w:r>
+        <w:t>News dashboard</w:t>
+      </w:r>
+      <w:r>
+        <w:t>.</w:t>
       </w:r>
     </w:p>
     <w:p>
@@ -10834,7 +10769,19 @@
         <w:t>index.html</w:t>
       </w:r>
       <w:r>
-        <w:t>, click the gear, and paste your Twelve Data key + Telegram bot username for the dashboard.</w:t>
+        <w:t>, click the gear, and paste your Twelve Data key</w:t>
+      </w:r>
+      <w:r>
+        <w:t xml:space="preserve"> (For the current webpage to pull the data from Twelve Data)</w:t>
+      </w:r>
+      <w:r>
+        <w:t xml:space="preserve"> + Telegram bot username for the dashboard</w:t>
+      </w:r>
+      <w:r>
+        <w:t xml:space="preserve"> (To link your web telegram in n8n)</w:t>
+      </w:r>
+      <w:r>
+        <w:t>.</w:t>
       </w:r>
     </w:p>
     <w:p>
@@ -11002,7 +10949,6 @@
         <w:pStyle w:val="ListBullet"/>
       </w:pPr>
       <w:r>
-        <w:lastRenderedPageBreak/>
         <w:t xml:space="preserve">A </w:t>
       </w:r>
       <w:r>
@@ -11336,7 +11282,6 @@
           <w:color w:val="555B66"/>
           <w:sz w:val="18"/>
         </w:rPr>
-        <w:lastRenderedPageBreak/>
         <w:t>Activity 8b workflow — pre/post guardrails around the agent</w:t>
       </w:r>
     </w:p>
@@ -11628,7 +11573,6 @@
       </w:pPr>
       <w:bookmarkStart w:id="63" w:name="_Toc233278745"/>
       <w:r>
-        <w:lastRenderedPageBreak/>
         <w:t>Assessment</w:t>
       </w:r>
       <w:bookmarkEnd w:id="63"/>
@@ -12364,7 +12308,6 @@
               <w:rPr>
                 <w:sz w:val="19"/>
               </w:rPr>
-              <w:lastRenderedPageBreak/>
               <w:t>Human in the loop</w:t>
             </w:r>
           </w:p>
@@ -12516,17 +12459,8 @@
         <w:color w:val="555B66"/>
         <w:sz w:val="15"/>
       </w:rPr>
-      <w:t xml:space="preserve">© 2026 Tertiary Infotech Academy Pte Ltd. All rights reserved.  </w:t>
+      <w:t>© 2026 Tertiary Infotech Academy Pte Ltd. All rights reserved.  ·  www.tertiarycourses.com.sg</w:t>
     </w:r>
-    <w:proofErr w:type="gramStart"/>
-    <w:r>
-      <w:rPr>
-        <w:color w:val="555B66"/>
-        <w:sz w:val="15"/>
-      </w:rPr>
-      <w:t>·  www.tertiarycourses.com.sg</w:t>
-    </w:r>
-    <w:proofErr w:type="gramEnd"/>
   </w:p>
 </w:ftr>
 </file>
@@ -12693,7 +12627,7 @@
   <w:abstractNum w:abstractNumId="7" w15:restartNumberingAfterBreak="0">
     <w:nsid w:val="FFFFFF88"/>
     <w:multiLevelType w:val="singleLevel"/>
-    <w:tmpl w:val="D0A62B40"/>
+    <w:tmpl w:val="910CF022"/>
     <w:lvl w:ilvl="0">
       <w:start w:val="1"/>
       <w:numFmt w:val="decimal"/>
@@ -12893,6 +12827,12 @@
     <w:lvlOverride w:ilvl="0">
       <w:startOverride w:val="1"/>
     </w:lvlOverride>
+  </w:num>
+  <w:num w:numId="33" w16cid:durableId="800416403">
+    <w:abstractNumId w:val="7"/>
+  </w:num>
+  <w:num w:numId="34" w16cid:durableId="1139541533">
+    <w:abstractNumId w:val="7"/>
   </w:num>
 </w:numbering>
 </file>
@@ -24317,6 +24257,18 @@
       <w:u w:val="single"/>
     </w:rPr>
   </w:style>
+  <w:style w:type="character" w:styleId="FollowedHyperlink">
+    <w:name w:val="FollowedHyperlink"/>
+    <w:basedOn w:val="DefaultParagraphFont"/>
+    <w:uiPriority w:val="99"/>
+    <w:semiHidden/>
+    <w:unhideWhenUsed/>
+    <w:rsid w:val="00104DDE"/>
+    <w:rPr>
+      <w:color w:val="800080" w:themeColor="followedHyperlink"/>
+      <w:u w:val="single"/>
+    </w:rPr>
+  </w:style>
 </w:styles>
 </file>
 
